--- a/Real sms 4374 Project.docx
+++ b/Real sms 4374 Project.docx
@@ -1,8 +1,355 @@
 
 <file path=word/document.xml><?xml version="1.0" encoding="utf-8"?>
-<w:document xmlns:wpc="http://schemas.microsoft.com/office/word/2010/wordprocessingCanvas" xmlns:cx="http://schemas.microsoft.com/office/drawing/2014/chartex" xmlns:cx1="http://schemas.microsoft.com/office/drawing/2015/9/8/chartex" xmlns:cx2="http://schemas.microsoft.com/office/drawing/2015/10/21/chartex" xmlns:cx3="http://schemas.microsoft.com/office/drawing/2016/5/9/chartex" xmlns:cx4="http://schemas.microsoft.com/office/drawing/2016/5/10/chartex" xmlns:cx5="http://schemas.microsoft.com/office/drawing/2016/5/11/chartex" xmlns:cx6="http://schemas.microsoft.com/office/drawing/2016/5/12/chartex" xmlns:cx7="http://schemas.microsoft.com/office/drawing/2016/5/13/chartex" xmlns:cx8="http://schemas.microsoft.com/office/drawing/2016/5/14/chartex" xmlns:mc="http://schemas.openxmlformats.org/markup-compatibility/2006" xmlns:aink="http://schemas.microsoft.com/office/drawing/2016/ink" xmlns:am3d="http://schemas.microsoft.com/office/drawing/2017/model3d" xmlns:o="urn:schemas-microsoft-com:office:office" xmlns:oel="http://schemas.microsoft.com/office/2019/extlst" xmlns:r="http://schemas.openxmlformats.org/officeDocument/2006/relationships" xmlns:m="http://schemas.openxmlformats.org/officeDocument/2006/math" xmlns:v="urn:schemas-microsoft-com:vml" xmlns:wp14="http://schemas.microsoft.com/office/word/2010/wordprocessingDrawing" xmlns:wp="http://schemas.openxmlformats.org/drawingml/2006/wordprocessingDrawing" xmlns:w10="urn:schemas-microsoft-com:office:word" xmlns:w="http://schemas.openxmlformats.org/wordprocessingml/2006/main" xmlns:w14="http://schemas.microsoft.com/office/word/2010/wordml" xmlns:w15="http://schemas.microsoft.com/office/word/2012/wordml" xmlns:w16cex="http://schemas.microsoft.com/office/word/2018/wordml/cex" xmlns:w16cid="http://schemas.microsoft.com/office/word/2016/wordml/cid" xmlns:w16="http://schemas.microsoft.com/office/word/2018/wordml" xmlns:w16du="http://schemas.microsoft.com/office/word/2023/wordml/word16du" xmlns:w16sdtdh="http://schemas.microsoft.com/office/word/2020/wordml/sdtdatahash" xmlns:w16sdtfl="http://schemas.microsoft.com/office/word/2024/wordml/sdtformatlock" xmlns:w16se="http://schemas.microsoft.com/office/word/2015/wordml/symex" xmlns:wpg="http://schemas.microsoft.com/office/word/2010/wordprocessingGroup" xmlns:wpi="http://schemas.microsoft.com/office/word/2010/wordprocessingInk" xmlns:wne="http://schemas.microsoft.com/office/word/2006/wordml" xmlns:wps="http://schemas.microsoft.com/office/word/2010/wordprocessingShape" mc:Ignorable="w14 w15 w16se w16cid w16 w16cex w16sdtdh w16sdtfl w16du wp14">
+<w:document xmlns:wpc="http://schemas.microsoft.com/office/word/2010/wordprocessingCanvas" xmlns:cx="http://schemas.microsoft.com/office/drawing/2014/chartex" xmlns:cx1="http://schemas.microsoft.com/office/drawing/2015/9/8/chartex" xmlns:cx2="http://schemas.microsoft.com/office/drawing/2015/10/21/chartex" xmlns:cx3="http://schemas.microsoft.com/office/drawing/2016/5/9/chartex" xmlns:cx4="http://schemas.microsoft.com/office/drawing/2016/5/10/chartex" xmlns:cx5="http://schemas.microsoft.com/office/drawing/2016/5/11/chartex" xmlns:cx6="http://schemas.microsoft.com/office/drawing/2016/5/12/chartex" xmlns:cx7="http://schemas.microsoft.com/office/drawing/2016/5/13/chartex" xmlns:cx8="http://schemas.microsoft.com/office/drawing/2016/5/14/chartex" xmlns:mc="http://schemas.openxmlformats.org/markup-compatibility/2006" xmlns:aink="http://schemas.microsoft.com/office/drawing/2016/ink" xmlns:am3d="http://schemas.microsoft.com/office/drawing/2017/model3d" xmlns:o="urn:schemas-microsoft-com:office:office" xmlns:r="http://schemas.openxmlformats.org/officeDocument/2006/relationships" xmlns:m="http://schemas.openxmlformats.org/officeDocument/2006/math" xmlns:v="urn:schemas-microsoft-com:vml" xmlns:wp14="http://schemas.microsoft.com/office/word/2010/wordprocessingDrawing" xmlns:wp="http://schemas.openxmlformats.org/drawingml/2006/wordprocessingDrawing" xmlns:w10="urn:schemas-microsoft-com:office:word" xmlns:w="http://schemas.openxmlformats.org/wordprocessingml/2006/main" xmlns:w14="http://schemas.microsoft.com/office/word/2010/wordml" xmlns:w15="http://schemas.microsoft.com/office/word/2012/wordml" xmlns:w16cex="http://schemas.microsoft.com/office/word/2018/wordml/cex" xmlns:w16cid="http://schemas.microsoft.com/office/word/2016/wordml/cid" xmlns:w16="http://schemas.microsoft.com/office/word/2018/wordml" xmlns:w16sdtdh="http://schemas.microsoft.com/office/word/2020/wordml/sdtdatahash" xmlns:w16se="http://schemas.microsoft.com/office/word/2015/wordml/symex" xmlns:wpg="http://schemas.microsoft.com/office/word/2010/wordprocessingGroup" xmlns:wpi="http://schemas.microsoft.com/office/word/2010/wordprocessingInk" xmlns:wne="http://schemas.microsoft.com/office/word/2006/wordml" xmlns:wps="http://schemas.microsoft.com/office/word/2010/wordprocessingShape" mc:Ignorable="w14 w15 w16se w16cid w16 w16cex w16sdtdh wp14">
   <w:body>
     <w:p>
+      <w:pPr>
+        <w:pStyle w:val="Heading1"/>
+      </w:pPr>
+      <w:r>
+        <w:t>TABLE OF CONTENTS</w:t>
+      </w:r>
+    </w:p>
+    <w:p>
+      <w:pPr>
+        <w:pStyle w:val="NormalWeb"/>
+        <w:numPr>
+          <w:ilvl w:val="0"/>
+          <w:numId w:val="1"/>
+        </w:numPr>
+      </w:pPr>
+      <w:r>
+        <w:rPr>
+          <w:b/>
+          <w:bCs/>
+        </w:rPr>
+        <w:t>1.0 PROJECT CHARTER &amp; REQUIREMENTS SPECIFICATION</w:t>
+      </w:r>
+    </w:p>
+    <w:p>
+      <w:pPr>
+        <w:pStyle w:val="NormalWeb"/>
+        <w:numPr>
+          <w:ilvl w:val="1"/>
+          <w:numId w:val="1"/>
+        </w:numPr>
+      </w:pPr>
+      <w:r>
+        <w:t>1.1 Market Research &amp; Competitive Analysis</w:t>
+      </w:r>
+    </w:p>
+    <w:p>
+      <w:pPr>
+        <w:pStyle w:val="NormalWeb"/>
+        <w:numPr>
+          <w:ilvl w:val="1"/>
+          <w:numId w:val="1"/>
+        </w:numPr>
+      </w:pPr>
+      <w:r>
+        <w:t>1.2 Vision &amp; Scope</w:t>
+      </w:r>
+    </w:p>
+    <w:p>
+      <w:pPr>
+        <w:pStyle w:val="NormalWeb"/>
+        <w:numPr>
+          <w:ilvl w:val="1"/>
+          <w:numId w:val="1"/>
+        </w:numPr>
+      </w:pPr>
+      <w:r>
+        <w:t>1.3 Software Requirements Specification (SRS) - Use Cases</w:t>
+      </w:r>
+    </w:p>
+    <w:p>
+      <w:pPr>
+        <w:pStyle w:val="NormalWeb"/>
+        <w:numPr>
+          <w:ilvl w:val="0"/>
+          <w:numId w:val="1"/>
+        </w:numPr>
+      </w:pPr>
+      <w:r>
+        <w:rPr>
+          <w:b/>
+          <w:bCs/>
+        </w:rPr>
+        <w:t>2.0 WORK BREAKDOWN STRUCTURE &amp; PROJECT SCHEDULE</w:t>
+      </w:r>
+    </w:p>
+    <w:p>
+      <w:pPr>
+        <w:pStyle w:val="NormalWeb"/>
+        <w:numPr>
+          <w:ilvl w:val="1"/>
+          <w:numId w:val="1"/>
+        </w:numPr>
+      </w:pPr>
+      <w:r>
+        <w:t>2.1 Project Schedule &amp; Gantt Chart Overview</w:t>
+      </w:r>
+    </w:p>
+    <w:p>
+      <w:pPr>
+        <w:pStyle w:val="NormalWeb"/>
+        <w:numPr>
+          <w:ilvl w:val="1"/>
+          <w:numId w:val="1"/>
+        </w:numPr>
+      </w:pPr>
+      <w:r>
+        <w:t>2.2 Phase 1: Initiation, Requirements &amp; Architecture</w:t>
+      </w:r>
+    </w:p>
+    <w:p>
+      <w:pPr>
+        <w:pStyle w:val="NormalWeb"/>
+        <w:numPr>
+          <w:ilvl w:val="1"/>
+          <w:numId w:val="1"/>
+        </w:numPr>
+      </w:pPr>
+      <w:r>
+        <w:t>2.3 Phase 2: Core Development &amp; Quality Assurance</w:t>
+      </w:r>
+    </w:p>
+    <w:p>
+      <w:pPr>
+        <w:pStyle w:val="NormalWeb"/>
+        <w:numPr>
+          <w:ilvl w:val="1"/>
+          <w:numId w:val="1"/>
+        </w:numPr>
+      </w:pPr>
+      <w:r>
+        <w:t>2.4 Phase 3: Final Deployment &amp; System Handover</w:t>
+      </w:r>
+    </w:p>
+    <w:p>
+      <w:pPr>
+        <w:rPr>
+          <w:b/>
+          <w:bCs/>
+        </w:rPr>
+      </w:pPr>
+    </w:p>
+    <w:p>
+      <w:pPr>
+        <w:rPr>
+          <w:b/>
+          <w:bCs/>
+        </w:rPr>
+      </w:pPr>
+    </w:p>
+    <w:p>
+      <w:pPr>
+        <w:rPr>
+          <w:b/>
+          <w:bCs/>
+        </w:rPr>
+      </w:pPr>
+    </w:p>
+    <w:p>
+      <w:pPr>
+        <w:rPr>
+          <w:b/>
+          <w:bCs/>
+        </w:rPr>
+      </w:pPr>
+    </w:p>
+    <w:p>
+      <w:pPr>
+        <w:rPr>
+          <w:b/>
+          <w:bCs/>
+        </w:rPr>
+      </w:pPr>
+    </w:p>
+    <w:p>
+      <w:pPr>
+        <w:rPr>
+          <w:b/>
+          <w:bCs/>
+        </w:rPr>
+      </w:pPr>
+    </w:p>
+    <w:p>
+      <w:pPr>
+        <w:rPr>
+          <w:b/>
+          <w:bCs/>
+        </w:rPr>
+      </w:pPr>
+    </w:p>
+    <w:p>
+      <w:pPr>
+        <w:rPr>
+          <w:b/>
+          <w:bCs/>
+        </w:rPr>
+      </w:pPr>
+    </w:p>
+    <w:p>
+      <w:pPr>
+        <w:rPr>
+          <w:b/>
+          <w:bCs/>
+        </w:rPr>
+      </w:pPr>
+    </w:p>
+    <w:p>
+      <w:pPr>
+        <w:rPr>
+          <w:b/>
+          <w:bCs/>
+        </w:rPr>
+      </w:pPr>
+    </w:p>
+    <w:p>
+      <w:pPr>
+        <w:rPr>
+          <w:b/>
+          <w:bCs/>
+        </w:rPr>
+      </w:pPr>
+    </w:p>
+    <w:p>
+      <w:pPr>
+        <w:rPr>
+          <w:b/>
+          <w:bCs/>
+        </w:rPr>
+      </w:pPr>
+    </w:p>
+    <w:p>
+      <w:pPr>
+        <w:rPr>
+          <w:b/>
+          <w:bCs/>
+        </w:rPr>
+      </w:pPr>
+    </w:p>
+    <w:p>
+      <w:pPr>
+        <w:rPr>
+          <w:b/>
+          <w:bCs/>
+        </w:rPr>
+      </w:pPr>
+    </w:p>
+    <w:p>
+      <w:pPr>
+        <w:rPr>
+          <w:b/>
+          <w:bCs/>
+        </w:rPr>
+      </w:pPr>
+    </w:p>
+    <w:p>
+      <w:pPr>
+        <w:rPr>
+          <w:b/>
+          <w:bCs/>
+        </w:rPr>
+      </w:pPr>
+    </w:p>
+    <w:p>
+      <w:pPr>
+        <w:rPr>
+          <w:b/>
+          <w:bCs/>
+        </w:rPr>
+      </w:pPr>
+    </w:p>
+    <w:p>
+      <w:pPr>
+        <w:rPr>
+          <w:b/>
+          <w:bCs/>
+        </w:rPr>
+      </w:pPr>
+    </w:p>
+    <w:p>
+      <w:pPr>
+        <w:rPr>
+          <w:b/>
+          <w:bCs/>
+        </w:rPr>
+      </w:pPr>
+    </w:p>
+    <w:p>
+      <w:pPr>
+        <w:rPr>
+          <w:b/>
+          <w:bCs/>
+        </w:rPr>
+      </w:pPr>
+    </w:p>
+    <w:p>
+      <w:pPr>
+        <w:rPr>
+          <w:b/>
+          <w:bCs/>
+        </w:rPr>
+      </w:pPr>
+    </w:p>
+    <w:p>
+      <w:pPr>
+        <w:rPr>
+          <w:b/>
+          <w:bCs/>
+        </w:rPr>
+      </w:pPr>
+    </w:p>
+    <w:p>
+      <w:pPr>
+        <w:rPr>
+          <w:b/>
+          <w:bCs/>
+        </w:rPr>
+      </w:pPr>
+    </w:p>
+    <w:p>
+      <w:pPr>
+        <w:rPr>
+          <w:b/>
+          <w:bCs/>
+        </w:rPr>
+      </w:pPr>
+    </w:p>
+    <w:p>
+      <w:pPr>
+        <w:rPr>
+          <w:b/>
+          <w:bCs/>
+        </w:rPr>
+      </w:pPr>
+    </w:p>
+    <w:p>
+      <w:pPr>
+        <w:rPr>
+          <w:b/>
+          <w:bCs/>
+        </w:rPr>
+      </w:pPr>
+    </w:p>
+    <w:p>
+      <w:pPr>
+        <w:rPr>
+          <w:b/>
+          <w:bCs/>
+        </w:rPr>
+      </w:pPr>
+      <w:r>
+        <w:rPr>
+          <w:b/>
+          <w:bCs/>
+        </w:rPr>
+        <w:t>1.0</w:t>
+      </w:r>
+    </w:p>
+    <w:p>
       <w:r>
         <w:rPr>
           <w:b/>
@@ -13,433 +360,550 @@
     </w:p>
     <w:p>
       <w:r>
-        <w:t xml:space="preserve">For the existing software and landscape there are leaders in this market such as Park Mobile Spot Hero and even Ringo that have </w:t>
+        <w:t xml:space="preserve">For the existing software and landscape there are leaders in this market such as Park Mobile Spot Hero and even Ringo that have real time parking reservations and it also includes digital </w:t>
       </w:r>
       <w:proofErr w:type="gramStart"/>
       <w:r>
-        <w:t>real time</w:t>
+        <w:t>payments</w:t>
       </w:r>
       <w:proofErr w:type="gramEnd"/>
       <w:r>
-        <w:t xml:space="preserve"> parking reservations and it also includes digital </w:t>
+        <w:t xml:space="preserve"> so these are the competitors</w:t>
+      </w:r>
+    </w:p>
+    <w:p>
+      <w:r>
+        <w:t xml:space="preserve">For </w:t>
       </w:r>
       <w:proofErr w:type="gramStart"/>
       <w:r>
-        <w:t>payments</w:t>
+        <w:t>these existing platform</w:t>
       </w:r>
       <w:proofErr w:type="gramEnd"/>
       <w:r>
-        <w:t xml:space="preserve"> so these are the competitors</w:t>
-      </w:r>
-    </w:p>
-    <w:p>
-      <w:r>
-        <w:t xml:space="preserve">For </w:t>
+        <w:t xml:space="preserve"> their strengths that they have established user bases and they also are integrated with the parking infrastructure and they have some reliable payment options</w:t>
+      </w:r>
+    </w:p>
+    <w:p>
+      <w:r>
+        <w:t>Some of the weaknesses of these platforms are that they</w:t>
+      </w:r>
+      <w:r>
+        <w:t xml:space="preserve"> have some navigation tools that you would have to switch apps to access they have very limited options for garage operators to have dynamic pricing and the real time occupancy updates are inaccurate and then there are admin analytics are not unified</w:t>
+      </w:r>
+    </w:p>
+    <w:p>
+      <w:r>
+        <w:t xml:space="preserve">So here are some opportunities for us to have some Differentiation We could integrate some </w:t>
       </w:r>
       <w:proofErr w:type="gramStart"/>
       <w:r>
-        <w:t>these existing platform</w:t>
+        <w:t>turn by turn</w:t>
       </w:r>
       <w:proofErr w:type="gramEnd"/>
       <w:r>
-        <w:t xml:space="preserve"> their strengths </w:t>
-      </w:r>
+        <w:t xml:space="preserve"> routing which this would be inside the application so users would not have to switch in between</w:t>
+      </w:r>
+      <w:r>
+        <w:t xml:space="preserve"> maps and the app We could also integrate AI which could predict the occupancy forecasting based on previous history and then also have this information to be updated in real time with data integration</w:t>
+      </w:r>
+    </w:p>
+    <w:p/>
+    <w:p>
+      <w:r>
+        <w:rPr>
+          <w:b/>
+          <w:bCs/>
+        </w:rPr>
+        <w:t>2. Vision and Scope</w:t>
+      </w:r>
+    </w:p>
+    <w:p>
       <w:proofErr w:type="gramStart"/>
       <w:r>
-        <w:t>that</w:t>
+        <w:t>So</w:t>
       </w:r>
       <w:proofErr w:type="gramEnd"/>
       <w:r>
-        <w:t xml:space="preserve"> they have established user </w:t>
+        <w:t xml:space="preserve"> the </w:t>
+      </w:r>
+      <w:proofErr w:type="spellStart"/>
+      <w:r>
+        <w:t>Progret</w:t>
+      </w:r>
+      <w:proofErr w:type="spellEnd"/>
+      <w:r>
+        <w:t xml:space="preserve"> acquisition is WE ARE Software Corp It was awarded this project through a competitive enterprise bid and this was to deliver a unified end to end smart parking program</w:t>
+      </w:r>
+    </w:p>
+    <w:p>
+      <w:r>
+        <w:lastRenderedPageBreak/>
+        <w:t>This company is a software development</w:t>
+      </w:r>
+      <w:r>
+        <w:t xml:space="preserve"> studio operating with unlimited developmental resources to engineer this Web and mobile platform that has high performance and outdoes its competitors</w:t>
+      </w:r>
+    </w:p>
+    <w:p>
+      <w:r>
+        <w:t>A project overview would be this smart parking platform which would connect drivers with parking garage operators and these drivers would be able to locate available spots in real time and how they would be able to reserve spaces in advance</w:t>
+      </w:r>
+      <w:r>
+        <w:t xml:space="preserve"> Also they wouldn’t have to switch apps they would be able to navigate to the garages within the app also they would be able to pay online through the app digitally they also would have access to live occupancy tracking specifically the garage operators and they would also have financial reporting city ordinance compliance tools to help them run the app and also dynamic price controls which would allow them to change on demand</w:t>
+      </w:r>
+    </w:p>
+    <w:p/>
+    <w:p>
+      <w:r>
+        <w:rPr>
+          <w:b/>
+          <w:bCs/>
+        </w:rPr>
+        <w:t>3. Software Requirements Specification (SRS) - Use Cases Draft</w:t>
+      </w:r>
+    </w:p>
+    <w:p>
+      <w:r>
+        <w:t>1.</w:t>
+      </w:r>
+      <w:r>
+        <w:t xml:space="preserve"> This could be a driver searches for an </w:t>
       </w:r>
       <w:proofErr w:type="gramStart"/>
       <w:r>
-        <w:t>bases</w:t>
+        <w:t>available garage spaces</w:t>
       </w:r>
       <w:proofErr w:type="gramEnd"/>
       <w:r>
-        <w:t xml:space="preserve"> and they also are integrated with the parking infrastructure and they have some reliable payment options</w:t>
-      </w:r>
-    </w:p>
-    <w:p>
-      <w:r>
-        <w:t>Some of the weaknesses of these platforms are that they</w:t>
-      </w:r>
-      <w:r>
-        <w:t xml:space="preserve"> have some navigation tools that you would have to switch apps to access they have very limited options for garage operators to have dynamic pricing and the real time occupancy updates are inaccurate and then there are admin analytics are not unified</w:t>
-      </w:r>
-    </w:p>
-    <w:p>
-      <w:r>
-        <w:t xml:space="preserve">So here are some opportunities for us to have some Differentiation We could integrate some </w:t>
+        <w:t xml:space="preserve"> based on the proximity and they could look for this through an interactive map</w:t>
+      </w:r>
+    </w:p>
+    <w:p>
+      <w:r>
+        <w:t>2.</w:t>
+      </w:r>
+      <w:r>
+        <w:t xml:space="preserve"> A user could complete their payment through maybe a 3</w:t>
+      </w:r>
+      <w:r>
+        <w:rPr>
+          <w:vertAlign w:val="superscript"/>
+        </w:rPr>
+        <w:t>rd</w:t>
+      </w:r>
+      <w:r>
+        <w:t xml:space="preserve"> party processor</w:t>
+      </w:r>
+      <w:r>
+        <w:t xml:space="preserve"> like Apple Pay or input their credit card information</w:t>
+      </w:r>
+    </w:p>
+    <w:p>
+      <w:r>
+        <w:t>3.</w:t>
+      </w:r>
+      <w:r>
+        <w:t xml:space="preserve"> A driver should be able to reserve a spot so they could choose a time duration and advance a parking reservation which would update in the app</w:t>
+      </w:r>
+    </w:p>
+    <w:p>
+      <w:r>
+        <w:t>4.</w:t>
+      </w:r>
+      <w:r>
+        <w:t xml:space="preserve"> </w:t>
+      </w:r>
+      <w:r>
+        <w:t>They should also be able to report a space issue so notify garage management if an assigned spot is occupied or maybe unavailable upon arriving for other reasons</w:t>
+      </w:r>
+    </w:p>
+    <w:p>
+      <w:r>
+        <w:t>5.</w:t>
+      </w:r>
+      <w:r>
+        <w:t xml:space="preserve"> </w:t>
+      </w:r>
+      <w:r>
+        <w:t xml:space="preserve">They should have dynamic pricing rules which could adjust peak versus </w:t>
       </w:r>
       <w:proofErr w:type="gramStart"/>
       <w:r>
-        <w:t>turn by turn</w:t>
+        <w:t>non peak</w:t>
       </w:r>
       <w:proofErr w:type="gramEnd"/>
       <w:r>
-        <w:t xml:space="preserve"> routing which this would be inside the application so users would not have to switch in between</w:t>
-      </w:r>
-      <w:r>
-        <w:t xml:space="preserve"> maps and the app We could also integrate AI which could predict the occupancy forecasting based on previous history and then also have this information to be updated in real time with data integration</w:t>
+        <w:t xml:space="preserve"> rates and then manually or automated shift pricing during these high demands or event schedules</w:t>
+      </w:r>
+    </w:p>
+    <w:p>
+      <w:r>
+        <w:t>6.</w:t>
+      </w:r>
+      <w:r>
+        <w:t xml:space="preserve"> System administrators should be able to manage user access grant operator permissions </w:t>
+      </w:r>
+      <w:proofErr w:type="gramStart"/>
+      <w:r>
+        <w:t>and also</w:t>
+      </w:r>
+      <w:proofErr w:type="gramEnd"/>
+      <w:r>
+        <w:t xml:space="preserve"> suspend accounts which are violating the terms of service</w:t>
+      </w:r>
+    </w:p>
+    <w:p>
+      <w:r>
+        <w:t>7.</w:t>
+      </w:r>
+      <w:r>
+        <w:t xml:space="preserve"> There should also be maybe advanced search filtering which filters locations by hourly rates covered versus the uncovered spots if there’s maybe electric charging or the level of accessibility</w:t>
+      </w:r>
+    </w:p>
+    <w:p>
+      <w:r>
+        <w:t>8.</w:t>
+      </w:r>
+      <w:r>
+        <w:t xml:space="preserve"> there should also be user registration which helps create an account and put vehicle license make model </w:t>
+      </w:r>
+      <w:proofErr w:type="spellStart"/>
+      <w:r>
+        <w:t>etc</w:t>
+      </w:r>
+      <w:proofErr w:type="spellEnd"/>
+      <w:r>
+        <w:t xml:space="preserve"> </w:t>
+      </w:r>
+      <w:proofErr w:type="gramStart"/>
+      <w:r>
+        <w:t>and also</w:t>
+      </w:r>
+      <w:proofErr w:type="gramEnd"/>
+      <w:r>
+        <w:t xml:space="preserve"> somewhere to safely store payment details</w:t>
+      </w:r>
+    </w:p>
+    <w:p>
+      <w:r>
+        <w:t>9.</w:t>
+      </w:r>
+      <w:r>
+        <w:t xml:space="preserve"> There should also be a way to enter the gate especially if booked advanced parking maybe scanning a QR code or triggering the automatic license recognition</w:t>
+      </w:r>
+    </w:p>
+    <w:p>
+      <w:r>
+        <w:lastRenderedPageBreak/>
+        <w:t>10.</w:t>
+      </w:r>
+      <w:r>
+        <w:t xml:space="preserve"> There should also be a time extension where you can receive expiration alerts and also remotely add time to an active reservation and we also need to see how this would</w:t>
+      </w:r>
+      <w:r>
+        <w:t xml:space="preserve"> work </w:t>
+      </w:r>
+      <w:proofErr w:type="gramStart"/>
+      <w:r>
+        <w:t>with .</w:t>
+      </w:r>
+      <w:proofErr w:type="gramEnd"/>
+      <w:r>
+        <w:t xml:space="preserve"> advance registration to make sure things don’t overlap</w:t>
+      </w:r>
+    </w:p>
+    <w:p>
+      <w:r>
+        <w:t>11</w:t>
+      </w:r>
+      <w:r>
+        <w:t xml:space="preserve"> There should be a space where there </w:t>
+      </w:r>
+      <w:proofErr w:type="gramStart"/>
+      <w:r>
+        <w:t>is</w:t>
+      </w:r>
+      <w:proofErr w:type="gramEnd"/>
+      <w:r>
+        <w:t xml:space="preserve"> frequently used garages so you can book it in one tap</w:t>
+      </w:r>
+    </w:p>
+    <w:p>
+      <w:r>
+        <w:t>12.</w:t>
+      </w:r>
+      <w:r>
+        <w:t xml:space="preserve"> There should also be an operator dashboard where they can log into an administrative portal with </w:t>
+      </w:r>
+      <w:proofErr w:type="gramStart"/>
+      <w:r>
+        <w:t>role based</w:t>
+      </w:r>
+      <w:proofErr w:type="gramEnd"/>
+      <w:r>
+        <w:t xml:space="preserve"> access control</w:t>
+      </w:r>
+    </w:p>
+    <w:p>
+      <w:r>
+        <w:t>13.</w:t>
+      </w:r>
+      <w:r>
+        <w:t xml:space="preserve"> Management should also receive automated alerts for vehicles exceeding their reserve time so this can trigger enforcement or to apply a fee to their account</w:t>
+      </w:r>
+    </w:p>
+    <w:p>
+      <w:r>
+        <w:t>14</w:t>
+      </w:r>
+      <w:r>
+        <w:t xml:space="preserve"> There should also be a way to broadcast system alert</w:t>
+      </w:r>
+      <w:r>
+        <w:t xml:space="preserve"> which notifies performance maintenance traffic disruptions or maybe some weather emergencies</w:t>
+      </w:r>
+    </w:p>
+    <w:p>
+      <w:r>
+        <w:t xml:space="preserve">15. </w:t>
+      </w:r>
+      <w:r>
+        <w:t>Also a way to sync location with the garage’s entrance with maybe Google Maps or Apple Maps which would be accessible within the app</w:t>
       </w:r>
     </w:p>
     <w:p/>
     <w:p>
       <w:r>
-        <w:rPr>
-          <w:b/>
-          <w:bCs/>
-        </w:rPr>
-        <w:t>2. Vision and Scope</w:t>
-      </w:r>
-    </w:p>
-    <w:p>
-      <w:proofErr w:type="gramStart"/>
-      <w:r>
-        <w:t>So</w:t>
-      </w:r>
-      <w:proofErr w:type="gramEnd"/>
+        <w:t xml:space="preserve">2.0 </w:t>
+      </w:r>
+    </w:p>
+    <w:p>
+      <w:r>
+        <w:rPr>
+          <w:noProof/>
+        </w:rPr>
+        <w:drawing>
+          <wp:inline distT="0" distB="0" distL="0" distR="0" wp14:anchorId="0694DE6D" wp14:editId="5F26A855">
+            <wp:extent cx="4673600" cy="1911383"/>
+            <wp:effectExtent l="0" t="0" r="0" b="0"/>
+            <wp:docPr id="1" name="Picture 1" descr="A screenshot of a computer&#10;&#10;Description automatically generated"/>
+            <wp:cNvGraphicFramePr>
+              <a:graphicFrameLocks xmlns:a="http://schemas.openxmlformats.org/drawingml/2006/main" noChangeAspect="1"/>
+            </wp:cNvGraphicFramePr>
+            <a:graphic xmlns:a="http://schemas.openxmlformats.org/drawingml/2006/main">
+              <a:graphicData uri="http://schemas.openxmlformats.org/drawingml/2006/picture">
+                <pic:pic xmlns:pic="http://schemas.openxmlformats.org/drawingml/2006/picture">
+                  <pic:nvPicPr>
+                    <pic:cNvPr id="1" name="Picture 1" descr="A screenshot of a computer&#10;&#10;Description automatically generated"/>
+                    <pic:cNvPicPr/>
+                  </pic:nvPicPr>
+                  <pic:blipFill>
+                    <a:blip r:embed="rId5" cstate="print">
+                      <a:extLst>
+                        <a:ext uri="{28A0092B-C50C-407E-A947-70E740481C1C}">
+                          <a14:useLocalDpi xmlns:a14="http://schemas.microsoft.com/office/drawing/2010/main" val="0"/>
+                        </a:ext>
+                      </a:extLst>
+                    </a:blip>
+                    <a:stretch>
+                      <a:fillRect/>
+                    </a:stretch>
+                  </pic:blipFill>
+                  <pic:spPr>
+                    <a:xfrm>
+                      <a:off x="0" y="0"/>
+                      <a:ext cx="4684606" cy="1915884"/>
+                    </a:xfrm>
+                    <a:prstGeom prst="rect">
+                      <a:avLst/>
+                    </a:prstGeom>
+                  </pic:spPr>
+                </pic:pic>
+              </a:graphicData>
+            </a:graphic>
+          </wp:inline>
+        </w:drawing>
+      </w:r>
+    </w:p>
+    <w:p/>
+    <w:p>
+      <w:r>
+        <w:t>Smart Parking Platform WBS task hierarchy showing initiatin, requirements engineering, and architecture design phases (Sept–Oct 2026)</w:t>
+      </w:r>
+    </w:p>
+    <w:p>
+      <w:r>
+        <w:rPr>
+          <w:noProof/>
+        </w:rPr>
+        <w:lastRenderedPageBreak/>
+        <w:drawing>
+          <wp:inline distT="0" distB="0" distL="0" distR="0" wp14:anchorId="68D165BD" wp14:editId="3BFC72A3">
+            <wp:extent cx="4775200" cy="2227406"/>
+            <wp:effectExtent l="0" t="0" r="6350" b="1905"/>
+            <wp:docPr id="2" name="Picture 2" descr="A screenshot of a computer&#10;&#10;Description automatically generated"/>
+            <wp:cNvGraphicFramePr>
+              <a:graphicFrameLocks xmlns:a="http://schemas.openxmlformats.org/drawingml/2006/main" noChangeAspect="1"/>
+            </wp:cNvGraphicFramePr>
+            <a:graphic xmlns:a="http://schemas.openxmlformats.org/drawingml/2006/main">
+              <a:graphicData uri="http://schemas.openxmlformats.org/drawingml/2006/picture">
+                <pic:pic xmlns:pic="http://schemas.openxmlformats.org/drawingml/2006/picture">
+                  <pic:nvPicPr>
+                    <pic:cNvPr id="2" name="Picture 2" descr="A screenshot of a computer&#10;&#10;Description automatically generated"/>
+                    <pic:cNvPicPr/>
+                  </pic:nvPicPr>
+                  <pic:blipFill>
+                    <a:blip r:embed="rId6" cstate="print">
+                      <a:extLst>
+                        <a:ext uri="{28A0092B-C50C-407E-A947-70E740481C1C}">
+                          <a14:useLocalDpi xmlns:a14="http://schemas.microsoft.com/office/drawing/2010/main" val="0"/>
+                        </a:ext>
+                      </a:extLst>
+                    </a:blip>
+                    <a:stretch>
+                      <a:fillRect/>
+                    </a:stretch>
+                  </pic:blipFill>
+                  <pic:spPr>
+                    <a:xfrm>
+                      <a:off x="0" y="0"/>
+                      <a:ext cx="4789824" cy="2234227"/>
+                    </a:xfrm>
+                    <a:prstGeom prst="rect">
+                      <a:avLst/>
+                    </a:prstGeom>
+                  </pic:spPr>
+                </pic:pic>
+              </a:graphicData>
+            </a:graphic>
+          </wp:inline>
+        </w:drawing>
+      </w:r>
+    </w:p>
+    <w:p>
+      <w:r>
+        <w:t xml:space="preserve">Development, quality assurance, and deployment phases </w:t>
+      </w:r>
+      <w:proofErr w:type="spellStart"/>
+      <w:r>
+        <w:t>showimg</w:t>
+      </w:r>
+      <w:proofErr w:type="spellEnd"/>
       <w:r>
         <w:t xml:space="preserve"> the </w:t>
       </w:r>
+      <w:r>
+        <w:t>predecessor logic and module integration links (Oct–Nov 2026)</w:t>
+      </w:r>
+    </w:p>
+    <w:p>
+      <w:r>
+        <w:rPr>
+          <w:noProof/>
+        </w:rPr>
+        <w:drawing>
+          <wp:anchor distT="0" distB="0" distL="114300" distR="114300" simplePos="0" relativeHeight="251658240" behindDoc="0" locked="0" layoutInCell="1" allowOverlap="1" wp14:anchorId="56EE08E3" wp14:editId="2878C913">
+            <wp:simplePos x="914400" y="914400"/>
+            <wp:positionH relativeFrom="column">
+              <wp:align>left</wp:align>
+            </wp:positionH>
+            <wp:positionV relativeFrom="paragraph">
+              <wp:align>top</wp:align>
+            </wp:positionV>
+            <wp:extent cx="4826000" cy="2168606"/>
+            <wp:effectExtent l="0" t="0" r="0" b="3175"/>
+            <wp:wrapSquare wrapText="bothSides"/>
+            <wp:docPr id="3" name="Picture 3" descr="A screenshot of a computer&#10;&#10;Description automatically generated"/>
+            <wp:cNvGraphicFramePr>
+              <a:graphicFrameLocks xmlns:a="http://schemas.openxmlformats.org/drawingml/2006/main" noChangeAspect="1"/>
+            </wp:cNvGraphicFramePr>
+            <a:graphic xmlns:a="http://schemas.openxmlformats.org/drawingml/2006/main">
+              <a:graphicData uri="http://schemas.openxmlformats.org/drawingml/2006/picture">
+                <pic:pic xmlns:pic="http://schemas.openxmlformats.org/drawingml/2006/picture">
+                  <pic:nvPicPr>
+                    <pic:cNvPr id="3" name="Picture 3" descr="A screenshot of a computer&#10;&#10;Description automatically generated"/>
+                    <pic:cNvPicPr/>
+                  </pic:nvPicPr>
+                  <pic:blipFill>
+                    <a:blip r:embed="rId7" cstate="print">
+                      <a:extLst>
+                        <a:ext uri="{28A0092B-C50C-407E-A947-70E740481C1C}">
+                          <a14:useLocalDpi xmlns:a14="http://schemas.microsoft.com/office/drawing/2010/main" val="0"/>
+                        </a:ext>
+                      </a:extLst>
+                    </a:blip>
+                    <a:stretch>
+                      <a:fillRect/>
+                    </a:stretch>
+                  </pic:blipFill>
+                  <pic:spPr>
+                    <a:xfrm>
+                      <a:off x="0" y="0"/>
+                      <a:ext cx="4826000" cy="2168606"/>
+                    </a:xfrm>
+                    <a:prstGeom prst="rect">
+                      <a:avLst/>
+                    </a:prstGeom>
+                  </pic:spPr>
+                </pic:pic>
+              </a:graphicData>
+            </a:graphic>
+          </wp:anchor>
+        </w:drawing>
+      </w:r>
+    </w:p>
+    <w:p/>
+    <w:p/>
+    <w:p/>
+    <w:p/>
+    <w:p/>
+    <w:p>
+      <w:pPr>
+        <w:tabs>
+          <w:tab w:val="center" w:pos="790"/>
+        </w:tabs>
+      </w:pPr>
+      <w:r>
+        <w:tab/>
+      </w:r>
+    </w:p>
+    <w:p>
+      <w:pPr>
+        <w:tabs>
+          <w:tab w:val="center" w:pos="790"/>
+        </w:tabs>
+      </w:pPr>
+      <w:r>
+        <w:t xml:space="preserve">    </w:t>
+      </w:r>
+      <w:r>
+        <w:br w:type="textWrapping" w:clear="all"/>
+      </w:r>
+      <w:r>
+        <w:t xml:space="preserve">Final system launch sequence showing UAT, infrastructure </w:t>
+      </w:r>
       <w:proofErr w:type="spellStart"/>
       <w:r>
-        <w:t>Progret</w:t>
+        <w:t>provisining</w:t>
       </w:r>
       <w:proofErr w:type="spellEnd"/>
       <w:r>
-        <w:t xml:space="preserve"> acquisition is WE ARE Software Corp It was awarded this project through a competitive enterprise bid and this was to deliver a unified end to end smart parking program</w:t>
-      </w:r>
-    </w:p>
-    <w:p>
-      <w:r>
-        <w:t>This company is a software development</w:t>
-      </w:r>
-      <w:r>
-        <w:t xml:space="preserve"> studio operating with unlimited developmental resources to engineer this Web and mobile platform that has high performance and outdoes its competitors</w:t>
-      </w:r>
-    </w:p>
-    <w:p>
-      <w:r>
-        <w:t>A project overview would be this smart parking platform which would connect drivers with parking garage operators and these drivers would be able to locate available spots in real time and how they would be able to reserve spaces in advance</w:t>
-      </w:r>
-      <w:r>
-        <w:t xml:space="preserve"> Also they wouldn’t have to switch apps they would be able to navigate to the garages within the app also they would be able to pay online through the app digitally they also would have access to live occupancy tracking specifically the garage operators and they would also have financial reporting city ordinance compliance tools to help them run the app and also dynamic price controls which would allow them to change on demand</w:t>
-      </w:r>
-    </w:p>
-    <w:p/>
-    <w:p>
-      <w:r>
-        <w:rPr>
-          <w:b/>
-          <w:bCs/>
-        </w:rPr>
-        <w:lastRenderedPageBreak/>
-        <w:t>3. Software Requirements Specification (SRS) - Use Cases Draft</w:t>
-      </w:r>
-    </w:p>
-    <w:p>
-      <w:r>
-        <w:t>1.</w:t>
-      </w:r>
-      <w:r>
-        <w:t xml:space="preserve"> This could be a driver </w:t>
-      </w:r>
-      <w:proofErr w:type="gramStart"/>
-      <w:r>
-        <w:t>searches</w:t>
-      </w:r>
-      <w:proofErr w:type="gramEnd"/>
-      <w:r>
-        <w:t xml:space="preserve"> for </w:t>
-      </w:r>
-      <w:proofErr w:type="gramStart"/>
-      <w:r>
-        <w:t>an available</w:t>
-      </w:r>
-      <w:proofErr w:type="gramEnd"/>
-      <w:r>
-        <w:t xml:space="preserve"> garage spaces based on the </w:t>
-      </w:r>
-      <w:proofErr w:type="gramStart"/>
-      <w:r>
-        <w:t>proximity</w:t>
-      </w:r>
-      <w:proofErr w:type="gramEnd"/>
-      <w:r>
-        <w:t xml:space="preserve"> and they could look for this through an interactive map</w:t>
-      </w:r>
-    </w:p>
-    <w:p>
-      <w:r>
-        <w:t>2.</w:t>
-      </w:r>
-      <w:r>
-        <w:t xml:space="preserve"> A user could complete their payment through maybe a 3</w:t>
-      </w:r>
-      <w:r>
-        <w:rPr>
-          <w:vertAlign w:val="superscript"/>
-        </w:rPr>
-        <w:t>rd</w:t>
-      </w:r>
-      <w:r>
-        <w:t xml:space="preserve"> party processor</w:t>
-      </w:r>
-      <w:r>
-        <w:t xml:space="preserve"> like Apple Pay or input their credit card information</w:t>
-      </w:r>
-    </w:p>
-    <w:p>
-      <w:r>
-        <w:t>3.</w:t>
-      </w:r>
-      <w:r>
-        <w:t xml:space="preserve"> A driver should be able to reserve a spot so they could choose a time duration and advance a parking reservation which would update in the app</w:t>
-      </w:r>
-    </w:p>
-    <w:p>
-      <w:r>
-        <w:t>4.</w:t>
+        <w:t>, and project sign</w:t>
       </w:r>
       <w:r>
         <w:t xml:space="preserve"> </w:t>
       </w:r>
       <w:r>
-        <w:t>They should also be able to report a space issue so notify garage management if an assigned spot is occupied or maybe unavailable upon arriving for other reasons</w:t>
-      </w:r>
-    </w:p>
-    <w:p>
-      <w:r>
-        <w:t>5.</w:t>
-      </w:r>
-      <w:r>
-        <w:t xml:space="preserve"> </w:t>
-      </w:r>
-      <w:r>
-        <w:t xml:space="preserve">They should have dynamic pricing rules which could adjust peak versus </w:t>
-      </w:r>
-      <w:proofErr w:type="gramStart"/>
-      <w:r>
-        <w:t>non peak</w:t>
-      </w:r>
-      <w:proofErr w:type="gramEnd"/>
-      <w:r>
-        <w:t xml:space="preserve"> rates and then manually or automated shift pricing during these high demands or event schedules</w:t>
-      </w:r>
-    </w:p>
-    <w:p>
-      <w:r>
-        <w:t>6.</w:t>
-      </w:r>
-      <w:r>
-        <w:t xml:space="preserve"> System administrators should be able to manage user access grant operator permissions </w:t>
-      </w:r>
-      <w:proofErr w:type="gramStart"/>
-      <w:r>
-        <w:t>and also</w:t>
-      </w:r>
-      <w:proofErr w:type="gramEnd"/>
-      <w:r>
-        <w:t xml:space="preserve"> suspend accounts which are violating the terms of service</w:t>
-      </w:r>
-    </w:p>
-    <w:p>
-      <w:r>
-        <w:t>7.</w:t>
-      </w:r>
-      <w:r>
-        <w:t xml:space="preserve"> There should also be maybe advanced search filtering which filters locations by hourly rates covered versus </w:t>
-      </w:r>
-      <w:proofErr w:type="gramStart"/>
-      <w:r>
-        <w:t>the uncovered</w:t>
-      </w:r>
-      <w:proofErr w:type="gramEnd"/>
-      <w:r>
-        <w:t xml:space="preserve"> spots if there’s maybe electric charging or the level of accessibility</w:t>
-      </w:r>
-    </w:p>
-    <w:p>
-      <w:r>
-        <w:t>8.</w:t>
-      </w:r>
-      <w:r>
-        <w:t xml:space="preserve"> there should also be user registration which helps create an account and put vehicle license make model </w:t>
+        <w:t xml:space="preserve">off </w:t>
       </w:r>
       <w:proofErr w:type="spellStart"/>
       <w:r>
-        <w:t>etc</w:t>
+        <w:t>completng</w:t>
       </w:r>
       <w:proofErr w:type="spellEnd"/>
       <w:r>
-        <w:t xml:space="preserve"> </w:t>
-      </w:r>
-      <w:proofErr w:type="gramStart"/>
-      <w:r>
-        <w:t>and also</w:t>
-      </w:r>
-      <w:proofErr w:type="gramEnd"/>
-      <w:r>
-        <w:t xml:space="preserve"> somewhere to safely store payment details</w:t>
-      </w:r>
-    </w:p>
-    <w:p>
-      <w:r>
-        <w:t>9.</w:t>
-      </w:r>
-      <w:r>
-        <w:t xml:space="preserve"> There should also be a way to enter the </w:t>
-      </w:r>
-      <w:proofErr w:type="gramStart"/>
-      <w:r>
-        <w:t>gate</w:t>
-      </w:r>
-      <w:proofErr w:type="gramEnd"/>
-      <w:r>
-        <w:t xml:space="preserve"> especially if booked advanced </w:t>
-      </w:r>
-      <w:proofErr w:type="gramStart"/>
-      <w:r>
-        <w:t>parking</w:t>
-      </w:r>
-      <w:proofErr w:type="gramEnd"/>
-      <w:r>
-        <w:t xml:space="preserve"> maybe scanning a QR code or triggering the automatic license recognition</w:t>
-      </w:r>
-    </w:p>
-    <w:p>
-      <w:r>
-        <w:t>10.</w:t>
-      </w:r>
-      <w:r>
-        <w:t xml:space="preserve"> There should also be a </w:t>
-      </w:r>
-      <w:proofErr w:type="gramStart"/>
-      <w:r>
-        <w:t>time extension</w:t>
-      </w:r>
-      <w:proofErr w:type="gramEnd"/>
-      <w:r>
-        <w:t xml:space="preserve"> where you can receive expiration alerts </w:t>
-      </w:r>
-      <w:proofErr w:type="gramStart"/>
-      <w:r>
-        <w:t>and also</w:t>
-      </w:r>
-      <w:proofErr w:type="gramEnd"/>
-      <w:r>
-        <w:t xml:space="preserve"> remotely add time to an active </w:t>
-      </w:r>
-      <w:proofErr w:type="gramStart"/>
-      <w:r>
-        <w:t>reservation</w:t>
-      </w:r>
-      <w:proofErr w:type="gramEnd"/>
-      <w:r>
-        <w:t xml:space="preserve"> and we also need to see how this would</w:t>
-      </w:r>
-      <w:r>
-        <w:t xml:space="preserve"> work </w:t>
-      </w:r>
-      <w:proofErr w:type="gramStart"/>
-      <w:r>
-        <w:t xml:space="preserve">with </w:t>
-      </w:r>
-      <w:r>
-        <w:t>.</w:t>
-      </w:r>
-      <w:proofErr w:type="gramEnd"/>
-      <w:r>
-        <w:t xml:space="preserve"> advance registration to make sure things don’t overlap</w:t>
-      </w:r>
-    </w:p>
-    <w:p>
-      <w:r>
-        <w:t>11</w:t>
-      </w:r>
-      <w:r>
-        <w:t xml:space="preserve"> There should be a space where there </w:t>
-      </w:r>
-      <w:proofErr w:type="gramStart"/>
-      <w:r>
-        <w:t>is</w:t>
-      </w:r>
-      <w:proofErr w:type="gramEnd"/>
-      <w:r>
-        <w:t xml:space="preserve"> frequently used garages so you can book it in one tap</w:t>
-      </w:r>
-    </w:p>
-    <w:p>
-      <w:r>
-        <w:t>12.</w:t>
-      </w:r>
-      <w:r>
-        <w:t xml:space="preserve"> There should also be an operator dashboard where they can log into an administrative portal with </w:t>
-      </w:r>
-      <w:proofErr w:type="gramStart"/>
-      <w:r>
-        <w:t>role based</w:t>
-      </w:r>
-      <w:proofErr w:type="gramEnd"/>
-      <w:r>
-        <w:t xml:space="preserve"> access control</w:t>
-      </w:r>
-    </w:p>
-    <w:p>
-      <w:r>
-        <w:t>13.</w:t>
-      </w:r>
-      <w:r>
-        <w:t xml:space="preserve"> Management should also receive automated alerts for vehicles exceeding their reserve time so this can trigger enforcement or </w:t>
-      </w:r>
-      <w:proofErr w:type="gramStart"/>
-      <w:r>
-        <w:t>to apply</w:t>
-      </w:r>
-      <w:proofErr w:type="gramEnd"/>
-      <w:r>
-        <w:t xml:space="preserve"> a fee to their account</w:t>
-      </w:r>
-    </w:p>
-    <w:p>
-      <w:r>
-        <w:lastRenderedPageBreak/>
-        <w:t>14</w:t>
-      </w:r>
-      <w:r>
-        <w:t xml:space="preserve"> There should also be a way to broadcast system </w:t>
-      </w:r>
-      <w:proofErr w:type="gramStart"/>
-      <w:r>
-        <w:t>alert</w:t>
-      </w:r>
-      <w:proofErr w:type="gramEnd"/>
-      <w:r>
-        <w:t xml:space="preserve"> which </w:t>
-      </w:r>
-      <w:proofErr w:type="gramStart"/>
-      <w:r>
-        <w:t>notifies</w:t>
-      </w:r>
-      <w:proofErr w:type="gramEnd"/>
-      <w:r>
-        <w:t xml:space="preserve"> performance maintenance traffic disruptions or maybe some weather emergencies</w:t>
-      </w:r>
-    </w:p>
-    <w:p>
-      <w:r>
-        <w:t xml:space="preserve">15. </w:t>
-      </w:r>
-      <w:proofErr w:type="gramStart"/>
-      <w:r>
-        <w:t>Also</w:t>
-      </w:r>
-      <w:proofErr w:type="gramEnd"/>
-      <w:r>
-        <w:t xml:space="preserve"> a way to sync location with the garage’s entrance with maybe Google Maps or Apple Maps which would be accessible within the app</w:t>
+        <w:t xml:space="preserve"> in late November 2026</w:t>
       </w:r>
     </w:p>
     <w:sectPr>
@@ -452,8 +916,165 @@
 </w:document>
 </file>
 
+<file path=word/numbering.xml><?xml version="1.0" encoding="utf-8"?>
+<w:numbering xmlns:wpc="http://schemas.microsoft.com/office/word/2010/wordprocessingCanvas" xmlns:cx="http://schemas.microsoft.com/office/drawing/2014/chartex" xmlns:cx1="http://schemas.microsoft.com/office/drawing/2015/9/8/chartex" xmlns:cx2="http://schemas.microsoft.com/office/drawing/2015/10/21/chartex" xmlns:cx3="http://schemas.microsoft.com/office/drawing/2016/5/9/chartex" xmlns:cx4="http://schemas.microsoft.com/office/drawing/2016/5/10/chartex" xmlns:cx5="http://schemas.microsoft.com/office/drawing/2016/5/11/chartex" xmlns:cx6="http://schemas.microsoft.com/office/drawing/2016/5/12/chartex" xmlns:cx7="http://schemas.microsoft.com/office/drawing/2016/5/13/chartex" xmlns:cx8="http://schemas.microsoft.com/office/drawing/2016/5/14/chartex" xmlns:mc="http://schemas.openxmlformats.org/markup-compatibility/2006" xmlns:aink="http://schemas.microsoft.com/office/drawing/2016/ink" xmlns:am3d="http://schemas.microsoft.com/office/drawing/2017/model3d" xmlns:o="urn:schemas-microsoft-com:office:office" xmlns:r="http://schemas.openxmlformats.org/officeDocument/2006/relationships" xmlns:m="http://schemas.openxmlformats.org/officeDocument/2006/math" xmlns:v="urn:schemas-microsoft-com:vml" xmlns:wp14="http://schemas.microsoft.com/office/word/2010/wordprocessingDrawing" xmlns:wp="http://schemas.openxmlformats.org/drawingml/2006/wordprocessingDrawing" xmlns:w10="urn:schemas-microsoft-com:office:word" xmlns:w="http://schemas.openxmlformats.org/wordprocessingml/2006/main" xmlns:w14="http://schemas.microsoft.com/office/word/2010/wordml" xmlns:w15="http://schemas.microsoft.com/office/word/2012/wordml" xmlns:w16cex="http://schemas.microsoft.com/office/word/2018/wordml/cex" xmlns:w16cid="http://schemas.microsoft.com/office/word/2016/wordml/cid" xmlns:w16="http://schemas.microsoft.com/office/word/2018/wordml" xmlns:w16sdtdh="http://schemas.microsoft.com/office/word/2020/wordml/sdtdatahash" xmlns:w16se="http://schemas.microsoft.com/office/word/2015/wordml/symex" xmlns:wpg="http://schemas.microsoft.com/office/word/2010/wordprocessingGroup" xmlns:wpi="http://schemas.microsoft.com/office/word/2010/wordprocessingInk" xmlns:wne="http://schemas.microsoft.com/office/word/2006/wordml" xmlns:wps="http://schemas.microsoft.com/office/word/2010/wordprocessingShape" mc:Ignorable="w14 w15 w16se w16cid w16 w16cex w16sdtdh wp14">
+  <w:abstractNum w:abstractNumId="0" w15:restartNumberingAfterBreak="0">
+    <w:nsid w:val="0338254B"/>
+    <w:multiLevelType w:val="multilevel"/>
+    <w:tmpl w:val="CB3E9742"/>
+    <w:lvl w:ilvl="0">
+      <w:start w:val="1"/>
+      <w:numFmt w:val="bullet"/>
+      <w:lvlText w:val=""/>
+      <w:lvlJc w:val="left"/>
+      <w:pPr>
+        <w:tabs>
+          <w:tab w:val="num" w:pos="720"/>
+        </w:tabs>
+        <w:ind w:left="720" w:hanging="360"/>
+      </w:pPr>
+      <w:rPr>
+        <w:rFonts w:ascii="Symbol" w:hAnsi="Symbol" w:hint="default"/>
+        <w:sz w:val="20"/>
+      </w:rPr>
+    </w:lvl>
+    <w:lvl w:ilvl="1">
+      <w:start w:val="1"/>
+      <w:numFmt w:val="bullet"/>
+      <w:lvlText w:val="o"/>
+      <w:lvlJc w:val="left"/>
+      <w:pPr>
+        <w:tabs>
+          <w:tab w:val="num" w:pos="1440"/>
+        </w:tabs>
+        <w:ind w:left="1440" w:hanging="360"/>
+      </w:pPr>
+      <w:rPr>
+        <w:rFonts w:ascii="Courier New" w:hAnsi="Courier New" w:hint="default"/>
+        <w:sz w:val="20"/>
+      </w:rPr>
+    </w:lvl>
+    <w:lvl w:ilvl="2" w:tentative="1">
+      <w:start w:val="1"/>
+      <w:numFmt w:val="bullet"/>
+      <w:lvlText w:val=""/>
+      <w:lvlJc w:val="left"/>
+      <w:pPr>
+        <w:tabs>
+          <w:tab w:val="num" w:pos="2160"/>
+        </w:tabs>
+        <w:ind w:left="2160" w:hanging="360"/>
+      </w:pPr>
+      <w:rPr>
+        <w:rFonts w:ascii="Wingdings" w:hAnsi="Wingdings" w:hint="default"/>
+        <w:sz w:val="20"/>
+      </w:rPr>
+    </w:lvl>
+    <w:lvl w:ilvl="3" w:tentative="1">
+      <w:start w:val="1"/>
+      <w:numFmt w:val="bullet"/>
+      <w:lvlText w:val=""/>
+      <w:lvlJc w:val="left"/>
+      <w:pPr>
+        <w:tabs>
+          <w:tab w:val="num" w:pos="2880"/>
+        </w:tabs>
+        <w:ind w:left="2880" w:hanging="360"/>
+      </w:pPr>
+      <w:rPr>
+        <w:rFonts w:ascii="Wingdings" w:hAnsi="Wingdings" w:hint="default"/>
+        <w:sz w:val="20"/>
+      </w:rPr>
+    </w:lvl>
+    <w:lvl w:ilvl="4" w:tentative="1">
+      <w:start w:val="1"/>
+      <w:numFmt w:val="bullet"/>
+      <w:lvlText w:val=""/>
+      <w:lvlJc w:val="left"/>
+      <w:pPr>
+        <w:tabs>
+          <w:tab w:val="num" w:pos="3600"/>
+        </w:tabs>
+        <w:ind w:left="3600" w:hanging="360"/>
+      </w:pPr>
+      <w:rPr>
+        <w:rFonts w:ascii="Wingdings" w:hAnsi="Wingdings" w:hint="default"/>
+        <w:sz w:val="20"/>
+      </w:rPr>
+    </w:lvl>
+    <w:lvl w:ilvl="5" w:tentative="1">
+      <w:start w:val="1"/>
+      <w:numFmt w:val="bullet"/>
+      <w:lvlText w:val=""/>
+      <w:lvlJc w:val="left"/>
+      <w:pPr>
+        <w:tabs>
+          <w:tab w:val="num" w:pos="4320"/>
+        </w:tabs>
+        <w:ind w:left="4320" w:hanging="360"/>
+      </w:pPr>
+      <w:rPr>
+        <w:rFonts w:ascii="Wingdings" w:hAnsi="Wingdings" w:hint="default"/>
+        <w:sz w:val="20"/>
+      </w:rPr>
+    </w:lvl>
+    <w:lvl w:ilvl="6" w:tentative="1">
+      <w:start w:val="1"/>
+      <w:numFmt w:val="bullet"/>
+      <w:lvlText w:val=""/>
+      <w:lvlJc w:val="left"/>
+      <w:pPr>
+        <w:tabs>
+          <w:tab w:val="num" w:pos="5040"/>
+        </w:tabs>
+        <w:ind w:left="5040" w:hanging="360"/>
+      </w:pPr>
+      <w:rPr>
+        <w:rFonts w:ascii="Wingdings" w:hAnsi="Wingdings" w:hint="default"/>
+        <w:sz w:val="20"/>
+      </w:rPr>
+    </w:lvl>
+    <w:lvl w:ilvl="7" w:tentative="1">
+      <w:start w:val="1"/>
+      <w:numFmt w:val="bullet"/>
+      <w:lvlText w:val=""/>
+      <w:lvlJc w:val="left"/>
+      <w:pPr>
+        <w:tabs>
+          <w:tab w:val="num" w:pos="5760"/>
+        </w:tabs>
+        <w:ind w:left="5760" w:hanging="360"/>
+      </w:pPr>
+      <w:rPr>
+        <w:rFonts w:ascii="Wingdings" w:hAnsi="Wingdings" w:hint="default"/>
+        <w:sz w:val="20"/>
+      </w:rPr>
+    </w:lvl>
+    <w:lvl w:ilvl="8" w:tentative="1">
+      <w:start w:val="1"/>
+      <w:numFmt w:val="bullet"/>
+      <w:lvlText w:val=""/>
+      <w:lvlJc w:val="left"/>
+      <w:pPr>
+        <w:tabs>
+          <w:tab w:val="num" w:pos="6480"/>
+        </w:tabs>
+        <w:ind w:left="6480" w:hanging="360"/>
+      </w:pPr>
+      <w:rPr>
+        <w:rFonts w:ascii="Wingdings" w:hAnsi="Wingdings" w:hint="default"/>
+        <w:sz w:val="20"/>
+      </w:rPr>
+    </w:lvl>
+  </w:abstractNum>
+  <w:num w:numId="1">
+    <w:abstractNumId w:val="0"/>
+  </w:num>
+</w:numbering>
+</file>
+
 <file path=word/styles.xml><?xml version="1.0" encoding="utf-8"?>
-<w:styles xmlns:mc="http://schemas.openxmlformats.org/markup-compatibility/2006" xmlns:r="http://schemas.openxmlformats.org/officeDocument/2006/relationships" xmlns:w="http://schemas.openxmlformats.org/wordprocessingml/2006/main" xmlns:w14="http://schemas.microsoft.com/office/word/2010/wordml" xmlns:w15="http://schemas.microsoft.com/office/word/2012/wordml" xmlns:w16cex="http://schemas.microsoft.com/office/word/2018/wordml/cex" xmlns:w16cid="http://schemas.microsoft.com/office/word/2016/wordml/cid" xmlns:w16="http://schemas.microsoft.com/office/word/2018/wordml" xmlns:w16du="http://schemas.microsoft.com/office/word/2023/wordml/word16du" xmlns:w16sdtdh="http://schemas.microsoft.com/office/word/2020/wordml/sdtdatahash" xmlns:w16sdtfl="http://schemas.microsoft.com/office/word/2024/wordml/sdtformatlock" xmlns:w16se="http://schemas.microsoft.com/office/word/2015/wordml/symex" mc:Ignorable="w14 w15 w16se w16cid w16 w16cex w16sdtdh w16sdtfl w16du">
+<w:styles xmlns:mc="http://schemas.openxmlformats.org/markup-compatibility/2006" xmlns:r="http://schemas.openxmlformats.org/officeDocument/2006/relationships" xmlns:w="http://schemas.openxmlformats.org/wordprocessingml/2006/main" xmlns:w14="http://schemas.microsoft.com/office/word/2010/wordml" xmlns:w15="http://schemas.microsoft.com/office/word/2012/wordml" xmlns:w16cex="http://schemas.microsoft.com/office/word/2018/wordml/cex" xmlns:w16cid="http://schemas.microsoft.com/office/word/2016/wordml/cid" xmlns:w16="http://schemas.microsoft.com/office/word/2018/wordml" xmlns:w16sdtdh="http://schemas.microsoft.com/office/word/2020/wordml/sdtdatahash" xmlns:w16se="http://schemas.microsoft.com/office/word/2015/wordml/symex" mc:Ignorable="w14 w15 w16se w16cid w16 w16cex w16sdtdh">
   <w:docDefaults>
     <w:rPrDefault>
       <w:rPr>
@@ -1370,6 +1991,22 @@
       <w:spacing w:val="5"/>
     </w:rPr>
   </w:style>
+  <w:style w:type="paragraph" w:styleId="NormalWeb">
+    <w:name w:val="Normal (Web)"/>
+    <w:basedOn w:val="Normal"/>
+    <w:uiPriority w:val="99"/>
+    <w:semiHidden/>
+    <w:unhideWhenUsed/>
+    <w:rsid w:val="00FC3374"/>
+    <w:pPr>
+      <w:spacing w:before="100" w:beforeAutospacing="1" w:after="100" w:afterAutospacing="1" w:line="240" w:lineRule="auto"/>
+    </w:pPr>
+    <w:rPr>
+      <w:rFonts w:ascii="Times New Roman" w:eastAsia="Times New Roman" w:hAnsi="Times New Roman" w:cs="Times New Roman"/>
+      <w:kern w:val="0"/>
+      <w14:ligatures w14:val="none"/>
+    </w:rPr>
+  </w:style>
 </w:styles>
 </file>
 

--- a/Real sms 4374 Project.docx
+++ b/Real sms 4374 Project.docx
@@ -1,6 +1,6 @@
 
 <file path=word/document.xml><?xml version="1.0" encoding="utf-8"?>
-<w:document xmlns:wpc="http://schemas.microsoft.com/office/word/2010/wordprocessingCanvas" xmlns:cx="http://schemas.microsoft.com/office/drawing/2014/chartex" xmlns:cx1="http://schemas.microsoft.com/office/drawing/2015/9/8/chartex" xmlns:cx2="http://schemas.microsoft.com/office/drawing/2015/10/21/chartex" xmlns:cx3="http://schemas.microsoft.com/office/drawing/2016/5/9/chartex" xmlns:cx4="http://schemas.microsoft.com/office/drawing/2016/5/10/chartex" xmlns:cx5="http://schemas.microsoft.com/office/drawing/2016/5/11/chartex" xmlns:cx6="http://schemas.microsoft.com/office/drawing/2016/5/12/chartex" xmlns:cx7="http://schemas.microsoft.com/office/drawing/2016/5/13/chartex" xmlns:cx8="http://schemas.microsoft.com/office/drawing/2016/5/14/chartex" xmlns:mc="http://schemas.openxmlformats.org/markup-compatibility/2006" xmlns:aink="http://schemas.microsoft.com/office/drawing/2016/ink" xmlns:am3d="http://schemas.microsoft.com/office/drawing/2017/model3d" xmlns:o="urn:schemas-microsoft-com:office:office" xmlns:r="http://schemas.openxmlformats.org/officeDocument/2006/relationships" xmlns:m="http://schemas.openxmlformats.org/officeDocument/2006/math" xmlns:v="urn:schemas-microsoft-com:vml" xmlns:wp14="http://schemas.microsoft.com/office/word/2010/wordprocessingDrawing" xmlns:wp="http://schemas.openxmlformats.org/drawingml/2006/wordprocessingDrawing" xmlns:w10="urn:schemas-microsoft-com:office:word" xmlns:w="http://schemas.openxmlformats.org/wordprocessingml/2006/main" xmlns:w14="http://schemas.microsoft.com/office/word/2010/wordml" xmlns:w15="http://schemas.microsoft.com/office/word/2012/wordml" xmlns:w16cex="http://schemas.microsoft.com/office/word/2018/wordml/cex" xmlns:w16cid="http://schemas.microsoft.com/office/word/2016/wordml/cid" xmlns:w16="http://schemas.microsoft.com/office/word/2018/wordml" xmlns:w16sdtdh="http://schemas.microsoft.com/office/word/2020/wordml/sdtdatahash" xmlns:w16se="http://schemas.microsoft.com/office/word/2015/wordml/symex" xmlns:wpg="http://schemas.microsoft.com/office/word/2010/wordprocessingGroup" xmlns:wpi="http://schemas.microsoft.com/office/word/2010/wordprocessingInk" xmlns:wne="http://schemas.microsoft.com/office/word/2006/wordml" xmlns:wps="http://schemas.microsoft.com/office/word/2010/wordprocessingShape" mc:Ignorable="w14 w15 w16se w16cid w16 w16cex w16sdtdh wp14">
+<w:document xmlns:wpc="http://schemas.microsoft.com/office/word/2010/wordprocessingCanvas" xmlns:cx="http://schemas.microsoft.com/office/drawing/2014/chartex" xmlns:cx1="http://schemas.microsoft.com/office/drawing/2015/9/8/chartex" xmlns:cx2="http://schemas.microsoft.com/office/drawing/2015/10/21/chartex" xmlns:cx3="http://schemas.microsoft.com/office/drawing/2016/5/9/chartex" xmlns:cx4="http://schemas.microsoft.com/office/drawing/2016/5/10/chartex" xmlns:cx5="http://schemas.microsoft.com/office/drawing/2016/5/11/chartex" xmlns:cx6="http://schemas.microsoft.com/office/drawing/2016/5/12/chartex" xmlns:cx7="http://schemas.microsoft.com/office/drawing/2016/5/13/chartex" xmlns:cx8="http://schemas.microsoft.com/office/drawing/2016/5/14/chartex" xmlns:mc="http://schemas.openxmlformats.org/markup-compatibility/2006" xmlns:aink="http://schemas.microsoft.com/office/drawing/2016/ink" xmlns:am3d="http://schemas.microsoft.com/office/drawing/2017/model3d" xmlns:o="urn:schemas-microsoft-com:office:office" xmlns:oel="http://schemas.microsoft.com/office/2019/extlst" xmlns:r="http://schemas.openxmlformats.org/officeDocument/2006/relationships" xmlns:m="http://schemas.openxmlformats.org/officeDocument/2006/math" xmlns:v="urn:schemas-microsoft-com:vml" xmlns:wp14="http://schemas.microsoft.com/office/word/2010/wordprocessingDrawing" xmlns:wp="http://schemas.openxmlformats.org/drawingml/2006/wordprocessingDrawing" xmlns:w10="urn:schemas-microsoft-com:office:word" xmlns:w="http://schemas.openxmlformats.org/wordprocessingml/2006/main" xmlns:w14="http://schemas.microsoft.com/office/word/2010/wordml" xmlns:w15="http://schemas.microsoft.com/office/word/2012/wordml" xmlns:w16cex="http://schemas.microsoft.com/office/word/2018/wordml/cex" xmlns:w16cid="http://schemas.microsoft.com/office/word/2016/wordml/cid" xmlns:w16="http://schemas.microsoft.com/office/word/2018/wordml" xmlns:w16du="http://schemas.microsoft.com/office/word/2023/wordml/word16du" xmlns:w16sdtdh="http://schemas.microsoft.com/office/word/2020/wordml/sdtdatahash" xmlns:w16sdtfl="http://schemas.microsoft.com/office/word/2024/wordml/sdtformatlock" xmlns:w16se="http://schemas.microsoft.com/office/word/2015/wordml/symex" xmlns:wpg="http://schemas.microsoft.com/office/word/2010/wordprocessingGroup" xmlns:wpi="http://schemas.microsoft.com/office/word/2010/wordprocessingInk" xmlns:wne="http://schemas.microsoft.com/office/word/2006/wordml" xmlns:wps="http://schemas.microsoft.com/office/word/2010/wordprocessingShape" mc:Ignorable="w14 w15 w16se w16cid w16 w16cex w16sdtdh w16sdtfl w16du wp14">
   <w:body>
     <w:p>
       <w:pPr>
@@ -128,6 +128,18 @@
     </w:p>
     <w:p>
       <w:pPr>
+        <w:pStyle w:val="NormalWeb"/>
+        <w:numPr>
+          <w:ilvl w:val="1"/>
+          <w:numId w:val="1"/>
+        </w:numPr>
+      </w:pPr>
+      <w:r>
+        <w:t>2.5 Agile Product Backlog &amp; Sprint Planning (Jira)</w:t>
+      </w:r>
+    </w:p>
+    <w:p>
+      <w:pPr>
         <w:rPr>
           <w:b/>
           <w:bCs/>
@@ -360,10 +372,18 @@
     </w:p>
     <w:p>
       <w:r>
-        <w:t xml:space="preserve">For the existing software and landscape there are leaders in this market such as Park Mobile Spot Hero and even Ringo that have real time parking reservations and it also includes digital </w:t>
+        <w:t xml:space="preserve">For the existing software and landscape there are leaders in this market such as Park Mobile Spot Hero and even Ringo that have </w:t>
       </w:r>
       <w:proofErr w:type="gramStart"/>
       <w:r>
+        <w:t>real time</w:t>
+      </w:r>
+      <w:proofErr w:type="gramEnd"/>
+      <w:r>
+        <w:t xml:space="preserve"> parking reservations and it also includes digital </w:t>
+      </w:r>
+      <w:proofErr w:type="gramStart"/>
+      <w:r>
         <w:t>payments</w:t>
       </w:r>
       <w:proofErr w:type="gramEnd"/>
@@ -381,7 +401,23 @@
       </w:r>
       <w:proofErr w:type="gramEnd"/>
       <w:r>
-        <w:t xml:space="preserve"> their strengths that they have established user bases and they also are integrated with the parking infrastructure and they have some reliable payment options</w:t>
+        <w:t xml:space="preserve"> their strengths </w:t>
+      </w:r>
+      <w:proofErr w:type="gramStart"/>
+      <w:r>
+        <w:t>that</w:t>
+      </w:r>
+      <w:proofErr w:type="gramEnd"/>
+      <w:r>
+        <w:t xml:space="preserve"> they have established user </w:t>
+      </w:r>
+      <w:proofErr w:type="gramStart"/>
+      <w:r>
+        <w:t>bases</w:t>
+      </w:r>
+      <w:proofErr w:type="gramEnd"/>
+      <w:r>
+        <w:t xml:space="preserve"> and they also are integrated with the parking infrastructure and they have some reliable payment options</w:t>
       </w:r>
     </w:p>
     <w:p>
@@ -421,6 +457,7 @@
     <w:p>
       <w:proofErr w:type="gramStart"/>
       <w:r>
+        <w:lastRenderedPageBreak/>
         <w:t>So</w:t>
       </w:r>
       <w:proofErr w:type="gramEnd"/>
@@ -438,243 +475,282 @@
     </w:p>
     <w:p>
       <w:r>
+        <w:t>This company is a software development</w:t>
+      </w:r>
+      <w:r>
+        <w:t xml:space="preserve"> studio operating with unlimited developmental resources to engineer this Web and mobile platform that has high performance and outdoes its competitors</w:t>
+      </w:r>
+    </w:p>
+    <w:p>
+      <w:r>
+        <w:t>A project overview would be this smart parking platform which would connect drivers with parking garage operators and these drivers would be able to locate available spots in real time and how they would be able to reserve spaces in advance</w:t>
+      </w:r>
+      <w:r>
+        <w:t xml:space="preserve"> Also they wouldn’t have to switch apps they would be able to navigate to the garages within the app also they would be able to pay online through the app digitally they also would have access to live occupancy tracking specifically the garage operators and they would also have financial reporting city ordinance compliance tools to help them run the app and also dynamic price controls which would allow them to change on demand</w:t>
+      </w:r>
+    </w:p>
+    <w:p/>
+    <w:p>
+      <w:r>
+        <w:rPr>
+          <w:b/>
+          <w:bCs/>
+        </w:rPr>
+        <w:t>3. Software Requirements Specification (SRS) - Use Cases Draft</w:t>
+      </w:r>
+    </w:p>
+    <w:p>
+      <w:r>
+        <w:t>1.</w:t>
+      </w:r>
+      <w:r>
+        <w:t xml:space="preserve"> This could be a driver </w:t>
+      </w:r>
+      <w:proofErr w:type="gramStart"/>
+      <w:r>
+        <w:t>searches</w:t>
+      </w:r>
+      <w:proofErr w:type="gramEnd"/>
+      <w:r>
+        <w:t xml:space="preserve"> for </w:t>
+      </w:r>
+      <w:proofErr w:type="gramStart"/>
+      <w:r>
+        <w:t>an available</w:t>
+      </w:r>
+      <w:proofErr w:type="gramEnd"/>
+      <w:r>
+        <w:t xml:space="preserve"> garage spaces based on the </w:t>
+      </w:r>
+      <w:proofErr w:type="gramStart"/>
+      <w:r>
+        <w:t>proximity</w:t>
+      </w:r>
+      <w:proofErr w:type="gramEnd"/>
+      <w:r>
+        <w:t xml:space="preserve"> and they could look for this through an interactive map</w:t>
+      </w:r>
+    </w:p>
+    <w:p>
+      <w:r>
+        <w:t>2.</w:t>
+      </w:r>
+      <w:r>
+        <w:t xml:space="preserve"> A user could complete their payment through maybe a 3</w:t>
+      </w:r>
+      <w:r>
+        <w:rPr>
+          <w:vertAlign w:val="superscript"/>
+        </w:rPr>
+        <w:t>rd</w:t>
+      </w:r>
+      <w:r>
+        <w:t xml:space="preserve"> party processor</w:t>
+      </w:r>
+      <w:r>
+        <w:t xml:space="preserve"> like Apple Pay or input their credit card information</w:t>
+      </w:r>
+    </w:p>
+    <w:p>
+      <w:r>
+        <w:t>3.</w:t>
+      </w:r>
+      <w:r>
+        <w:t xml:space="preserve"> A driver should be able to reserve a spot so they could choose a time duration and advance a parking reservation which would update in the app</w:t>
+      </w:r>
+    </w:p>
+    <w:p>
+      <w:r>
+        <w:t>4.</w:t>
+      </w:r>
+      <w:r>
+        <w:t xml:space="preserve"> </w:t>
+      </w:r>
+      <w:r>
+        <w:t>They should also be able to report a space issue so notify garage management if an assigned spot is occupied or maybe unavailable upon arriving for other reasons</w:t>
+      </w:r>
+    </w:p>
+    <w:p>
+      <w:r>
+        <w:t>5.</w:t>
+      </w:r>
+      <w:r>
+        <w:t xml:space="preserve"> </w:t>
+      </w:r>
+      <w:r>
+        <w:t xml:space="preserve">They should have dynamic pricing rules which could adjust peak versus </w:t>
+      </w:r>
+      <w:proofErr w:type="gramStart"/>
+      <w:r>
+        <w:t>non peak</w:t>
+      </w:r>
+      <w:proofErr w:type="gramEnd"/>
+      <w:r>
+        <w:t xml:space="preserve"> rates and then manually or automated shift pricing during these high demands or event schedules</w:t>
+      </w:r>
+    </w:p>
+    <w:p>
+      <w:r>
+        <w:t>6.</w:t>
+      </w:r>
+      <w:r>
+        <w:t xml:space="preserve"> System administrators should be able to manage user access grant operator permissions </w:t>
+      </w:r>
+      <w:proofErr w:type="gramStart"/>
+      <w:r>
+        <w:t>and also</w:t>
+      </w:r>
+      <w:proofErr w:type="gramEnd"/>
+      <w:r>
+        <w:t xml:space="preserve"> suspend accounts which are violating the terms of service</w:t>
+      </w:r>
+    </w:p>
+    <w:p>
+      <w:r>
+        <w:t>7.</w:t>
+      </w:r>
+      <w:r>
+        <w:t xml:space="preserve"> There should also be maybe advanced search filtering which filters locations by hourly rates covered versus the uncovered spots if there’s maybe electric charging or the level of accessibility</w:t>
+      </w:r>
+    </w:p>
+    <w:p>
+      <w:r>
         <w:lastRenderedPageBreak/>
-        <w:t>This company is a software development</w:t>
-      </w:r>
-      <w:r>
-        <w:t xml:space="preserve"> studio operating with unlimited developmental resources to engineer this Web and mobile platform that has high performance and outdoes its competitors</w:t>
-      </w:r>
-    </w:p>
-    <w:p>
-      <w:r>
-        <w:t>A project overview would be this smart parking platform which would connect drivers with parking garage operators and these drivers would be able to locate available spots in real time and how they would be able to reserve spaces in advance</w:t>
-      </w:r>
-      <w:r>
-        <w:t xml:space="preserve"> Also they wouldn’t have to switch apps they would be able to navigate to the garages within the app also they would be able to pay online through the app digitally they also would have access to live occupancy tracking specifically the garage operators and they would also have financial reporting city ordinance compliance tools to help them run the app and also dynamic price controls which would allow them to change on demand</w:t>
+        <w:t>8.</w:t>
+      </w:r>
+      <w:r>
+        <w:t xml:space="preserve"> there should also be user registration which helps create an account and put vehicle license make model </w:t>
+      </w:r>
+      <w:proofErr w:type="spellStart"/>
+      <w:r>
+        <w:t>etc</w:t>
+      </w:r>
+      <w:proofErr w:type="spellEnd"/>
+      <w:r>
+        <w:t xml:space="preserve"> </w:t>
+      </w:r>
+      <w:proofErr w:type="gramStart"/>
+      <w:r>
+        <w:t>and also</w:t>
+      </w:r>
+      <w:proofErr w:type="gramEnd"/>
+      <w:r>
+        <w:t xml:space="preserve"> somewhere to safely store payment details</w:t>
+      </w:r>
+    </w:p>
+    <w:p>
+      <w:r>
+        <w:t>9.</w:t>
+      </w:r>
+      <w:r>
+        <w:t xml:space="preserve"> There should also be a way to enter the gate especially if booked advanced parking maybe scanning a QR code or triggering the automatic license recognition</w:t>
+      </w:r>
+    </w:p>
+    <w:p>
+      <w:r>
+        <w:t>10.</w:t>
+      </w:r>
+      <w:r>
+        <w:t xml:space="preserve"> There should also be a </w:t>
+      </w:r>
+      <w:proofErr w:type="gramStart"/>
+      <w:r>
+        <w:t>time extension</w:t>
+      </w:r>
+      <w:proofErr w:type="gramEnd"/>
+      <w:r>
+        <w:t xml:space="preserve"> where you can receive expiration alerts </w:t>
+      </w:r>
+      <w:proofErr w:type="gramStart"/>
+      <w:r>
+        <w:t>and also</w:t>
+      </w:r>
+      <w:proofErr w:type="gramEnd"/>
+      <w:r>
+        <w:t xml:space="preserve"> remotely add time to an active </w:t>
+      </w:r>
+      <w:proofErr w:type="gramStart"/>
+      <w:r>
+        <w:t>reservation</w:t>
+      </w:r>
+      <w:proofErr w:type="gramEnd"/>
+      <w:r>
+        <w:t xml:space="preserve"> and we also need to see how this would</w:t>
+      </w:r>
+      <w:r>
+        <w:t xml:space="preserve"> work </w:t>
+      </w:r>
+      <w:proofErr w:type="gramStart"/>
+      <w:r>
+        <w:t>with .</w:t>
+      </w:r>
+      <w:proofErr w:type="gramEnd"/>
+      <w:r>
+        <w:t xml:space="preserve"> advance registration to make sure things don’t overlap</w:t>
+      </w:r>
+    </w:p>
+    <w:p>
+      <w:r>
+        <w:t>11</w:t>
+      </w:r>
+      <w:r>
+        <w:t xml:space="preserve"> There should be a space where there </w:t>
+      </w:r>
+      <w:proofErr w:type="gramStart"/>
+      <w:r>
+        <w:t>is</w:t>
+      </w:r>
+      <w:proofErr w:type="gramEnd"/>
+      <w:r>
+        <w:t xml:space="preserve"> frequently used garages so you can book it in one tap</w:t>
+      </w:r>
+    </w:p>
+    <w:p>
+      <w:r>
+        <w:t>12.</w:t>
+      </w:r>
+      <w:r>
+        <w:t xml:space="preserve"> There should also be an operator dashboard where they can log into an administrative portal with </w:t>
+      </w:r>
+      <w:proofErr w:type="gramStart"/>
+      <w:r>
+        <w:t>role based</w:t>
+      </w:r>
+      <w:proofErr w:type="gramEnd"/>
+      <w:r>
+        <w:t xml:space="preserve"> access control</w:t>
+      </w:r>
+    </w:p>
+    <w:p>
+      <w:r>
+        <w:t>13.</w:t>
+      </w:r>
+      <w:r>
+        <w:t xml:space="preserve"> Management should also receive automated alerts for vehicles exceeding their reserve time so this can trigger enforcement or to apply a fee to their account</w:t>
+      </w:r>
+    </w:p>
+    <w:p>
+      <w:r>
+        <w:t>14</w:t>
+      </w:r>
+      <w:r>
+        <w:t xml:space="preserve"> There should also be a way to broadcast system alert</w:t>
+      </w:r>
+      <w:r>
+        <w:t xml:space="preserve"> which notifies performance maintenance traffic disruptions or maybe some weather emergencies</w:t>
+      </w:r>
+    </w:p>
+    <w:p>
+      <w:r>
+        <w:t xml:space="preserve">15. </w:t>
+      </w:r>
+      <w:r>
+        <w:t>Also a way to sync location with the garage’s entrance with maybe Google Maps or Apple Maps which would be accessible within the app</w:t>
       </w:r>
     </w:p>
     <w:p/>
     <w:p>
       <w:r>
-        <w:rPr>
-          <w:b/>
-          <w:bCs/>
-        </w:rPr>
-        <w:t>3. Software Requirements Specification (SRS) - Use Cases Draft</w:t>
-      </w:r>
-    </w:p>
-    <w:p>
-      <w:r>
-        <w:t>1.</w:t>
-      </w:r>
-      <w:r>
-        <w:t xml:space="preserve"> This could be a driver searches for an </w:t>
-      </w:r>
-      <w:proofErr w:type="gramStart"/>
-      <w:r>
-        <w:t>available garage spaces</w:t>
-      </w:r>
-      <w:proofErr w:type="gramEnd"/>
-      <w:r>
-        <w:t xml:space="preserve"> based on the proximity and they could look for this through an interactive map</w:t>
-      </w:r>
-    </w:p>
-    <w:p>
-      <w:r>
-        <w:t>2.</w:t>
-      </w:r>
-      <w:r>
-        <w:t xml:space="preserve"> A user could complete their payment through maybe a 3</w:t>
-      </w:r>
-      <w:r>
-        <w:rPr>
-          <w:vertAlign w:val="superscript"/>
-        </w:rPr>
-        <w:t>rd</w:t>
-      </w:r>
-      <w:r>
-        <w:t xml:space="preserve"> party processor</w:t>
-      </w:r>
-      <w:r>
-        <w:t xml:space="preserve"> like Apple Pay or input their credit card information</w:t>
-      </w:r>
-    </w:p>
-    <w:p>
-      <w:r>
-        <w:t>3.</w:t>
-      </w:r>
-      <w:r>
-        <w:t xml:space="preserve"> A driver should be able to reserve a spot so they could choose a time duration and advance a parking reservation which would update in the app</w:t>
-      </w:r>
-    </w:p>
-    <w:p>
-      <w:r>
-        <w:t>4.</w:t>
-      </w:r>
-      <w:r>
-        <w:t xml:space="preserve"> </w:t>
-      </w:r>
-      <w:r>
-        <w:t>They should also be able to report a space issue so notify garage management if an assigned spot is occupied or maybe unavailable upon arriving for other reasons</w:t>
-      </w:r>
-    </w:p>
-    <w:p>
-      <w:r>
-        <w:t>5.</w:t>
-      </w:r>
-      <w:r>
-        <w:t xml:space="preserve"> </w:t>
-      </w:r>
-      <w:r>
-        <w:t xml:space="preserve">They should have dynamic pricing rules which could adjust peak versus </w:t>
-      </w:r>
-      <w:proofErr w:type="gramStart"/>
-      <w:r>
-        <w:t>non peak</w:t>
-      </w:r>
-      <w:proofErr w:type="gramEnd"/>
-      <w:r>
-        <w:t xml:space="preserve"> rates and then manually or automated shift pricing during these high demands or event schedules</w:t>
-      </w:r>
-    </w:p>
-    <w:p>
-      <w:r>
-        <w:t>6.</w:t>
-      </w:r>
-      <w:r>
-        <w:t xml:space="preserve"> System administrators should be able to manage user access grant operator permissions </w:t>
-      </w:r>
-      <w:proofErr w:type="gramStart"/>
-      <w:r>
-        <w:t>and also</w:t>
-      </w:r>
-      <w:proofErr w:type="gramEnd"/>
-      <w:r>
-        <w:t xml:space="preserve"> suspend accounts which are violating the terms of service</w:t>
-      </w:r>
-    </w:p>
-    <w:p>
-      <w:r>
-        <w:t>7.</w:t>
-      </w:r>
-      <w:r>
-        <w:t xml:space="preserve"> There should also be maybe advanced search filtering which filters locations by hourly rates covered versus the uncovered spots if there’s maybe electric charging or the level of accessibility</w:t>
-      </w:r>
-    </w:p>
-    <w:p>
-      <w:r>
-        <w:t>8.</w:t>
-      </w:r>
-      <w:r>
-        <w:t xml:space="preserve"> there should also be user registration which helps create an account and put vehicle license make model </w:t>
-      </w:r>
-      <w:proofErr w:type="spellStart"/>
-      <w:r>
-        <w:t>etc</w:t>
-      </w:r>
-      <w:proofErr w:type="spellEnd"/>
-      <w:r>
-        <w:t xml:space="preserve"> </w:t>
-      </w:r>
-      <w:proofErr w:type="gramStart"/>
-      <w:r>
-        <w:t>and also</w:t>
-      </w:r>
-      <w:proofErr w:type="gramEnd"/>
-      <w:r>
-        <w:t xml:space="preserve"> somewhere to safely store payment details</w:t>
-      </w:r>
-    </w:p>
-    <w:p>
-      <w:r>
-        <w:t>9.</w:t>
-      </w:r>
-      <w:r>
-        <w:t xml:space="preserve"> There should also be a way to enter the gate especially if booked advanced parking maybe scanning a QR code or triggering the automatic license recognition</w:t>
-      </w:r>
-    </w:p>
-    <w:p>
-      <w:r>
-        <w:lastRenderedPageBreak/>
-        <w:t>10.</w:t>
-      </w:r>
-      <w:r>
-        <w:t xml:space="preserve"> There should also be a time extension where you can receive expiration alerts and also remotely add time to an active reservation and we also need to see how this would</w:t>
-      </w:r>
-      <w:r>
-        <w:t xml:space="preserve"> work </w:t>
-      </w:r>
-      <w:proofErr w:type="gramStart"/>
-      <w:r>
-        <w:t>with .</w:t>
-      </w:r>
-      <w:proofErr w:type="gramEnd"/>
-      <w:r>
-        <w:t xml:space="preserve"> advance registration to make sure things don’t overlap</w:t>
-      </w:r>
-    </w:p>
-    <w:p>
-      <w:r>
-        <w:t>11</w:t>
-      </w:r>
-      <w:r>
-        <w:t xml:space="preserve"> There should be a space where there </w:t>
-      </w:r>
-      <w:proofErr w:type="gramStart"/>
-      <w:r>
-        <w:t>is</w:t>
-      </w:r>
-      <w:proofErr w:type="gramEnd"/>
-      <w:r>
-        <w:t xml:space="preserve"> frequently used garages so you can book it in one tap</w:t>
-      </w:r>
-    </w:p>
-    <w:p>
-      <w:r>
-        <w:t>12.</w:t>
-      </w:r>
-      <w:r>
-        <w:t xml:space="preserve"> There should also be an operator dashboard where they can log into an administrative portal with </w:t>
-      </w:r>
-      <w:proofErr w:type="gramStart"/>
-      <w:r>
-        <w:t>role based</w:t>
-      </w:r>
-      <w:proofErr w:type="gramEnd"/>
-      <w:r>
-        <w:t xml:space="preserve"> access control</w:t>
-      </w:r>
-    </w:p>
-    <w:p>
-      <w:r>
-        <w:t>13.</w:t>
-      </w:r>
-      <w:r>
-        <w:t xml:space="preserve"> Management should also receive automated alerts for vehicles exceeding their reserve time so this can trigger enforcement or to apply a fee to their account</w:t>
-      </w:r>
-    </w:p>
-    <w:p>
-      <w:r>
-        <w:t>14</w:t>
-      </w:r>
-      <w:r>
-        <w:t xml:space="preserve"> There should also be a way to broadcast system alert</w:t>
-      </w:r>
-      <w:r>
-        <w:t xml:space="preserve"> which notifies performance maintenance traffic disruptions or maybe some weather emergencies</w:t>
-      </w:r>
-    </w:p>
-    <w:p>
-      <w:r>
-        <w:t xml:space="preserve">15. </w:t>
-      </w:r>
-      <w:r>
-        <w:t>Also a way to sync location with the garage’s entrance with maybe Google Maps or Apple Maps which would be accessible within the app</w:t>
-      </w:r>
-    </w:p>
-    <w:p/>
-    <w:p>
-      <w:r>
         <w:t xml:space="preserve">2.0 </w:t>
       </w:r>
     </w:p>
@@ -684,7 +760,7 @@
           <w:noProof/>
         </w:rPr>
         <w:drawing>
-          <wp:inline distT="0" distB="0" distL="0" distR="0" wp14:anchorId="0694DE6D" wp14:editId="5F26A855">
+          <wp:inline distT="0" distB="0" distL="0" distR="0" wp14:anchorId="0694DE6D" wp14:editId="2D278F68">
             <wp:extent cx="4673600" cy="1911383"/>
             <wp:effectExtent l="0" t="0" r="0" b="0"/>
             <wp:docPr id="1" name="Picture 1" descr="A screenshot of a computer&#10;&#10;Description automatically generated"/>
@@ -739,7 +815,7 @@
         </w:rPr>
         <w:lastRenderedPageBreak/>
         <w:drawing>
-          <wp:inline distT="0" distB="0" distL="0" distR="0" wp14:anchorId="68D165BD" wp14:editId="3BFC72A3">
+          <wp:inline distT="0" distB="0" distL="0" distR="0" wp14:anchorId="68D165BD" wp14:editId="0551C60D">
             <wp:extent cx="4775200" cy="2227406"/>
             <wp:effectExtent l="0" t="0" r="6350" b="1905"/>
             <wp:docPr id="2" name="Picture 2" descr="A screenshot of a computer&#10;&#10;Description automatically generated"/>
@@ -803,7 +879,7 @@
           <w:noProof/>
         </w:rPr>
         <w:drawing>
-          <wp:anchor distT="0" distB="0" distL="114300" distR="114300" simplePos="0" relativeHeight="251658240" behindDoc="0" locked="0" layoutInCell="1" allowOverlap="1" wp14:anchorId="56EE08E3" wp14:editId="2878C913">
+          <wp:anchor distT="0" distB="0" distL="114300" distR="114300" simplePos="0" relativeHeight="251658240" behindDoc="0" locked="0" layoutInCell="1" allowOverlap="1" wp14:anchorId="56EE08E3" wp14:editId="2BD429BB">
             <wp:simplePos x="914400" y="914400"/>
             <wp:positionH relativeFrom="column">
               <wp:align>left</wp:align>
@@ -906,6 +982,320 @@
         <w:t xml:space="preserve"> in late November 2026</w:t>
       </w:r>
     </w:p>
+    <w:p>
+      <w:pPr>
+        <w:tabs>
+          <w:tab w:val="center" w:pos="790"/>
+        </w:tabs>
+      </w:pPr>
+    </w:p>
+    <w:p>
+      <w:pPr>
+        <w:tabs>
+          <w:tab w:val="center" w:pos="790"/>
+        </w:tabs>
+      </w:pPr>
+    </w:p>
+    <w:p>
+      <w:pPr>
+        <w:tabs>
+          <w:tab w:val="center" w:pos="790"/>
+        </w:tabs>
+      </w:pPr>
+    </w:p>
+    <w:p>
+      <w:pPr>
+        <w:tabs>
+          <w:tab w:val="center" w:pos="790"/>
+        </w:tabs>
+      </w:pPr>
+    </w:p>
+    <w:p>
+      <w:pPr>
+        <w:tabs>
+          <w:tab w:val="center" w:pos="790"/>
+        </w:tabs>
+      </w:pPr>
+    </w:p>
+    <w:p>
+      <w:pPr>
+        <w:tabs>
+          <w:tab w:val="center" w:pos="790"/>
+        </w:tabs>
+      </w:pPr>
+    </w:p>
+    <w:p>
+      <w:pPr>
+        <w:tabs>
+          <w:tab w:val="center" w:pos="790"/>
+        </w:tabs>
+      </w:pPr>
+    </w:p>
+    <w:p>
+      <w:pPr>
+        <w:tabs>
+          <w:tab w:val="center" w:pos="790"/>
+        </w:tabs>
+      </w:pPr>
+      <w:proofErr w:type="spellStart"/>
+      <w:r>
+        <w:lastRenderedPageBreak/>
+        <w:t>Hw</w:t>
+      </w:r>
+      <w:proofErr w:type="spellEnd"/>
+      <w:r>
+        <w:t xml:space="preserve"> 3</w:t>
+      </w:r>
+    </w:p>
+    <w:p>
+      <w:pPr>
+        <w:tabs>
+          <w:tab w:val="center" w:pos="790"/>
+        </w:tabs>
+      </w:pPr>
+      <w:r>
+        <w:drawing>
+          <wp:inline distT="0" distB="0" distL="0" distR="0" wp14:anchorId="615374F2" wp14:editId="268359E9">
+            <wp:extent cx="4539916" cy="2050238"/>
+            <wp:effectExtent l="0" t="0" r="0" b="7620"/>
+            <wp:docPr id="1331490211" name="Picture 1"/>
+            <wp:cNvGraphicFramePr>
+              <a:graphicFrameLocks xmlns:a="http://schemas.openxmlformats.org/drawingml/2006/main" noChangeAspect="1"/>
+            </wp:cNvGraphicFramePr>
+            <a:graphic xmlns:a="http://schemas.openxmlformats.org/drawingml/2006/main">
+              <a:graphicData uri="http://schemas.openxmlformats.org/drawingml/2006/picture">
+                <pic:pic xmlns:pic="http://schemas.openxmlformats.org/drawingml/2006/picture">
+                  <pic:nvPicPr>
+                    <pic:cNvPr id="1331490211" name=""/>
+                    <pic:cNvPicPr/>
+                  </pic:nvPicPr>
+                  <pic:blipFill>
+                    <a:blip r:embed="rId8"/>
+                    <a:stretch>
+                      <a:fillRect/>
+                    </a:stretch>
+                  </pic:blipFill>
+                  <pic:spPr>
+                    <a:xfrm>
+                      <a:off x="0" y="0"/>
+                      <a:ext cx="4550977" cy="2055233"/>
+                    </a:xfrm>
+                    <a:prstGeom prst="rect">
+                      <a:avLst/>
+                    </a:prstGeom>
+                  </pic:spPr>
+                </pic:pic>
+              </a:graphicData>
+            </a:graphic>
+          </wp:inline>
+        </w:drawing>
+      </w:r>
+      <w:r>
+        <w:rPr>
+          <w:noProof/>
+        </w:rPr>
+        <w:drawing>
+          <wp:inline distT="0" distB="0" distL="0" distR="0" wp14:anchorId="5BEC2794" wp14:editId="3BD1DEF2">
+            <wp:extent cx="4667885" cy="2165684"/>
+            <wp:effectExtent l="0" t="0" r="0" b="6350"/>
+            <wp:docPr id="630280424" name="Picture 4"/>
+            <wp:cNvGraphicFramePr>
+              <a:graphicFrameLocks xmlns:a="http://schemas.openxmlformats.org/drawingml/2006/main" noChangeAspect="1"/>
+            </wp:cNvGraphicFramePr>
+            <a:graphic xmlns:a="http://schemas.openxmlformats.org/drawingml/2006/main">
+              <a:graphicData uri="http://schemas.openxmlformats.org/drawingml/2006/picture">
+                <pic:pic xmlns:pic="http://schemas.openxmlformats.org/drawingml/2006/picture">
+                  <pic:nvPicPr>
+                    <pic:cNvPr id="630280424" name="Picture 630280424"/>
+                    <pic:cNvPicPr/>
+                  </pic:nvPicPr>
+                  <pic:blipFill>
+                    <a:blip r:embed="rId9" cstate="print">
+                      <a:extLst>
+                        <a:ext uri="{28A0092B-C50C-407E-A947-70E740481C1C}">
+                          <a14:useLocalDpi xmlns:a14="http://schemas.microsoft.com/office/drawing/2010/main" val="0"/>
+                        </a:ext>
+                      </a:extLst>
+                    </a:blip>
+                    <a:stretch>
+                      <a:fillRect/>
+                    </a:stretch>
+                  </pic:blipFill>
+                  <pic:spPr>
+                    <a:xfrm>
+                      <a:off x="0" y="0"/>
+                      <a:ext cx="4750451" cy="2203991"/>
+                    </a:xfrm>
+                    <a:prstGeom prst="rect">
+                      <a:avLst/>
+                    </a:prstGeom>
+                  </pic:spPr>
+                </pic:pic>
+              </a:graphicData>
+            </a:graphic>
+          </wp:inline>
+        </w:drawing>
+      </w:r>
+      <w:r>
+        <w:rPr>
+          <w:noProof/>
+        </w:rPr>
+        <w:drawing>
+          <wp:inline distT="0" distB="0" distL="0" distR="0" wp14:anchorId="13CCE0A8" wp14:editId="134E3EF4">
+            <wp:extent cx="4684295" cy="2197549"/>
+            <wp:effectExtent l="0" t="0" r="2540" b="0"/>
+            <wp:docPr id="1885206782" name="Picture 3"/>
+            <wp:cNvGraphicFramePr>
+              <a:graphicFrameLocks xmlns:a="http://schemas.openxmlformats.org/drawingml/2006/main" noChangeAspect="1"/>
+            </wp:cNvGraphicFramePr>
+            <a:graphic xmlns:a="http://schemas.openxmlformats.org/drawingml/2006/main">
+              <a:graphicData uri="http://schemas.openxmlformats.org/drawingml/2006/picture">
+                <pic:pic xmlns:pic="http://schemas.openxmlformats.org/drawingml/2006/picture">
+                  <pic:nvPicPr>
+                    <pic:cNvPr id="1885206782" name="Picture 1885206782"/>
+                    <pic:cNvPicPr/>
+                  </pic:nvPicPr>
+                  <pic:blipFill>
+                    <a:blip r:embed="rId10" cstate="print">
+                      <a:extLst>
+                        <a:ext uri="{28A0092B-C50C-407E-A947-70E740481C1C}">
+                          <a14:useLocalDpi xmlns:a14="http://schemas.microsoft.com/office/drawing/2010/main" val="0"/>
+                        </a:ext>
+                      </a:extLst>
+                    </a:blip>
+                    <a:stretch>
+                      <a:fillRect/>
+                    </a:stretch>
+                  </pic:blipFill>
+                  <pic:spPr>
+                    <a:xfrm>
+                      <a:off x="0" y="0"/>
+                      <a:ext cx="4716337" cy="2212581"/>
+                    </a:xfrm>
+                    <a:prstGeom prst="rect">
+                      <a:avLst/>
+                    </a:prstGeom>
+                  </pic:spPr>
+                </pic:pic>
+              </a:graphicData>
+            </a:graphic>
+          </wp:inline>
+        </w:drawing>
+      </w:r>
+      <w:r>
+        <w:rPr>
+          <w:noProof/>
+        </w:rPr>
+        <w:lastRenderedPageBreak/>
+        <w:drawing>
+          <wp:inline distT="0" distB="0" distL="0" distR="0" wp14:anchorId="044634CC" wp14:editId="24E22911">
+            <wp:extent cx="4137991" cy="2306003"/>
+            <wp:effectExtent l="0" t="0" r="0" b="0"/>
+            <wp:docPr id="1181488018" name="Picture 2"/>
+            <wp:cNvGraphicFramePr>
+              <a:graphicFrameLocks xmlns:a="http://schemas.openxmlformats.org/drawingml/2006/main" noChangeAspect="1"/>
+            </wp:cNvGraphicFramePr>
+            <a:graphic xmlns:a="http://schemas.openxmlformats.org/drawingml/2006/main">
+              <a:graphicData uri="http://schemas.openxmlformats.org/drawingml/2006/picture">
+                <pic:pic xmlns:pic="http://schemas.openxmlformats.org/drawingml/2006/picture">
+                  <pic:nvPicPr>
+                    <pic:cNvPr id="1181488018" name="Picture 1181488018"/>
+                    <pic:cNvPicPr/>
+                  </pic:nvPicPr>
+                  <pic:blipFill>
+                    <a:blip r:embed="rId11" cstate="print">
+                      <a:extLst>
+                        <a:ext uri="{28A0092B-C50C-407E-A947-70E740481C1C}">
+                          <a14:useLocalDpi xmlns:a14="http://schemas.microsoft.com/office/drawing/2010/main" val="0"/>
+                        </a:ext>
+                      </a:extLst>
+                    </a:blip>
+                    <a:stretch>
+                      <a:fillRect/>
+                    </a:stretch>
+                  </pic:blipFill>
+                  <pic:spPr>
+                    <a:xfrm>
+                      <a:off x="0" y="0"/>
+                      <a:ext cx="4170547" cy="2324146"/>
+                    </a:xfrm>
+                    <a:prstGeom prst="rect">
+                      <a:avLst/>
+                    </a:prstGeom>
+                  </pic:spPr>
+                </pic:pic>
+              </a:graphicData>
+            </a:graphic>
+          </wp:inline>
+        </w:drawing>
+      </w:r>
+      <w:r>
+        <w:rPr>
+          <w:noProof/>
+        </w:rPr>
+        <w:drawing>
+          <wp:inline distT="0" distB="0" distL="0" distR="0" wp14:anchorId="1AF11C19" wp14:editId="59FEF3F7">
+            <wp:extent cx="4219074" cy="2446020"/>
+            <wp:effectExtent l="0" t="0" r="0" b="0"/>
+            <wp:docPr id="1062422282" name="Picture 1"/>
+            <wp:cNvGraphicFramePr>
+              <a:graphicFrameLocks xmlns:a="http://schemas.openxmlformats.org/drawingml/2006/main" noChangeAspect="1"/>
+            </wp:cNvGraphicFramePr>
+            <a:graphic xmlns:a="http://schemas.openxmlformats.org/drawingml/2006/main">
+              <a:graphicData uri="http://schemas.openxmlformats.org/drawingml/2006/picture">
+                <pic:pic xmlns:pic="http://schemas.openxmlformats.org/drawingml/2006/picture">
+                  <pic:nvPicPr>
+                    <pic:cNvPr id="1062422282" name="Picture 1062422282"/>
+                    <pic:cNvPicPr/>
+                  </pic:nvPicPr>
+                  <pic:blipFill>
+                    <a:blip r:embed="rId12" cstate="print">
+                      <a:extLst>
+                        <a:ext uri="{28A0092B-C50C-407E-A947-70E740481C1C}">
+                          <a14:useLocalDpi xmlns:a14="http://schemas.microsoft.com/office/drawing/2010/main" val="0"/>
+                        </a:ext>
+                      </a:extLst>
+                    </a:blip>
+                    <a:stretch>
+                      <a:fillRect/>
+                    </a:stretch>
+                  </pic:blipFill>
+                  <pic:spPr>
+                    <a:xfrm>
+                      <a:off x="0" y="0"/>
+                      <a:ext cx="4247883" cy="2462722"/>
+                    </a:xfrm>
+                    <a:prstGeom prst="rect">
+                      <a:avLst/>
+                    </a:prstGeom>
+                  </pic:spPr>
+                </pic:pic>
+              </a:graphicData>
+            </a:graphic>
+          </wp:inline>
+        </w:drawing>
+      </w:r>
+    </w:p>
+    <w:p>
+      <w:pPr>
+        <w:tabs>
+          <w:tab w:val="center" w:pos="790"/>
+        </w:tabs>
+      </w:pPr>
+    </w:p>
+    <w:p>
+      <w:pPr>
+        <w:tabs>
+          <w:tab w:val="center" w:pos="790"/>
+        </w:tabs>
+      </w:pPr>
+      <w:r>
+        <w:t>To organize the developmental tasks and follow agile project management standards, I set up the product backlog inside Jira for our team at WE ARE Software Corp. The total backlog consists of 45 items categorized across four core epics: Login &amp; Auth, UI, Backend Processes, and Reporting. For Sprint 1, I pulled 10 high-priority foundational tasks into our active sprint board to lay down the groundwork for user login, database schemas, and map interfaces. Below are the screenshots showing the complete product backlog structure and the active Sprint 1 workflow board with tasks moving across To Do, In Progress, In Review, and Done.</w:t>
+      </w:r>
+      <w:r>
+        <w:t xml:space="preserve"> </w:t>
+      </w:r>
+    </w:p>
     <w:sectPr>
       <w:pgSz w:w="12240" w:h="15840"/>
       <w:pgMar w:top="1440" w:right="1440" w:bottom="1440" w:left="1440" w:header="720" w:footer="720" w:gutter="0"/>
@@ -917,7 +1307,7 @@
 </file>
 
 <file path=word/numbering.xml><?xml version="1.0" encoding="utf-8"?>
-<w:numbering xmlns:wpc="http://schemas.microsoft.com/office/word/2010/wordprocessingCanvas" xmlns:cx="http://schemas.microsoft.com/office/drawing/2014/chartex" xmlns:cx1="http://schemas.microsoft.com/office/drawing/2015/9/8/chartex" xmlns:cx2="http://schemas.microsoft.com/office/drawing/2015/10/21/chartex" xmlns:cx3="http://schemas.microsoft.com/office/drawing/2016/5/9/chartex" xmlns:cx4="http://schemas.microsoft.com/office/drawing/2016/5/10/chartex" xmlns:cx5="http://schemas.microsoft.com/office/drawing/2016/5/11/chartex" xmlns:cx6="http://schemas.microsoft.com/office/drawing/2016/5/12/chartex" xmlns:cx7="http://schemas.microsoft.com/office/drawing/2016/5/13/chartex" xmlns:cx8="http://schemas.microsoft.com/office/drawing/2016/5/14/chartex" xmlns:mc="http://schemas.openxmlformats.org/markup-compatibility/2006" xmlns:aink="http://schemas.microsoft.com/office/drawing/2016/ink" xmlns:am3d="http://schemas.microsoft.com/office/drawing/2017/model3d" xmlns:o="urn:schemas-microsoft-com:office:office" xmlns:r="http://schemas.openxmlformats.org/officeDocument/2006/relationships" xmlns:m="http://schemas.openxmlformats.org/officeDocument/2006/math" xmlns:v="urn:schemas-microsoft-com:vml" xmlns:wp14="http://schemas.microsoft.com/office/word/2010/wordprocessingDrawing" xmlns:wp="http://schemas.openxmlformats.org/drawingml/2006/wordprocessingDrawing" xmlns:w10="urn:schemas-microsoft-com:office:word" xmlns:w="http://schemas.openxmlformats.org/wordprocessingml/2006/main" xmlns:w14="http://schemas.microsoft.com/office/word/2010/wordml" xmlns:w15="http://schemas.microsoft.com/office/word/2012/wordml" xmlns:w16cex="http://schemas.microsoft.com/office/word/2018/wordml/cex" xmlns:w16cid="http://schemas.microsoft.com/office/word/2016/wordml/cid" xmlns:w16="http://schemas.microsoft.com/office/word/2018/wordml" xmlns:w16sdtdh="http://schemas.microsoft.com/office/word/2020/wordml/sdtdatahash" xmlns:w16se="http://schemas.microsoft.com/office/word/2015/wordml/symex" xmlns:wpg="http://schemas.microsoft.com/office/word/2010/wordprocessingGroup" xmlns:wpi="http://schemas.microsoft.com/office/word/2010/wordprocessingInk" xmlns:wne="http://schemas.microsoft.com/office/word/2006/wordml" xmlns:wps="http://schemas.microsoft.com/office/word/2010/wordprocessingShape" mc:Ignorable="w14 w15 w16se w16cid w16 w16cex w16sdtdh wp14">
+<w:numbering xmlns:wpc="http://schemas.microsoft.com/office/word/2010/wordprocessingCanvas" xmlns:cx="http://schemas.microsoft.com/office/drawing/2014/chartex" xmlns:cx1="http://schemas.microsoft.com/office/drawing/2015/9/8/chartex" xmlns:cx2="http://schemas.microsoft.com/office/drawing/2015/10/21/chartex" xmlns:cx3="http://schemas.microsoft.com/office/drawing/2016/5/9/chartex" xmlns:cx4="http://schemas.microsoft.com/office/drawing/2016/5/10/chartex" xmlns:cx5="http://schemas.microsoft.com/office/drawing/2016/5/11/chartex" xmlns:cx6="http://schemas.microsoft.com/office/drawing/2016/5/12/chartex" xmlns:cx7="http://schemas.microsoft.com/office/drawing/2016/5/13/chartex" xmlns:cx8="http://schemas.microsoft.com/office/drawing/2016/5/14/chartex" xmlns:mc="http://schemas.openxmlformats.org/markup-compatibility/2006" xmlns:aink="http://schemas.microsoft.com/office/drawing/2016/ink" xmlns:am3d="http://schemas.microsoft.com/office/drawing/2017/model3d" xmlns:o="urn:schemas-microsoft-com:office:office" xmlns:oel="http://schemas.microsoft.com/office/2019/extlst" xmlns:r="http://schemas.openxmlformats.org/officeDocument/2006/relationships" xmlns:m="http://schemas.openxmlformats.org/officeDocument/2006/math" xmlns:v="urn:schemas-microsoft-com:vml" xmlns:wp14="http://schemas.microsoft.com/office/word/2010/wordprocessingDrawing" xmlns:wp="http://schemas.openxmlformats.org/drawingml/2006/wordprocessingDrawing" xmlns:w10="urn:schemas-microsoft-com:office:word" xmlns:w="http://schemas.openxmlformats.org/wordprocessingml/2006/main" xmlns:w14="http://schemas.microsoft.com/office/word/2010/wordml" xmlns:w15="http://schemas.microsoft.com/office/word/2012/wordml" xmlns:w16cex="http://schemas.microsoft.com/office/word/2018/wordml/cex" xmlns:w16cid="http://schemas.microsoft.com/office/word/2016/wordml/cid" xmlns:w16="http://schemas.microsoft.com/office/word/2018/wordml" xmlns:w16du="http://schemas.microsoft.com/office/word/2023/wordml/word16du" xmlns:w16sdtdh="http://schemas.microsoft.com/office/word/2020/wordml/sdtdatahash" xmlns:w16sdtfl="http://schemas.microsoft.com/office/word/2024/wordml/sdtformatlock" xmlns:w16se="http://schemas.microsoft.com/office/word/2015/wordml/symex" xmlns:wpg="http://schemas.microsoft.com/office/word/2010/wordprocessingGroup" xmlns:wpi="http://schemas.microsoft.com/office/word/2010/wordprocessingInk" xmlns:wne="http://schemas.microsoft.com/office/word/2006/wordml" xmlns:wps="http://schemas.microsoft.com/office/word/2010/wordprocessingShape" mc:Ignorable="w14 w15 w16se w16cid w16 w16cex w16sdtdh w16sdtfl w16du wp14">
   <w:abstractNum w:abstractNumId="0" w15:restartNumberingAfterBreak="0">
     <w:nsid w:val="0338254B"/>
     <w:multiLevelType w:val="multilevel"/>
@@ -1067,14 +1457,14 @@
       </w:rPr>
     </w:lvl>
   </w:abstractNum>
-  <w:num w:numId="1">
+  <w:num w:numId="1" w16cid:durableId="1092819812">
     <w:abstractNumId w:val="0"/>
   </w:num>
 </w:numbering>
 </file>
 
 <file path=word/styles.xml><?xml version="1.0" encoding="utf-8"?>
-<w:styles xmlns:mc="http://schemas.openxmlformats.org/markup-compatibility/2006" xmlns:r="http://schemas.openxmlformats.org/officeDocument/2006/relationships" xmlns:w="http://schemas.openxmlformats.org/wordprocessingml/2006/main" xmlns:w14="http://schemas.microsoft.com/office/word/2010/wordml" xmlns:w15="http://schemas.microsoft.com/office/word/2012/wordml" xmlns:w16cex="http://schemas.microsoft.com/office/word/2018/wordml/cex" xmlns:w16cid="http://schemas.microsoft.com/office/word/2016/wordml/cid" xmlns:w16="http://schemas.microsoft.com/office/word/2018/wordml" xmlns:w16sdtdh="http://schemas.microsoft.com/office/word/2020/wordml/sdtdatahash" xmlns:w16se="http://schemas.microsoft.com/office/word/2015/wordml/symex" mc:Ignorable="w14 w15 w16se w16cid w16 w16cex w16sdtdh">
+<w:styles xmlns:mc="http://schemas.openxmlformats.org/markup-compatibility/2006" xmlns:r="http://schemas.openxmlformats.org/officeDocument/2006/relationships" xmlns:w="http://schemas.openxmlformats.org/wordprocessingml/2006/main" xmlns:w14="http://schemas.microsoft.com/office/word/2010/wordml" xmlns:w15="http://schemas.microsoft.com/office/word/2012/wordml" xmlns:w16cex="http://schemas.microsoft.com/office/word/2018/wordml/cex" xmlns:w16cid="http://schemas.microsoft.com/office/word/2016/wordml/cid" xmlns:w16="http://schemas.microsoft.com/office/word/2018/wordml" xmlns:w16du="http://schemas.microsoft.com/office/word/2023/wordml/word16du" xmlns:w16sdtdh="http://schemas.microsoft.com/office/word/2020/wordml/sdtdatahash" xmlns:w16sdtfl="http://schemas.microsoft.com/office/word/2024/wordml/sdtformatlock" xmlns:w16se="http://schemas.microsoft.com/office/word/2015/wordml/symex" mc:Ignorable="w14 w15 w16se w16cid w16 w16cex w16sdtdh w16sdtfl w16du">
   <w:docDefaults>
     <w:rPrDefault>
       <w:rPr>
@@ -1677,7 +2067,6 @@
   <w:style w:type="character" w:default="1" w:styleId="DefaultParagraphFont">
     <w:name w:val="Default Paragraph Font"/>
     <w:uiPriority w:val="1"/>
-    <w:semiHidden/>
     <w:unhideWhenUsed/>
   </w:style>
   <w:style w:type="table" w:default="1" w:styleId="TableNormal">

--- a/Real sms 4374 Project.docx
+++ b/Real sms 4374 Project.docx
@@ -140,6 +140,128 @@
     </w:p>
     <w:p>
       <w:pPr>
+        <w:pStyle w:val="NormalWeb"/>
+        <w:numPr>
+          <w:ilvl w:val="0"/>
+          <w:numId w:val="1"/>
+        </w:numPr>
+        <w:rPr>
+          <w:b/>
+          <w:bCs/>
+        </w:rPr>
+      </w:pPr>
+      <w:r>
+        <w:rPr>
+          <w:b/>
+          <w:bCs/>
+        </w:rPr>
+        <w:t>3.0 COMMUNICATION PLAN</w:t>
+      </w:r>
+    </w:p>
+    <w:p>
+      <w:pPr>
+        <w:pStyle w:val="NormalWeb"/>
+        <w:numPr>
+          <w:ilvl w:val="1"/>
+          <w:numId w:val="1"/>
+        </w:numPr>
+      </w:pPr>
+      <w:r>
+        <w:rPr>
+          <w:b/>
+          <w:bCs/>
+        </w:rPr>
+        <w:t>3.1 Team Meeting Cadence &amp; Protocols</w:t>
+      </w:r>
+    </w:p>
+    <w:p>
+      <w:pPr>
+        <w:pStyle w:val="NormalWeb"/>
+        <w:numPr>
+          <w:ilvl w:val="1"/>
+          <w:numId w:val="1"/>
+        </w:numPr>
+      </w:pPr>
+      <w:r>
+        <w:rPr>
+          <w:b/>
+          <w:bCs/>
+        </w:rPr>
+        <w:t>3.2 Reporting Methods &amp; Blocker Escalation Paths</w:t>
+      </w:r>
+    </w:p>
+    <w:p>
+      <w:pPr>
+        <w:pStyle w:val="NormalWeb"/>
+        <w:numPr>
+          <w:ilvl w:val="1"/>
+          <w:numId w:val="1"/>
+        </w:numPr>
+      </w:pPr>
+      <w:r>
+        <w:rPr>
+          <w:b/>
+          <w:bCs/>
+        </w:rPr>
+        <w:t>3.3 Primary Communication Tools &amp; Platforms</w:t>
+      </w:r>
+    </w:p>
+    <w:p>
+      <w:pPr>
+        <w:pStyle w:val="NormalWeb"/>
+        <w:numPr>
+          <w:ilvl w:val="0"/>
+          <w:numId w:val="1"/>
+        </w:numPr>
+      </w:pPr>
+      <w:r>
+        <w:rPr>
+          <w:b/>
+          <w:bCs/>
+        </w:rPr>
+        <w:t>4.0 RISK MANAGEMENT PLAN</w:t>
+      </w:r>
+    </w:p>
+    <w:p>
+      <w:pPr>
+        <w:pStyle w:val="NormalWeb"/>
+        <w:numPr>
+          <w:ilvl w:val="1"/>
+          <w:numId w:val="1"/>
+        </w:numPr>
+      </w:pPr>
+      <w:r>
+        <w:rPr>
+          <w:b/>
+          <w:bCs/>
+        </w:rPr>
+        <w:t>4.1 Risk Identification by Category (Technical, Schedule, Financial, People)</w:t>
+      </w:r>
+    </w:p>
+    <w:p>
+      <w:pPr>
+        <w:pStyle w:val="NormalWeb"/>
+        <w:numPr>
+          <w:ilvl w:val="1"/>
+          <w:numId w:val="1"/>
+        </w:numPr>
+      </w:pPr>
+      <w:r>
+        <w:rPr>
+          <w:b/>
+          <w:bCs/>
+        </w:rPr>
+        <w:t>4.2 Master Risk Register Table &amp; Response Strategies</w:t>
+      </w:r>
+    </w:p>
+    <w:p>
+      <w:pPr>
+        <w:pStyle w:val="NormalWeb"/>
+        <w:ind w:left="1440"/>
+      </w:pPr>
+    </w:p>
+    <w:p>
+      <w:pPr>
         <w:rPr>
           <w:b/>
           <w:bCs/>
@@ -441,7 +563,11 @@
         <w:t xml:space="preserve"> routing which this would be inside the application so users would not have to switch in between</w:t>
       </w:r>
       <w:r>
-        <w:t xml:space="preserve"> maps and the app We could also integrate AI which could predict the occupancy forecasting based on previous history and then also have this information to be updated in real time with data integration</w:t>
+        <w:t xml:space="preserve"> maps and the app We could also integrate AI which could </w:t>
+      </w:r>
+      <w:r>
+        <w:lastRenderedPageBreak/>
+        <w:t>predict the occupancy forecasting based on previous history and then also have this information to be updated in real time with data integration</w:t>
       </w:r>
     </w:p>
     <w:p/>
@@ -457,310 +583,376 @@
     <w:p>
       <w:proofErr w:type="gramStart"/>
       <w:r>
+        <w:t>So</w:t>
+      </w:r>
+      <w:proofErr w:type="gramEnd"/>
+      <w:r>
+        <w:t xml:space="preserve"> the </w:t>
+      </w:r>
+      <w:proofErr w:type="spellStart"/>
+      <w:r>
+        <w:t>Progret</w:t>
+      </w:r>
+      <w:proofErr w:type="spellEnd"/>
+      <w:r>
+        <w:t xml:space="preserve"> acquisition is WE ARE Software Corp It was awarded this project through a competitive enterprise </w:t>
+      </w:r>
+      <w:proofErr w:type="gramStart"/>
+      <w:r>
+        <w:t>bid</w:t>
+      </w:r>
+      <w:proofErr w:type="gramEnd"/>
+      <w:r>
+        <w:t xml:space="preserve"> and this was to deliver a unified end to end smart parking program</w:t>
+      </w:r>
+    </w:p>
+    <w:p>
+      <w:r>
+        <w:t>This company is a software development</w:t>
+      </w:r>
+      <w:r>
+        <w:t xml:space="preserve"> studio operating with unlimited developmental resources to engineer this Web and mobile platform that has high performance and outdoes its competitors</w:t>
+      </w:r>
+    </w:p>
+    <w:p>
+      <w:r>
+        <w:t>A project overview would be this smart parking platform which would connect drivers with parking garage operators and these drivers would be able to locate available spots in real time and how they would be able to reserve spaces in advance</w:t>
+      </w:r>
+      <w:r>
+        <w:t xml:space="preserve"> Also they wouldn’t have to switch apps they would be able to navigate to the garages within the app also they would be able to pay online through the app digitally they also would have access to live occupancy tracking specifically the garage operators and they would also have financial reporting city ordinance compliance tools to help them run the app and also dynamic price controls which would allow them to change on demand</w:t>
+      </w:r>
+    </w:p>
+    <w:p/>
+    <w:p>
+      <w:r>
+        <w:rPr>
+          <w:b/>
+          <w:bCs/>
+        </w:rPr>
+        <w:t>3. Software Requirements Specification (SRS) - Use Cases Draft</w:t>
+      </w:r>
+    </w:p>
+    <w:p>
+      <w:r>
+        <w:t>1.</w:t>
+      </w:r>
+      <w:r>
+        <w:t xml:space="preserve"> This could be a driver </w:t>
+      </w:r>
+      <w:proofErr w:type="gramStart"/>
+      <w:r>
+        <w:t>searches</w:t>
+      </w:r>
+      <w:proofErr w:type="gramEnd"/>
+      <w:r>
+        <w:t xml:space="preserve"> for an </w:t>
+      </w:r>
+      <w:proofErr w:type="gramStart"/>
+      <w:r>
+        <w:t>available garage spaces</w:t>
+      </w:r>
+      <w:proofErr w:type="gramEnd"/>
+      <w:r>
+        <w:t xml:space="preserve"> based on </w:t>
+      </w:r>
+      <w:proofErr w:type="gramStart"/>
+      <w:r>
+        <w:t>the proximity</w:t>
+      </w:r>
+      <w:proofErr w:type="gramEnd"/>
+      <w:r>
+        <w:t xml:space="preserve"> and they could look for this through an interactive map</w:t>
+      </w:r>
+    </w:p>
+    <w:p>
+      <w:r>
+        <w:t>2.</w:t>
+      </w:r>
+      <w:r>
+        <w:t xml:space="preserve"> A user could complete their payment through maybe a 3</w:t>
+      </w:r>
+      <w:r>
+        <w:rPr>
+          <w:vertAlign w:val="superscript"/>
+        </w:rPr>
+        <w:t>rd</w:t>
+      </w:r>
+      <w:r>
+        <w:t xml:space="preserve"> party processor</w:t>
+      </w:r>
+      <w:r>
+        <w:t xml:space="preserve"> like Apple Pay or input their credit card information</w:t>
+      </w:r>
+    </w:p>
+    <w:p>
+      <w:r>
+        <w:t>3.</w:t>
+      </w:r>
+      <w:r>
+        <w:t xml:space="preserve"> A driver should be able to reserve a spot so they could choose a time duration and advance a parking reservation which would update in the app</w:t>
+      </w:r>
+    </w:p>
+    <w:p>
+      <w:r>
+        <w:t>4.</w:t>
+      </w:r>
+      <w:r>
+        <w:t xml:space="preserve"> </w:t>
+      </w:r>
+      <w:r>
+        <w:t>They should also be able to report a space issue so notify garage management if an assigned spot is occupied or maybe unavailable upon arriving for other reasons</w:t>
+      </w:r>
+    </w:p>
+    <w:p>
+      <w:r>
+        <w:t>5.</w:t>
+      </w:r>
+      <w:r>
+        <w:t xml:space="preserve"> </w:t>
+      </w:r>
+      <w:r>
+        <w:t xml:space="preserve">They should have dynamic pricing rules which could adjust peak versus </w:t>
+      </w:r>
+      <w:proofErr w:type="gramStart"/>
+      <w:r>
+        <w:t>non peak</w:t>
+      </w:r>
+      <w:proofErr w:type="gramEnd"/>
+      <w:r>
+        <w:t xml:space="preserve"> rates and then manually or automated shift pricing during these high demands or event schedules</w:t>
+      </w:r>
+    </w:p>
+    <w:p>
+      <w:r>
         <w:lastRenderedPageBreak/>
-        <w:t>So</w:t>
+        <w:t>6.</w:t>
+      </w:r>
+      <w:r>
+        <w:t xml:space="preserve"> System administrators should be able to manage user access grant operator permissions </w:t>
+      </w:r>
+      <w:proofErr w:type="gramStart"/>
+      <w:r>
+        <w:t>and also</w:t>
       </w:r>
       <w:proofErr w:type="gramEnd"/>
       <w:r>
-        <w:t xml:space="preserve"> the </w:t>
+        <w:t xml:space="preserve"> suspend accounts which are violating the terms of service</w:t>
+      </w:r>
+    </w:p>
+    <w:p>
+      <w:r>
+        <w:t>7.</w:t>
+      </w:r>
+      <w:r>
+        <w:t xml:space="preserve"> There should also be maybe advanced search filtering which </w:t>
+      </w:r>
+      <w:proofErr w:type="gramStart"/>
+      <w:r>
+        <w:t>filters</w:t>
+      </w:r>
+      <w:proofErr w:type="gramEnd"/>
+      <w:r>
+        <w:t xml:space="preserve"> locations by hourly rates covered versus </w:t>
+      </w:r>
+      <w:proofErr w:type="gramStart"/>
+      <w:r>
+        <w:t>the uncovered</w:t>
+      </w:r>
+      <w:proofErr w:type="gramEnd"/>
+      <w:r>
+        <w:t xml:space="preserve"> spots if there’s maybe electric charging or the level of accessibility</w:t>
+      </w:r>
+    </w:p>
+    <w:p>
+      <w:r>
+        <w:t>8.</w:t>
+      </w:r>
+      <w:r>
+        <w:t xml:space="preserve"> there should also be user registration which helps create an account and put vehicle license make model </w:t>
       </w:r>
       <w:proofErr w:type="spellStart"/>
       <w:r>
-        <w:t>Progret</w:t>
+        <w:t>etc</w:t>
       </w:r>
       <w:proofErr w:type="spellEnd"/>
       <w:r>
-        <w:t xml:space="preserve"> acquisition is WE ARE Software Corp It was awarded this project through a competitive enterprise bid and this was to deliver a unified end to end smart parking program</w:t>
-      </w:r>
-    </w:p>
-    <w:p>
-      <w:r>
-        <w:t>This company is a software development</w:t>
-      </w:r>
-      <w:r>
-        <w:t xml:space="preserve"> studio operating with unlimited developmental resources to engineer this Web and mobile platform that has high performance and outdoes its competitors</w:t>
-      </w:r>
-    </w:p>
-    <w:p>
-      <w:r>
-        <w:t>A project overview would be this smart parking platform which would connect drivers with parking garage operators and these drivers would be able to locate available spots in real time and how they would be able to reserve spaces in advance</w:t>
-      </w:r>
-      <w:r>
-        <w:t xml:space="preserve"> Also they wouldn’t have to switch apps they would be able to navigate to the garages within the app also they would be able to pay online through the app digitally they also would have access to live occupancy tracking specifically the garage operators and they would also have financial reporting city ordinance compliance tools to help them run the app and also dynamic price controls which would allow them to change on demand</w:t>
+        <w:t xml:space="preserve"> </w:t>
+      </w:r>
+      <w:proofErr w:type="gramStart"/>
+      <w:r>
+        <w:t>and also</w:t>
+      </w:r>
+      <w:proofErr w:type="gramEnd"/>
+      <w:r>
+        <w:t xml:space="preserve"> somewhere to safely store payment details</w:t>
+      </w:r>
+    </w:p>
+    <w:p>
+      <w:r>
+        <w:t>9.</w:t>
+      </w:r>
+      <w:r>
+        <w:t xml:space="preserve"> There should also be a way to enter the </w:t>
+      </w:r>
+      <w:proofErr w:type="gramStart"/>
+      <w:r>
+        <w:t>gate</w:t>
+      </w:r>
+      <w:proofErr w:type="gramEnd"/>
+      <w:r>
+        <w:t xml:space="preserve"> especially if booked advanced </w:t>
+      </w:r>
+      <w:proofErr w:type="gramStart"/>
+      <w:r>
+        <w:t>parking</w:t>
+      </w:r>
+      <w:proofErr w:type="gramEnd"/>
+      <w:r>
+        <w:t xml:space="preserve"> maybe scanning a QR code or triggering the automatic license recognition</w:t>
+      </w:r>
+    </w:p>
+    <w:p>
+      <w:r>
+        <w:t>10.</w:t>
+      </w:r>
+      <w:r>
+        <w:t xml:space="preserve"> There should also be a </w:t>
+      </w:r>
+      <w:proofErr w:type="gramStart"/>
+      <w:r>
+        <w:t>time extension</w:t>
+      </w:r>
+      <w:proofErr w:type="gramEnd"/>
+      <w:r>
+        <w:t xml:space="preserve"> where you can receive expiration alerts </w:t>
+      </w:r>
+      <w:proofErr w:type="gramStart"/>
+      <w:r>
+        <w:t>and also</w:t>
+      </w:r>
+      <w:proofErr w:type="gramEnd"/>
+      <w:r>
+        <w:t xml:space="preserve"> remotely add time to an active </w:t>
+      </w:r>
+      <w:proofErr w:type="gramStart"/>
+      <w:r>
+        <w:t>reservation</w:t>
+      </w:r>
+      <w:proofErr w:type="gramEnd"/>
+      <w:r>
+        <w:t xml:space="preserve"> and we also need to see how this would</w:t>
+      </w:r>
+      <w:r>
+        <w:t xml:space="preserve"> work </w:t>
+      </w:r>
+      <w:proofErr w:type="gramStart"/>
+      <w:r>
+        <w:t>with .</w:t>
+      </w:r>
+      <w:proofErr w:type="gramEnd"/>
+      <w:r>
+        <w:t xml:space="preserve"> advance registration to make sure things don’t overlap</w:t>
+      </w:r>
+    </w:p>
+    <w:p>
+      <w:r>
+        <w:t>11</w:t>
+      </w:r>
+      <w:r>
+        <w:t xml:space="preserve"> There should be a space where there </w:t>
+      </w:r>
+      <w:proofErr w:type="gramStart"/>
+      <w:r>
+        <w:t>is</w:t>
+      </w:r>
+      <w:proofErr w:type="gramEnd"/>
+      <w:r>
+        <w:t xml:space="preserve"> frequently used garages so you can book it in one tap</w:t>
+      </w:r>
+    </w:p>
+    <w:p>
+      <w:r>
+        <w:t>12.</w:t>
+      </w:r>
+      <w:r>
+        <w:t xml:space="preserve"> There should also be an operator dashboard where they can log into an administrative portal with </w:t>
+      </w:r>
+      <w:proofErr w:type="gramStart"/>
+      <w:r>
+        <w:t>role based</w:t>
+      </w:r>
+      <w:proofErr w:type="gramEnd"/>
+      <w:r>
+        <w:t xml:space="preserve"> access control</w:t>
+      </w:r>
+    </w:p>
+    <w:p>
+      <w:r>
+        <w:t>13.</w:t>
+      </w:r>
+      <w:r>
+        <w:t xml:space="preserve"> Management should also receive automated alerts for vehicles exceeding their reserve time so this can trigger enforcement or </w:t>
+      </w:r>
+      <w:proofErr w:type="gramStart"/>
+      <w:r>
+        <w:t>to apply</w:t>
+      </w:r>
+      <w:proofErr w:type="gramEnd"/>
+      <w:r>
+        <w:t xml:space="preserve"> a fee to their account</w:t>
+      </w:r>
+    </w:p>
+    <w:p>
+      <w:r>
+        <w:t>14</w:t>
+      </w:r>
+      <w:r>
+        <w:t xml:space="preserve"> There should also be a way to broadcast system </w:t>
+      </w:r>
+      <w:proofErr w:type="gramStart"/>
+      <w:r>
+        <w:t>alert</w:t>
+      </w:r>
+      <w:proofErr w:type="gramEnd"/>
+      <w:r>
+        <w:t xml:space="preserve"> which </w:t>
+      </w:r>
+      <w:proofErr w:type="gramStart"/>
+      <w:r>
+        <w:t>notifies</w:t>
+      </w:r>
+      <w:proofErr w:type="gramEnd"/>
+      <w:r>
+        <w:t xml:space="preserve"> performance maintenance traffic disruptions or maybe some weather emergencies</w:t>
+      </w:r>
+    </w:p>
+    <w:p>
+      <w:r>
+        <w:t xml:space="preserve">15. </w:t>
+      </w:r>
+      <w:proofErr w:type="gramStart"/>
+      <w:r>
+        <w:t>Also</w:t>
+      </w:r>
+      <w:proofErr w:type="gramEnd"/>
+      <w:r>
+        <w:t xml:space="preserve"> a way to sync location with the garage’s entrance with maybe Google Maps or Apple Maps which would be accessible within the app</w:t>
       </w:r>
     </w:p>
     <w:p/>
     <w:p>
       <w:r>
-        <w:rPr>
-          <w:b/>
-          <w:bCs/>
-        </w:rPr>
-        <w:t>3. Software Requirements Specification (SRS) - Use Cases Draft</w:t>
-      </w:r>
-    </w:p>
-    <w:p>
-      <w:r>
-        <w:t>1.</w:t>
-      </w:r>
-      <w:r>
-        <w:t xml:space="preserve"> This could be a driver </w:t>
-      </w:r>
-      <w:proofErr w:type="gramStart"/>
-      <w:r>
-        <w:t>searches</w:t>
-      </w:r>
-      <w:proofErr w:type="gramEnd"/>
-      <w:r>
-        <w:t xml:space="preserve"> for </w:t>
-      </w:r>
-      <w:proofErr w:type="gramStart"/>
-      <w:r>
-        <w:t>an available</w:t>
-      </w:r>
-      <w:proofErr w:type="gramEnd"/>
-      <w:r>
-        <w:t xml:space="preserve"> garage spaces based on the </w:t>
-      </w:r>
-      <w:proofErr w:type="gramStart"/>
-      <w:r>
-        <w:t>proximity</w:t>
-      </w:r>
-      <w:proofErr w:type="gramEnd"/>
-      <w:r>
-        <w:t xml:space="preserve"> and they could look for this through an interactive map</w:t>
-      </w:r>
-    </w:p>
-    <w:p>
-      <w:r>
-        <w:t>2.</w:t>
-      </w:r>
-      <w:r>
-        <w:t xml:space="preserve"> A user could complete their payment through maybe a 3</w:t>
-      </w:r>
-      <w:r>
-        <w:rPr>
-          <w:vertAlign w:val="superscript"/>
-        </w:rPr>
-        <w:t>rd</w:t>
-      </w:r>
-      <w:r>
-        <w:t xml:space="preserve"> party processor</w:t>
-      </w:r>
-      <w:r>
-        <w:t xml:space="preserve"> like Apple Pay or input their credit card information</w:t>
-      </w:r>
-    </w:p>
-    <w:p>
-      <w:r>
-        <w:t>3.</w:t>
-      </w:r>
-      <w:r>
-        <w:t xml:space="preserve"> A driver should be able to reserve a spot so they could choose a time duration and advance a parking reservation which would update in the app</w:t>
-      </w:r>
-    </w:p>
-    <w:p>
-      <w:r>
-        <w:t>4.</w:t>
-      </w:r>
-      <w:r>
-        <w:t xml:space="preserve"> </w:t>
-      </w:r>
-      <w:r>
-        <w:t>They should also be able to report a space issue so notify garage management if an assigned spot is occupied or maybe unavailable upon arriving for other reasons</w:t>
-      </w:r>
-    </w:p>
-    <w:p>
-      <w:r>
-        <w:t>5.</w:t>
-      </w:r>
-      <w:r>
-        <w:t xml:space="preserve"> </w:t>
-      </w:r>
-      <w:r>
-        <w:t xml:space="preserve">They should have dynamic pricing rules which could adjust peak versus </w:t>
-      </w:r>
-      <w:proofErr w:type="gramStart"/>
-      <w:r>
-        <w:t>non peak</w:t>
-      </w:r>
-      <w:proofErr w:type="gramEnd"/>
-      <w:r>
-        <w:t xml:space="preserve"> rates and then manually or automated shift pricing during these high demands or event schedules</w:t>
-      </w:r>
-    </w:p>
-    <w:p>
-      <w:r>
-        <w:t>6.</w:t>
-      </w:r>
-      <w:r>
-        <w:t xml:space="preserve"> System administrators should be able to manage user access grant operator permissions </w:t>
-      </w:r>
-      <w:proofErr w:type="gramStart"/>
-      <w:r>
-        <w:t>and also</w:t>
-      </w:r>
-      <w:proofErr w:type="gramEnd"/>
-      <w:r>
-        <w:t xml:space="preserve"> suspend accounts which are violating the terms of service</w:t>
-      </w:r>
-    </w:p>
-    <w:p>
-      <w:r>
-        <w:t>7.</w:t>
-      </w:r>
-      <w:r>
-        <w:t xml:space="preserve"> There should also be maybe advanced search filtering which filters locations by hourly rates covered versus the uncovered spots if there’s maybe electric charging or the level of accessibility</w:t>
-      </w:r>
-    </w:p>
-    <w:p>
-      <w:r>
+        <w:t xml:space="preserve">2.0 </w:t>
+      </w:r>
+    </w:p>
+    <w:p>
+      <w:r>
+        <w:rPr>
+          <w:noProof/>
+        </w:rPr>
         <w:lastRenderedPageBreak/>
-        <w:t>8.</w:t>
-      </w:r>
-      <w:r>
-        <w:t xml:space="preserve"> there should also be user registration which helps create an account and put vehicle license make model </w:t>
-      </w:r>
-      <w:proofErr w:type="spellStart"/>
-      <w:r>
-        <w:t>etc</w:t>
-      </w:r>
-      <w:proofErr w:type="spellEnd"/>
-      <w:r>
-        <w:t xml:space="preserve"> </w:t>
-      </w:r>
-      <w:proofErr w:type="gramStart"/>
-      <w:r>
-        <w:t>and also</w:t>
-      </w:r>
-      <w:proofErr w:type="gramEnd"/>
-      <w:r>
-        <w:t xml:space="preserve"> somewhere to safely store payment details</w:t>
-      </w:r>
-    </w:p>
-    <w:p>
-      <w:r>
-        <w:t>9.</w:t>
-      </w:r>
-      <w:r>
-        <w:t xml:space="preserve"> There should also be a way to enter the gate especially if booked advanced parking maybe scanning a QR code or triggering the automatic license recognition</w:t>
-      </w:r>
-    </w:p>
-    <w:p>
-      <w:r>
-        <w:t>10.</w:t>
-      </w:r>
-      <w:r>
-        <w:t xml:space="preserve"> There should also be a </w:t>
-      </w:r>
-      <w:proofErr w:type="gramStart"/>
-      <w:r>
-        <w:t>time extension</w:t>
-      </w:r>
-      <w:proofErr w:type="gramEnd"/>
-      <w:r>
-        <w:t xml:space="preserve"> where you can receive expiration alerts </w:t>
-      </w:r>
-      <w:proofErr w:type="gramStart"/>
-      <w:r>
-        <w:t>and also</w:t>
-      </w:r>
-      <w:proofErr w:type="gramEnd"/>
-      <w:r>
-        <w:t xml:space="preserve"> remotely add time to an active </w:t>
-      </w:r>
-      <w:proofErr w:type="gramStart"/>
-      <w:r>
-        <w:t>reservation</w:t>
-      </w:r>
-      <w:proofErr w:type="gramEnd"/>
-      <w:r>
-        <w:t xml:space="preserve"> and we also need to see how this would</w:t>
-      </w:r>
-      <w:r>
-        <w:t xml:space="preserve"> work </w:t>
-      </w:r>
-      <w:proofErr w:type="gramStart"/>
-      <w:r>
-        <w:t>with .</w:t>
-      </w:r>
-      <w:proofErr w:type="gramEnd"/>
-      <w:r>
-        <w:t xml:space="preserve"> advance registration to make sure things don’t overlap</w:t>
-      </w:r>
-    </w:p>
-    <w:p>
-      <w:r>
-        <w:t>11</w:t>
-      </w:r>
-      <w:r>
-        <w:t xml:space="preserve"> There should be a space where there </w:t>
-      </w:r>
-      <w:proofErr w:type="gramStart"/>
-      <w:r>
-        <w:t>is</w:t>
-      </w:r>
-      <w:proofErr w:type="gramEnd"/>
-      <w:r>
-        <w:t xml:space="preserve"> frequently used garages so you can book it in one tap</w:t>
-      </w:r>
-    </w:p>
-    <w:p>
-      <w:r>
-        <w:t>12.</w:t>
-      </w:r>
-      <w:r>
-        <w:t xml:space="preserve"> There should also be an operator dashboard where they can log into an administrative portal with </w:t>
-      </w:r>
-      <w:proofErr w:type="gramStart"/>
-      <w:r>
-        <w:t>role based</w:t>
-      </w:r>
-      <w:proofErr w:type="gramEnd"/>
-      <w:r>
-        <w:t xml:space="preserve"> access control</w:t>
-      </w:r>
-    </w:p>
-    <w:p>
-      <w:r>
-        <w:t>13.</w:t>
-      </w:r>
-      <w:r>
-        <w:t xml:space="preserve"> Management should also receive automated alerts for vehicles exceeding their reserve time so this can trigger enforcement or to apply a fee to their account</w:t>
-      </w:r>
-    </w:p>
-    <w:p>
-      <w:r>
-        <w:t>14</w:t>
-      </w:r>
-      <w:r>
-        <w:t xml:space="preserve"> There should also be a way to broadcast system alert</w:t>
-      </w:r>
-      <w:r>
-        <w:t xml:space="preserve"> which notifies performance maintenance traffic disruptions or maybe some weather emergencies</w:t>
-      </w:r>
-    </w:p>
-    <w:p>
-      <w:r>
-        <w:t xml:space="preserve">15. </w:t>
-      </w:r>
-      <w:r>
-        <w:t>Also a way to sync location with the garage’s entrance with maybe Google Maps or Apple Maps which would be accessible within the app</w:t>
-      </w:r>
-    </w:p>
-    <w:p/>
-    <w:p>
-      <w:r>
-        <w:t xml:space="preserve">2.0 </w:t>
-      </w:r>
-    </w:p>
-    <w:p>
-      <w:r>
-        <w:rPr>
-          <w:noProof/>
-        </w:rPr>
         <w:drawing>
-          <wp:inline distT="0" distB="0" distL="0" distR="0" wp14:anchorId="0694DE6D" wp14:editId="2D278F68">
+          <wp:inline distT="0" distB="0" distL="0" distR="0" wp14:anchorId="0694DE6D" wp14:editId="4A76314F">
             <wp:extent cx="4673600" cy="1911383"/>
             <wp:effectExtent l="0" t="0" r="0" b="0"/>
             <wp:docPr id="1" name="Picture 1" descr="A screenshot of a computer&#10;&#10;Description automatically generated"/>
@@ -805,7 +997,15 @@
     <w:p/>
     <w:p>
       <w:r>
-        <w:t>Smart Parking Platform WBS task hierarchy showing initiatin, requirements engineering, and architecture design phases (Sept–Oct 2026)</w:t>
+        <w:t xml:space="preserve">Smart Parking Platform WBS task hierarchy showing </w:t>
+      </w:r>
+      <w:proofErr w:type="spellStart"/>
+      <w:r>
+        <w:t>initiatin</w:t>
+      </w:r>
+      <w:proofErr w:type="spellEnd"/>
+      <w:r>
+        <w:t>, requirements engineering, and architecture design phases (Sept–Oct 2026)</w:t>
       </w:r>
     </w:p>
     <w:p>
@@ -813,9 +1013,8 @@
         <w:rPr>
           <w:noProof/>
         </w:rPr>
-        <w:lastRenderedPageBreak/>
         <w:drawing>
-          <wp:inline distT="0" distB="0" distL="0" distR="0" wp14:anchorId="68D165BD" wp14:editId="0551C60D">
+          <wp:inline distT="0" distB="0" distL="0" distR="0" wp14:anchorId="68D165BD" wp14:editId="65CED2B4">
             <wp:extent cx="4775200" cy="2227406"/>
             <wp:effectExtent l="0" t="0" r="6350" b="1905"/>
             <wp:docPr id="2" name="Picture 2" descr="A screenshot of a computer&#10;&#10;Description automatically generated"/>
@@ -879,7 +1078,7 @@
           <w:noProof/>
         </w:rPr>
         <w:drawing>
-          <wp:anchor distT="0" distB="0" distL="114300" distR="114300" simplePos="0" relativeHeight="251658240" behindDoc="0" locked="0" layoutInCell="1" allowOverlap="1" wp14:anchorId="56EE08E3" wp14:editId="2BD429BB">
+          <wp:anchor distT="0" distB="0" distL="114300" distR="114300" simplePos="0" relativeHeight="251658240" behindDoc="0" locked="0" layoutInCell="1" allowOverlap="1" wp14:anchorId="56EE08E3" wp14:editId="297AC470">
             <wp:simplePos x="914400" y="914400"/>
             <wp:positionH relativeFrom="column">
               <wp:align>left</wp:align>
@@ -951,6 +1150,7 @@
         </w:tabs>
       </w:pPr>
       <w:r>
+        <w:lastRenderedPageBreak/>
         <w:t xml:space="preserve">    </w:t>
       </w:r>
       <w:r>
@@ -1039,7 +1239,6 @@
       </w:pPr>
       <w:proofErr w:type="spellStart"/>
       <w:r>
-        <w:lastRenderedPageBreak/>
         <w:t>Hw</w:t>
       </w:r>
       <w:proofErr w:type="spellEnd"/>
@@ -1054,6 +1253,9 @@
         </w:tabs>
       </w:pPr>
       <w:r>
+        <w:rPr>
+          <w:noProof/>
+        </w:rPr>
         <w:drawing>
           <wp:inline distT="0" distB="0" distL="0" distR="0" wp14:anchorId="615374F2" wp14:editId="268359E9">
             <wp:extent cx="4539916" cy="2050238"/>
@@ -1140,6 +1342,7 @@
         <w:rPr>
           <w:noProof/>
         </w:rPr>
+        <w:lastRenderedPageBreak/>
         <w:drawing>
           <wp:inline distT="0" distB="0" distL="0" distR="0" wp14:anchorId="13CCE0A8" wp14:editId="134E3EF4">
             <wp:extent cx="4684295" cy="2197549"/>
@@ -1186,7 +1389,6 @@
         <w:rPr>
           <w:noProof/>
         </w:rPr>
-        <w:lastRenderedPageBreak/>
         <w:drawing>
           <wp:inline distT="0" distB="0" distL="0" distR="0" wp14:anchorId="044634CC" wp14:editId="24E22911">
             <wp:extent cx="4137991" cy="2306003"/>
@@ -1290,11 +1492,962 @@
         </w:tabs>
       </w:pPr>
       <w:r>
-        <w:t>To organize the developmental tasks and follow agile project management standards, I set up the product backlog inside Jira for our team at WE ARE Software Corp. The total backlog consists of 45 items categorized across four core epics: Login &amp; Auth, UI, Backend Processes, and Reporting. For Sprint 1, I pulled 10 high-priority foundational tasks into our active sprint board to lay down the groundwork for user login, database schemas, and map interfaces. Below are the screenshots showing the complete product backlog structure and the active Sprint 1 workflow board with tasks moving across To Do, In Progress, In Review, and Done.</w:t>
+        <w:t xml:space="preserve">To organize the developmental tasks and follow agile project management standards, I set up the product backlog inside Jira for our team at WE ARE Software Corp. The total backlog consists of 45 items categorized across four core epics: Login &amp; Auth, UI, Backend </w:t>
+      </w:r>
+      <w:r>
+        <w:lastRenderedPageBreak/>
+        <w:t>Processes, and Reporting. For Sprint 1, I pulled 10 high-priority foundational tasks into our active sprint board to lay down the groundwork for user login, database schemas, and map interfaces. Below are the screenshots showing the complete product backlog structure and the active Sprint 1 workflow board with tasks moving across To Do, In Progress, In Review, and Done.</w:t>
       </w:r>
       <w:r>
         <w:t xml:space="preserve"> </w:t>
       </w:r>
+    </w:p>
+    <w:p>
+      <w:pPr>
+        <w:tabs>
+          <w:tab w:val="center" w:pos="790"/>
+        </w:tabs>
+      </w:pPr>
+    </w:p>
+    <w:p>
+      <w:pPr>
+        <w:tabs>
+          <w:tab w:val="center" w:pos="790"/>
+        </w:tabs>
+      </w:pPr>
+    </w:p>
+    <w:p>
+      <w:pPr>
+        <w:tabs>
+          <w:tab w:val="center" w:pos="790"/>
+        </w:tabs>
+      </w:pPr>
+    </w:p>
+    <w:p>
+      <w:pPr>
+        <w:tabs>
+          <w:tab w:val="center" w:pos="790"/>
+        </w:tabs>
+      </w:pPr>
+    </w:p>
+    <w:p>
+      <w:pPr>
+        <w:tabs>
+          <w:tab w:val="center" w:pos="790"/>
+        </w:tabs>
+      </w:pPr>
+    </w:p>
+    <w:p>
+      <w:pPr>
+        <w:tabs>
+          <w:tab w:val="center" w:pos="790"/>
+        </w:tabs>
+      </w:pPr>
+    </w:p>
+    <w:p>
+      <w:pPr>
+        <w:tabs>
+          <w:tab w:val="center" w:pos="790"/>
+        </w:tabs>
+      </w:pPr>
+    </w:p>
+    <w:p>
+      <w:pPr>
+        <w:tabs>
+          <w:tab w:val="center" w:pos="790"/>
+        </w:tabs>
+      </w:pPr>
+    </w:p>
+    <w:p>
+      <w:pPr>
+        <w:tabs>
+          <w:tab w:val="center" w:pos="790"/>
+        </w:tabs>
+      </w:pPr>
+    </w:p>
+    <w:p>
+      <w:pPr>
+        <w:tabs>
+          <w:tab w:val="center" w:pos="790"/>
+        </w:tabs>
+      </w:pPr>
+    </w:p>
+    <w:p>
+      <w:pPr>
+        <w:tabs>
+          <w:tab w:val="center" w:pos="790"/>
+        </w:tabs>
+      </w:pPr>
+    </w:p>
+    <w:p>
+      <w:pPr>
+        <w:tabs>
+          <w:tab w:val="center" w:pos="790"/>
+        </w:tabs>
+      </w:pPr>
+    </w:p>
+    <w:p>
+      <w:pPr>
+        <w:tabs>
+          <w:tab w:val="center" w:pos="790"/>
+        </w:tabs>
+      </w:pPr>
+    </w:p>
+    <w:p>
+      <w:pPr>
+        <w:tabs>
+          <w:tab w:val="center" w:pos="790"/>
+        </w:tabs>
+      </w:pPr>
+    </w:p>
+    <w:p>
+      <w:pPr>
+        <w:tabs>
+          <w:tab w:val="center" w:pos="790"/>
+        </w:tabs>
+      </w:pPr>
+    </w:p>
+    <w:p>
+      <w:pPr>
+        <w:tabs>
+          <w:tab w:val="center" w:pos="790"/>
+        </w:tabs>
+      </w:pPr>
+    </w:p>
+    <w:p>
+      <w:pPr>
+        <w:tabs>
+          <w:tab w:val="center" w:pos="790"/>
+        </w:tabs>
+      </w:pPr>
+    </w:p>
+    <w:p>
+      <w:pPr>
+        <w:tabs>
+          <w:tab w:val="center" w:pos="790"/>
+        </w:tabs>
+      </w:pPr>
+    </w:p>
+    <w:p>
+      <w:pPr>
+        <w:tabs>
+          <w:tab w:val="center" w:pos="790"/>
+        </w:tabs>
+      </w:pPr>
+    </w:p>
+    <w:p>
+      <w:pPr>
+        <w:tabs>
+          <w:tab w:val="center" w:pos="790"/>
+        </w:tabs>
+      </w:pPr>
+    </w:p>
+    <w:p>
+      <w:pPr>
+        <w:tabs>
+          <w:tab w:val="center" w:pos="790"/>
+        </w:tabs>
+      </w:pPr>
+    </w:p>
+    <w:p>
+      <w:pPr>
+        <w:tabs>
+          <w:tab w:val="center" w:pos="790"/>
+        </w:tabs>
+      </w:pPr>
+    </w:p>
+    <w:p>
+      <w:pPr>
+        <w:tabs>
+          <w:tab w:val="center" w:pos="790"/>
+        </w:tabs>
+      </w:pPr>
+      <w:r>
+        <w:lastRenderedPageBreak/>
+        <w:t>HW 4</w:t>
+      </w:r>
+    </w:p>
+    <w:p>
+      <w:pPr>
+        <w:tabs>
+          <w:tab w:val="center" w:pos="790"/>
+        </w:tabs>
+        <w:rPr>
+          <w:b/>
+          <w:bCs/>
+        </w:rPr>
+      </w:pPr>
+      <w:r>
+        <w:rPr>
+          <w:b/>
+          <w:bCs/>
+        </w:rPr>
+        <w:t>Part 1: Risk Identification by Category</w:t>
+      </w:r>
+    </w:p>
+    <w:p>
+      <w:pPr>
+        <w:tabs>
+          <w:tab w:val="center" w:pos="790"/>
+        </w:tabs>
+        <w:rPr>
+          <w:b/>
+          <w:bCs/>
+        </w:rPr>
+      </w:pPr>
+      <w:r>
+        <w:rPr>
+          <w:b/>
+          <w:bCs/>
+        </w:rPr>
+        <w:t>1. Technical Risks</w:t>
+      </w:r>
+    </w:p>
+    <w:p>
+      <w:pPr>
+        <w:numPr>
+          <w:ilvl w:val="0"/>
+          <w:numId w:val="2"/>
+        </w:numPr>
+        <w:tabs>
+          <w:tab w:val="center" w:pos="790"/>
+        </w:tabs>
+      </w:pPr>
+      <w:r>
+        <w:rPr>
+          <w:b/>
+          <w:bCs/>
+        </w:rPr>
+        <w:t>TR-01 (Map &amp; Navigation Lag):</w:t>
+      </w:r>
+      <w:r>
+        <w:t xml:space="preserve"> Third-party map APIs (like Google Maps) taking too long to load or </w:t>
+      </w:r>
+      <w:proofErr w:type="gramStart"/>
+      <w:r>
+        <w:t>failing</w:t>
+      </w:r>
+      <w:proofErr w:type="gramEnd"/>
+      <w:r>
+        <w:t xml:space="preserve"> during navigation inside the app.</w:t>
+      </w:r>
+    </w:p>
+    <w:p>
+      <w:pPr>
+        <w:numPr>
+          <w:ilvl w:val="0"/>
+          <w:numId w:val="2"/>
+        </w:numPr>
+        <w:tabs>
+          <w:tab w:val="center" w:pos="790"/>
+        </w:tabs>
+      </w:pPr>
+      <w:r>
+        <w:rPr>
+          <w:b/>
+          <w:bCs/>
+        </w:rPr>
+        <w:t>TR-02 (Parking Sensor Sync Failure):</w:t>
+      </w:r>
+      <w:r>
+        <w:t xml:space="preserve"> Garage gate sensors losing internet connection, causing the app to display incorrect available spot counts.</w:t>
+      </w:r>
+    </w:p>
+    <w:p>
+      <w:pPr>
+        <w:numPr>
+          <w:ilvl w:val="0"/>
+          <w:numId w:val="2"/>
+        </w:numPr>
+        <w:tabs>
+          <w:tab w:val="center" w:pos="790"/>
+        </w:tabs>
+      </w:pPr>
+      <w:r>
+        <w:rPr>
+          <w:b/>
+          <w:bCs/>
+        </w:rPr>
+        <w:t>TR-03 (Payment Processing Outages):</w:t>
+      </w:r>
+      <w:r>
+        <w:t xml:space="preserve"> Third-party payment gateways (like Stripe) going down during peak parking hours, preventing users from paying.</w:t>
+      </w:r>
+    </w:p>
+    <w:p>
+      <w:pPr>
+        <w:numPr>
+          <w:ilvl w:val="0"/>
+          <w:numId w:val="2"/>
+        </w:numPr>
+        <w:tabs>
+          <w:tab w:val="center" w:pos="790"/>
+        </w:tabs>
+      </w:pPr>
+      <w:r>
+        <w:rPr>
+          <w:b/>
+          <w:bCs/>
+        </w:rPr>
+        <w:t>TR-04 (License Plate Reader Glitches):</w:t>
+      </w:r>
+      <w:r>
+        <w:t xml:space="preserve"> Garage entrance cameras misreading license plates in bad weather or dark lighting, delaying entry.</w:t>
+      </w:r>
+    </w:p>
+    <w:p>
+      <w:pPr>
+        <w:tabs>
+          <w:tab w:val="center" w:pos="790"/>
+        </w:tabs>
+        <w:rPr>
+          <w:b/>
+          <w:bCs/>
+        </w:rPr>
+      </w:pPr>
+      <w:r>
+        <w:rPr>
+          <w:b/>
+          <w:bCs/>
+        </w:rPr>
+        <w:t>2. Schedule Risks</w:t>
+      </w:r>
+    </w:p>
+    <w:p>
+      <w:pPr>
+        <w:numPr>
+          <w:ilvl w:val="0"/>
+          <w:numId w:val="3"/>
+        </w:numPr>
+        <w:tabs>
+          <w:tab w:val="center" w:pos="790"/>
+        </w:tabs>
+      </w:pPr>
+      <w:r>
+        <w:rPr>
+          <w:b/>
+          <w:bCs/>
+        </w:rPr>
+        <w:t>SR-01 (App Store Approval Delays):</w:t>
+      </w:r>
+      <w:r>
+        <w:t xml:space="preserve"> Taking longer than expected to get developer account approvals and app listings approved on Apple &amp; Google app stores.</w:t>
+      </w:r>
+    </w:p>
+    <w:p>
+      <w:pPr>
+        <w:numPr>
+          <w:ilvl w:val="0"/>
+          <w:numId w:val="3"/>
+        </w:numPr>
+        <w:tabs>
+          <w:tab w:val="center" w:pos="790"/>
+        </w:tabs>
+      </w:pPr>
+      <w:r>
+        <w:rPr>
+          <w:b/>
+          <w:bCs/>
+        </w:rPr>
+        <w:t>SR-02 (Database Optimization Bottleneck):</w:t>
+      </w:r>
+      <w:r>
+        <w:t xml:space="preserve"> Backend database setup taking longer to finish, which pushes back the front-end app development schedule.</w:t>
+      </w:r>
+    </w:p>
+    <w:p>
+      <w:pPr>
+        <w:numPr>
+          <w:ilvl w:val="0"/>
+          <w:numId w:val="3"/>
+        </w:numPr>
+        <w:tabs>
+          <w:tab w:val="center" w:pos="790"/>
+        </w:tabs>
+      </w:pPr>
+      <w:r>
+        <w:rPr>
+          <w:b/>
+          <w:bCs/>
+        </w:rPr>
+        <w:t>SR-03 (Scope Creep):</w:t>
+      </w:r>
+      <w:r>
+        <w:t xml:space="preserve"> Adding extra unplanned features (like custom city reports or extra dashboard tools) mid-sprint.</w:t>
+      </w:r>
+    </w:p>
+    <w:p>
+      <w:pPr>
+        <w:numPr>
+          <w:ilvl w:val="0"/>
+          <w:numId w:val="3"/>
+        </w:numPr>
+        <w:tabs>
+          <w:tab w:val="center" w:pos="790"/>
+        </w:tabs>
+      </w:pPr>
+      <w:r>
+        <w:rPr>
+          <w:b/>
+          <w:bCs/>
+        </w:rPr>
+        <w:t>SR-04 (Testing &amp; Audit Sign-Off Delays):</w:t>
+      </w:r>
+      <w:r>
+        <w:t xml:space="preserve"> Security reviews and user testing taking longer than planned, putting the end-of-semester deadline at risk.</w:t>
+      </w:r>
+    </w:p>
+    <w:p>
+      <w:pPr>
+        <w:tabs>
+          <w:tab w:val="center" w:pos="790"/>
+        </w:tabs>
+        <w:rPr>
+          <w:b/>
+          <w:bCs/>
+        </w:rPr>
+      </w:pPr>
+      <w:r>
+        <w:rPr>
+          <w:b/>
+          <w:bCs/>
+        </w:rPr>
+        <w:t>3. Financial Risks</w:t>
+      </w:r>
+    </w:p>
+    <w:p>
+      <w:pPr>
+        <w:numPr>
+          <w:ilvl w:val="0"/>
+          <w:numId w:val="4"/>
+        </w:numPr>
+        <w:tabs>
+          <w:tab w:val="center" w:pos="790"/>
+        </w:tabs>
+      </w:pPr>
+      <w:r>
+        <w:rPr>
+          <w:b/>
+          <w:bCs/>
+        </w:rPr>
+        <w:t>FR-01 (Cloud Hosting Cost Spikes):</w:t>
+      </w:r>
+      <w:r>
+        <w:t xml:space="preserve"> Server hosting costs on AWS </w:t>
+      </w:r>
+      <w:proofErr w:type="gramStart"/>
+      <w:r>
+        <w:t>going</w:t>
+      </w:r>
+      <w:proofErr w:type="gramEnd"/>
+      <w:r>
+        <w:t xml:space="preserve"> over budget due to unexpected high user traffic during major city events.</w:t>
+      </w:r>
+    </w:p>
+    <w:p>
+      <w:pPr>
+        <w:numPr>
+          <w:ilvl w:val="0"/>
+          <w:numId w:val="4"/>
+        </w:numPr>
+        <w:tabs>
+          <w:tab w:val="center" w:pos="790"/>
+        </w:tabs>
+      </w:pPr>
+      <w:r>
+        <w:rPr>
+          <w:b/>
+          <w:bCs/>
+        </w:rPr>
+        <w:t>FR-02 (Refund &amp; Dispute Fees):</w:t>
+      </w:r>
+      <w:r>
+        <w:t xml:space="preserve"> Extra processing fees caused by user refund requests or disputed parking charges.</w:t>
+      </w:r>
+    </w:p>
+    <w:p>
+      <w:pPr>
+        <w:numPr>
+          <w:ilvl w:val="0"/>
+          <w:numId w:val="4"/>
+        </w:numPr>
+        <w:tabs>
+          <w:tab w:val="center" w:pos="790"/>
+        </w:tabs>
+      </w:pPr>
+      <w:r>
+        <w:rPr>
+          <w:b/>
+          <w:bCs/>
+        </w:rPr>
+        <w:t>FR-03 (City Compliance Fines):</w:t>
+      </w:r>
+      <w:r>
+        <w:t xml:space="preserve"> Unexpected fines or penalties if the app fails to follow local city parking tax rules or zoning ordinances.</w:t>
+      </w:r>
+    </w:p>
+    <w:p>
+      <w:pPr>
+        <w:numPr>
+          <w:ilvl w:val="0"/>
+          <w:numId w:val="4"/>
+        </w:numPr>
+        <w:tabs>
+          <w:tab w:val="center" w:pos="790"/>
+        </w:tabs>
+      </w:pPr>
+      <w:r>
+        <w:rPr>
+          <w:b/>
+          <w:bCs/>
+        </w:rPr>
+        <w:t>FR-04 (API Subscription Escalations):</w:t>
+      </w:r>
+      <w:r>
+        <w:t xml:space="preserve"> Third-party mapping and messaging API costs increasing as more drivers use the app.</w:t>
+      </w:r>
+    </w:p>
+    <w:p>
+      <w:pPr>
+        <w:tabs>
+          <w:tab w:val="center" w:pos="790"/>
+        </w:tabs>
+        <w:rPr>
+          <w:b/>
+          <w:bCs/>
+        </w:rPr>
+      </w:pPr>
+      <w:r>
+        <w:rPr>
+          <w:b/>
+          <w:bCs/>
+        </w:rPr>
+        <w:t>4. People Risks</w:t>
+      </w:r>
+    </w:p>
+    <w:p>
+      <w:pPr>
+        <w:numPr>
+          <w:ilvl w:val="0"/>
+          <w:numId w:val="5"/>
+        </w:numPr>
+        <w:tabs>
+          <w:tab w:val="center" w:pos="790"/>
+        </w:tabs>
+      </w:pPr>
+      <w:r>
+        <w:rPr>
+          <w:b/>
+          <w:bCs/>
+        </w:rPr>
+        <w:lastRenderedPageBreak/>
+        <w:t>PR-01 (Key Developer Leaving):</w:t>
+      </w:r>
+      <w:r>
+        <w:t xml:space="preserve"> A core backend or mobile developer leaving the team mid-project, slowing down sprint progress.</w:t>
+      </w:r>
+    </w:p>
+    <w:p>
+      <w:pPr>
+        <w:numPr>
+          <w:ilvl w:val="0"/>
+          <w:numId w:val="5"/>
+        </w:numPr>
+        <w:tabs>
+          <w:tab w:val="center" w:pos="790"/>
+        </w:tabs>
+      </w:pPr>
+      <w:r>
+        <w:rPr>
+          <w:b/>
+          <w:bCs/>
+        </w:rPr>
+        <w:t>PR-02 (Team Communication Gaps):</w:t>
+      </w:r>
+      <w:r>
+        <w:t xml:space="preserve"> Misunderstandings between separate sub-teams (like Mobile vs. Backend) regarding how APIs connect.</w:t>
+      </w:r>
+    </w:p>
+    <w:p>
+      <w:pPr>
+        <w:numPr>
+          <w:ilvl w:val="0"/>
+          <w:numId w:val="5"/>
+        </w:numPr>
+        <w:tabs>
+          <w:tab w:val="center" w:pos="790"/>
+        </w:tabs>
+      </w:pPr>
+      <w:r>
+        <w:rPr>
+          <w:b/>
+          <w:bCs/>
+        </w:rPr>
+        <w:t>PR-03 (Garage Staff Resistance):</w:t>
+      </w:r>
+      <w:r>
+        <w:t xml:space="preserve"> Garage attendants struggling or resisting to learn the new operator dashboard software.</w:t>
+      </w:r>
+    </w:p>
+    <w:p>
+      <w:pPr>
+        <w:numPr>
+          <w:ilvl w:val="0"/>
+          <w:numId w:val="5"/>
+        </w:numPr>
+        <w:tabs>
+          <w:tab w:val="center" w:pos="790"/>
+        </w:tabs>
+      </w:pPr>
+      <w:r>
+        <w:rPr>
+          <w:b/>
+          <w:bCs/>
+        </w:rPr>
+        <w:t>PR-04 (Unintentional Security Slip-ups):</w:t>
+      </w:r>
+      <w:r>
+        <w:t xml:space="preserve"> Team members accidentally pasting private code or keys into unapproved public tools, violating course and project security rules.</w:t>
+      </w:r>
+    </w:p>
+    <w:p>
+      <w:pPr>
+        <w:tabs>
+          <w:tab w:val="center" w:pos="790"/>
+        </w:tabs>
+      </w:pPr>
+    </w:p>
+    <w:p>
+      <w:pPr>
+        <w:tabs>
+          <w:tab w:val="center" w:pos="790"/>
+        </w:tabs>
+        <w:rPr>
+          <w:b/>
+          <w:bCs/>
+        </w:rPr>
+      </w:pPr>
+      <w:r>
+        <w:rPr>
+          <w:b/>
+          <w:bCs/>
+        </w:rPr>
+        <w:t>Part 2: Risk Register</w:t>
+      </w:r>
+    </w:p>
+    <w:p>
+      <w:pPr>
+        <w:tabs>
+          <w:tab w:val="center" w:pos="790"/>
+        </w:tabs>
+      </w:pPr>
+      <w:r>
+        <w:rPr>
+          <w:noProof/>
+        </w:rPr>
+        <w:drawing>
+          <wp:inline distT="0" distB="0" distL="0" distR="0" wp14:anchorId="79E7DABE" wp14:editId="4EBFA0BC">
+            <wp:extent cx="5943600" cy="1784350"/>
+            <wp:effectExtent l="0" t="0" r="0" b="6350"/>
+            <wp:docPr id="653887899" name="Picture 1"/>
+            <wp:cNvGraphicFramePr>
+              <a:graphicFrameLocks xmlns:a="http://schemas.openxmlformats.org/drawingml/2006/main" noChangeAspect="1"/>
+            </wp:cNvGraphicFramePr>
+            <a:graphic xmlns:a="http://schemas.openxmlformats.org/drawingml/2006/main">
+              <a:graphicData uri="http://schemas.openxmlformats.org/drawingml/2006/picture">
+                <pic:pic xmlns:pic="http://schemas.openxmlformats.org/drawingml/2006/picture">
+                  <pic:nvPicPr>
+                    <pic:cNvPr id="653887899" name=""/>
+                    <pic:cNvPicPr/>
+                  </pic:nvPicPr>
+                  <pic:blipFill>
+                    <a:blip r:embed="rId13"/>
+                    <a:stretch>
+                      <a:fillRect/>
+                    </a:stretch>
+                  </pic:blipFill>
+                  <pic:spPr>
+                    <a:xfrm>
+                      <a:off x="0" y="0"/>
+                      <a:ext cx="5943600" cy="1784350"/>
+                    </a:xfrm>
+                    <a:prstGeom prst="rect">
+                      <a:avLst/>
+                    </a:prstGeom>
+                  </pic:spPr>
+                </pic:pic>
+              </a:graphicData>
+            </a:graphic>
+          </wp:inline>
+        </w:drawing>
+      </w:r>
+    </w:p>
+    <w:p>
+      <w:pPr>
+        <w:tabs>
+          <w:tab w:val="center" w:pos="790"/>
+        </w:tabs>
+      </w:pPr>
+    </w:p>
+    <w:p>
+      <w:pPr>
+        <w:tabs>
+          <w:tab w:val="center" w:pos="790"/>
+        </w:tabs>
+        <w:rPr>
+          <w:b/>
+          <w:bCs/>
+        </w:rPr>
+      </w:pPr>
+      <w:r>
+        <w:rPr>
+          <w:b/>
+          <w:bCs/>
+        </w:rPr>
+        <w:t>Part 3: Communication Plan</w:t>
+      </w:r>
+    </w:p>
+    <w:p>
+      <w:pPr>
+        <w:tabs>
+          <w:tab w:val="center" w:pos="790"/>
+        </w:tabs>
+        <w:rPr>
+          <w:b/>
+          <w:bCs/>
+        </w:rPr>
+      </w:pPr>
+      <w:r>
+        <w:rPr>
+          <w:b/>
+          <w:bCs/>
+        </w:rPr>
+        <w:t>1. Meeting Cadence per Team</w:t>
+      </w:r>
+    </w:p>
+    <w:p>
+      <w:pPr>
+        <w:numPr>
+          <w:ilvl w:val="0"/>
+          <w:numId w:val="6"/>
+        </w:numPr>
+        <w:tabs>
+          <w:tab w:val="center" w:pos="790"/>
+        </w:tabs>
+      </w:pPr>
+      <w:r>
+        <w:rPr>
+          <w:b/>
+          <w:bCs/>
+        </w:rPr>
+        <w:t>Daily Standup (15 mins):</w:t>
+      </w:r>
+      <w:r>
+        <w:t xml:space="preserve"> Held every morning within each sub-team (Mobile, Web, Backend, Mapping, QA) to quickly share what was done yesterday, what's planned today, and any immediate blockers.</w:t>
+      </w:r>
+    </w:p>
+    <w:p>
+      <w:pPr>
+        <w:numPr>
+          <w:ilvl w:val="0"/>
+          <w:numId w:val="6"/>
+        </w:numPr>
+        <w:tabs>
+          <w:tab w:val="center" w:pos="790"/>
+        </w:tabs>
+      </w:pPr>
+      <w:r>
+        <w:rPr>
+          <w:b/>
+          <w:bCs/>
+        </w:rPr>
+        <w:t>Weekly Cross-Functional Sync (45 mins):</w:t>
+      </w:r>
+      <w:r>
+        <w:t xml:space="preserve"> Team leads and project managers meet weekly to review shared API work, check schedule progress, and update the Risk Register.</w:t>
+      </w:r>
+    </w:p>
+    <w:p>
+      <w:pPr>
+        <w:numPr>
+          <w:ilvl w:val="0"/>
+          <w:numId w:val="6"/>
+        </w:numPr>
+        <w:tabs>
+          <w:tab w:val="center" w:pos="790"/>
+        </w:tabs>
+      </w:pPr>
+      <w:r>
+        <w:rPr>
+          <w:b/>
+          <w:bCs/>
+        </w:rPr>
+        <w:t>Bi-Weekly Sprint Review &amp; Planning (60 mins):</w:t>
+      </w:r>
+      <w:r>
+        <w:t xml:space="preserve"> The whole team gets together every two weeks to demo finished features, review feedback, and pick tasks for the next sprint.</w:t>
+      </w:r>
+    </w:p>
+    <w:p>
+      <w:pPr>
+        <w:numPr>
+          <w:ilvl w:val="0"/>
+          <w:numId w:val="6"/>
+        </w:numPr>
+        <w:tabs>
+          <w:tab w:val="center" w:pos="790"/>
+        </w:tabs>
+      </w:pPr>
+      <w:r>
+        <w:rPr>
+          <w:b/>
+          <w:bCs/>
+        </w:rPr>
+        <w:lastRenderedPageBreak/>
+        <w:t>Monthly Stakeholder Meeting (30 mins):</w:t>
+      </w:r>
+      <w:r>
+        <w:t xml:space="preserve"> Project managers present high-level milestone progress, budget status, and key project health metrics to executive leaders and garage operator partners.</w:t>
+      </w:r>
+    </w:p>
+    <w:p>
+      <w:pPr>
+        <w:tabs>
+          <w:tab w:val="center" w:pos="790"/>
+        </w:tabs>
+        <w:rPr>
+          <w:b/>
+          <w:bCs/>
+        </w:rPr>
+      </w:pPr>
+      <w:r>
+        <w:rPr>
+          <w:b/>
+          <w:bCs/>
+        </w:rPr>
+        <w:t>2. Reporting Methods</w:t>
+      </w:r>
+    </w:p>
+    <w:p>
+      <w:pPr>
+        <w:numPr>
+          <w:ilvl w:val="0"/>
+          <w:numId w:val="7"/>
+        </w:numPr>
+        <w:tabs>
+          <w:tab w:val="center" w:pos="790"/>
+        </w:tabs>
+      </w:pPr>
+      <w:r>
+        <w:rPr>
+          <w:b/>
+          <w:bCs/>
+        </w:rPr>
+        <w:t>Jira Dashboards &amp; Progress Boards:</w:t>
+      </w:r>
+      <w:r>
+        <w:t xml:space="preserve"> Used to track user story status, sprint task progress, and sprint burndown charts in real time.</w:t>
+      </w:r>
+    </w:p>
+    <w:p>
+      <w:pPr>
+        <w:numPr>
+          <w:ilvl w:val="0"/>
+          <w:numId w:val="7"/>
+        </w:numPr>
+        <w:tabs>
+          <w:tab w:val="center" w:pos="790"/>
+        </w:tabs>
+      </w:pPr>
+      <w:r>
+        <w:rPr>
+          <w:b/>
+          <w:bCs/>
+        </w:rPr>
+        <w:t>Team Messaging (Slack / MS Teams):</w:t>
+      </w:r>
+      <w:r>
+        <w:t xml:space="preserve"> Organized channels (like #dev-</w:t>
+      </w:r>
+      <w:proofErr w:type="gramStart"/>
+      <w:r>
+        <w:t>backend, #</w:t>
+      </w:r>
+      <w:proofErr w:type="gramEnd"/>
+      <w:r>
+        <w:t>dev-</w:t>
+      </w:r>
+      <w:proofErr w:type="gramStart"/>
+      <w:r>
+        <w:t xml:space="preserve">mobile, </w:t>
+      </w:r>
+      <w:r>
+        <w:t xml:space="preserve"> </w:t>
+      </w:r>
+      <w:r>
+        <w:t>#</w:t>
+      </w:r>
+      <w:proofErr w:type="gramEnd"/>
+      <w:r>
+        <w:t>general-updates) for day-to-day questions and quick team updates.</w:t>
+      </w:r>
+    </w:p>
+    <w:p>
+      <w:pPr>
+        <w:numPr>
+          <w:ilvl w:val="0"/>
+          <w:numId w:val="7"/>
+        </w:numPr>
+        <w:tabs>
+          <w:tab w:val="center" w:pos="790"/>
+        </w:tabs>
+      </w:pPr>
+      <w:r>
+        <w:rPr>
+          <w:b/>
+          <w:bCs/>
+        </w:rPr>
+        <w:t>Weekly PDF Status Reports:</w:t>
+      </w:r>
+      <w:r>
+        <w:t xml:space="preserve"> Summaries sent out every Friday by the project manager highlighting schedule status, open risks, and upcoming deliverables.</w:t>
+      </w:r>
+    </w:p>
+    <w:p>
+      <w:pPr>
+        <w:numPr>
+          <w:ilvl w:val="0"/>
+          <w:numId w:val="7"/>
+        </w:numPr>
+        <w:tabs>
+          <w:tab w:val="center" w:pos="790"/>
+        </w:tabs>
+      </w:pPr>
+      <w:r>
+        <w:rPr>
+          <w:b/>
+          <w:bCs/>
+        </w:rPr>
+        <w:t>Emergency Escalation Process:</w:t>
+      </w:r>
+      <w:r>
+        <w:t xml:space="preserve"> Major </w:t>
+      </w:r>
+      <w:proofErr w:type="spellStart"/>
+      <w:r>
+        <w:t>proect</w:t>
+      </w:r>
+      <w:proofErr w:type="spellEnd"/>
+      <w:r>
+        <w:t xml:space="preserve"> blockers (like critical payment or database bugs) are escalated directly to the Lead Developer and PM via instant alert so they can be fixed right away.</w:t>
+      </w:r>
+    </w:p>
+    <w:p>
+      <w:pPr>
+        <w:tabs>
+          <w:tab w:val="center" w:pos="790"/>
+        </w:tabs>
+      </w:pPr>
     </w:p>
     <w:sectPr>
       <w:pgSz w:w="12240" w:h="15840"/>
@@ -1457,8 +2610,1080 @@
       </w:rPr>
     </w:lvl>
   </w:abstractNum>
+  <w:abstractNum w:abstractNumId="1" w15:restartNumberingAfterBreak="0">
+    <w:nsid w:val="18202DB6"/>
+    <w:multiLevelType w:val="multilevel"/>
+    <w:tmpl w:val="B3E0477E"/>
+    <w:lvl w:ilvl="0">
+      <w:start w:val="1"/>
+      <w:numFmt w:val="bullet"/>
+      <w:lvlText w:val=""/>
+      <w:lvlJc w:val="left"/>
+      <w:pPr>
+        <w:tabs>
+          <w:tab w:val="num" w:pos="720"/>
+        </w:tabs>
+        <w:ind w:left="720" w:hanging="360"/>
+      </w:pPr>
+      <w:rPr>
+        <w:rFonts w:ascii="Symbol" w:hAnsi="Symbol" w:hint="default"/>
+        <w:sz w:val="20"/>
+      </w:rPr>
+    </w:lvl>
+    <w:lvl w:ilvl="1" w:tentative="1">
+      <w:start w:val="1"/>
+      <w:numFmt w:val="bullet"/>
+      <w:lvlText w:val="o"/>
+      <w:lvlJc w:val="left"/>
+      <w:pPr>
+        <w:tabs>
+          <w:tab w:val="num" w:pos="1440"/>
+        </w:tabs>
+        <w:ind w:left="1440" w:hanging="360"/>
+      </w:pPr>
+      <w:rPr>
+        <w:rFonts w:ascii="Courier New" w:hAnsi="Courier New" w:hint="default"/>
+        <w:sz w:val="20"/>
+      </w:rPr>
+    </w:lvl>
+    <w:lvl w:ilvl="2" w:tentative="1">
+      <w:start w:val="1"/>
+      <w:numFmt w:val="bullet"/>
+      <w:lvlText w:val=""/>
+      <w:lvlJc w:val="left"/>
+      <w:pPr>
+        <w:tabs>
+          <w:tab w:val="num" w:pos="2160"/>
+        </w:tabs>
+        <w:ind w:left="2160" w:hanging="360"/>
+      </w:pPr>
+      <w:rPr>
+        <w:rFonts w:ascii="Wingdings" w:hAnsi="Wingdings" w:hint="default"/>
+        <w:sz w:val="20"/>
+      </w:rPr>
+    </w:lvl>
+    <w:lvl w:ilvl="3" w:tentative="1">
+      <w:start w:val="1"/>
+      <w:numFmt w:val="bullet"/>
+      <w:lvlText w:val=""/>
+      <w:lvlJc w:val="left"/>
+      <w:pPr>
+        <w:tabs>
+          <w:tab w:val="num" w:pos="2880"/>
+        </w:tabs>
+        <w:ind w:left="2880" w:hanging="360"/>
+      </w:pPr>
+      <w:rPr>
+        <w:rFonts w:ascii="Wingdings" w:hAnsi="Wingdings" w:hint="default"/>
+        <w:sz w:val="20"/>
+      </w:rPr>
+    </w:lvl>
+    <w:lvl w:ilvl="4" w:tentative="1">
+      <w:start w:val="1"/>
+      <w:numFmt w:val="bullet"/>
+      <w:lvlText w:val=""/>
+      <w:lvlJc w:val="left"/>
+      <w:pPr>
+        <w:tabs>
+          <w:tab w:val="num" w:pos="3600"/>
+        </w:tabs>
+        <w:ind w:left="3600" w:hanging="360"/>
+      </w:pPr>
+      <w:rPr>
+        <w:rFonts w:ascii="Wingdings" w:hAnsi="Wingdings" w:hint="default"/>
+        <w:sz w:val="20"/>
+      </w:rPr>
+    </w:lvl>
+    <w:lvl w:ilvl="5" w:tentative="1">
+      <w:start w:val="1"/>
+      <w:numFmt w:val="bullet"/>
+      <w:lvlText w:val=""/>
+      <w:lvlJc w:val="left"/>
+      <w:pPr>
+        <w:tabs>
+          <w:tab w:val="num" w:pos="4320"/>
+        </w:tabs>
+        <w:ind w:left="4320" w:hanging="360"/>
+      </w:pPr>
+      <w:rPr>
+        <w:rFonts w:ascii="Wingdings" w:hAnsi="Wingdings" w:hint="default"/>
+        <w:sz w:val="20"/>
+      </w:rPr>
+    </w:lvl>
+    <w:lvl w:ilvl="6" w:tentative="1">
+      <w:start w:val="1"/>
+      <w:numFmt w:val="bullet"/>
+      <w:lvlText w:val=""/>
+      <w:lvlJc w:val="left"/>
+      <w:pPr>
+        <w:tabs>
+          <w:tab w:val="num" w:pos="5040"/>
+        </w:tabs>
+        <w:ind w:left="5040" w:hanging="360"/>
+      </w:pPr>
+      <w:rPr>
+        <w:rFonts w:ascii="Wingdings" w:hAnsi="Wingdings" w:hint="default"/>
+        <w:sz w:val="20"/>
+      </w:rPr>
+    </w:lvl>
+    <w:lvl w:ilvl="7" w:tentative="1">
+      <w:start w:val="1"/>
+      <w:numFmt w:val="bullet"/>
+      <w:lvlText w:val=""/>
+      <w:lvlJc w:val="left"/>
+      <w:pPr>
+        <w:tabs>
+          <w:tab w:val="num" w:pos="5760"/>
+        </w:tabs>
+        <w:ind w:left="5760" w:hanging="360"/>
+      </w:pPr>
+      <w:rPr>
+        <w:rFonts w:ascii="Wingdings" w:hAnsi="Wingdings" w:hint="default"/>
+        <w:sz w:val="20"/>
+      </w:rPr>
+    </w:lvl>
+    <w:lvl w:ilvl="8" w:tentative="1">
+      <w:start w:val="1"/>
+      <w:numFmt w:val="bullet"/>
+      <w:lvlText w:val=""/>
+      <w:lvlJc w:val="left"/>
+      <w:pPr>
+        <w:tabs>
+          <w:tab w:val="num" w:pos="6480"/>
+        </w:tabs>
+        <w:ind w:left="6480" w:hanging="360"/>
+      </w:pPr>
+      <w:rPr>
+        <w:rFonts w:ascii="Wingdings" w:hAnsi="Wingdings" w:hint="default"/>
+        <w:sz w:val="20"/>
+      </w:rPr>
+    </w:lvl>
+  </w:abstractNum>
+  <w:abstractNum w:abstractNumId="2" w15:restartNumberingAfterBreak="0">
+    <w:nsid w:val="1C65748F"/>
+    <w:multiLevelType w:val="multilevel"/>
+    <w:tmpl w:val="CA6AF1BE"/>
+    <w:lvl w:ilvl="0">
+      <w:start w:val="1"/>
+      <w:numFmt w:val="decimal"/>
+      <w:lvlText w:val="%1."/>
+      <w:lvlJc w:val="left"/>
+      <w:pPr>
+        <w:tabs>
+          <w:tab w:val="num" w:pos="720"/>
+        </w:tabs>
+        <w:ind w:left="720" w:hanging="360"/>
+      </w:pPr>
+    </w:lvl>
+    <w:lvl w:ilvl="1" w:tentative="1">
+      <w:start w:val="1"/>
+      <w:numFmt w:val="decimal"/>
+      <w:lvlText w:val="%2."/>
+      <w:lvlJc w:val="left"/>
+      <w:pPr>
+        <w:tabs>
+          <w:tab w:val="num" w:pos="1440"/>
+        </w:tabs>
+        <w:ind w:left="1440" w:hanging="360"/>
+      </w:pPr>
+    </w:lvl>
+    <w:lvl w:ilvl="2" w:tentative="1">
+      <w:start w:val="1"/>
+      <w:numFmt w:val="decimal"/>
+      <w:lvlText w:val="%3."/>
+      <w:lvlJc w:val="left"/>
+      <w:pPr>
+        <w:tabs>
+          <w:tab w:val="num" w:pos="2160"/>
+        </w:tabs>
+        <w:ind w:left="2160" w:hanging="360"/>
+      </w:pPr>
+    </w:lvl>
+    <w:lvl w:ilvl="3" w:tentative="1">
+      <w:start w:val="1"/>
+      <w:numFmt w:val="decimal"/>
+      <w:lvlText w:val="%4."/>
+      <w:lvlJc w:val="left"/>
+      <w:pPr>
+        <w:tabs>
+          <w:tab w:val="num" w:pos="2880"/>
+        </w:tabs>
+        <w:ind w:left="2880" w:hanging="360"/>
+      </w:pPr>
+    </w:lvl>
+    <w:lvl w:ilvl="4" w:tentative="1">
+      <w:start w:val="1"/>
+      <w:numFmt w:val="decimal"/>
+      <w:lvlText w:val="%5."/>
+      <w:lvlJc w:val="left"/>
+      <w:pPr>
+        <w:tabs>
+          <w:tab w:val="num" w:pos="3600"/>
+        </w:tabs>
+        <w:ind w:left="3600" w:hanging="360"/>
+      </w:pPr>
+    </w:lvl>
+    <w:lvl w:ilvl="5" w:tentative="1">
+      <w:start w:val="1"/>
+      <w:numFmt w:val="decimal"/>
+      <w:lvlText w:val="%6."/>
+      <w:lvlJc w:val="left"/>
+      <w:pPr>
+        <w:tabs>
+          <w:tab w:val="num" w:pos="4320"/>
+        </w:tabs>
+        <w:ind w:left="4320" w:hanging="360"/>
+      </w:pPr>
+    </w:lvl>
+    <w:lvl w:ilvl="6" w:tentative="1">
+      <w:start w:val="1"/>
+      <w:numFmt w:val="decimal"/>
+      <w:lvlText w:val="%7."/>
+      <w:lvlJc w:val="left"/>
+      <w:pPr>
+        <w:tabs>
+          <w:tab w:val="num" w:pos="5040"/>
+        </w:tabs>
+        <w:ind w:left="5040" w:hanging="360"/>
+      </w:pPr>
+    </w:lvl>
+    <w:lvl w:ilvl="7" w:tentative="1">
+      <w:start w:val="1"/>
+      <w:numFmt w:val="decimal"/>
+      <w:lvlText w:val="%8."/>
+      <w:lvlJc w:val="left"/>
+      <w:pPr>
+        <w:tabs>
+          <w:tab w:val="num" w:pos="5760"/>
+        </w:tabs>
+        <w:ind w:left="5760" w:hanging="360"/>
+      </w:pPr>
+    </w:lvl>
+    <w:lvl w:ilvl="8" w:tentative="1">
+      <w:start w:val="1"/>
+      <w:numFmt w:val="decimal"/>
+      <w:lvlText w:val="%9."/>
+      <w:lvlJc w:val="left"/>
+      <w:pPr>
+        <w:tabs>
+          <w:tab w:val="num" w:pos="6480"/>
+        </w:tabs>
+        <w:ind w:left="6480" w:hanging="360"/>
+      </w:pPr>
+    </w:lvl>
+  </w:abstractNum>
+  <w:abstractNum w:abstractNumId="3" w15:restartNumberingAfterBreak="0">
+    <w:nsid w:val="21305DD5"/>
+    <w:multiLevelType w:val="multilevel"/>
+    <w:tmpl w:val="E0BE53F2"/>
+    <w:lvl w:ilvl="0">
+      <w:start w:val="1"/>
+      <w:numFmt w:val="bullet"/>
+      <w:lvlText w:val=""/>
+      <w:lvlJc w:val="left"/>
+      <w:pPr>
+        <w:tabs>
+          <w:tab w:val="num" w:pos="720"/>
+        </w:tabs>
+        <w:ind w:left="720" w:hanging="360"/>
+      </w:pPr>
+      <w:rPr>
+        <w:rFonts w:ascii="Symbol" w:hAnsi="Symbol" w:hint="default"/>
+        <w:sz w:val="20"/>
+      </w:rPr>
+    </w:lvl>
+    <w:lvl w:ilvl="1" w:tentative="1">
+      <w:start w:val="1"/>
+      <w:numFmt w:val="bullet"/>
+      <w:lvlText w:val="o"/>
+      <w:lvlJc w:val="left"/>
+      <w:pPr>
+        <w:tabs>
+          <w:tab w:val="num" w:pos="1440"/>
+        </w:tabs>
+        <w:ind w:left="1440" w:hanging="360"/>
+      </w:pPr>
+      <w:rPr>
+        <w:rFonts w:ascii="Courier New" w:hAnsi="Courier New" w:hint="default"/>
+        <w:sz w:val="20"/>
+      </w:rPr>
+    </w:lvl>
+    <w:lvl w:ilvl="2" w:tentative="1">
+      <w:start w:val="1"/>
+      <w:numFmt w:val="bullet"/>
+      <w:lvlText w:val=""/>
+      <w:lvlJc w:val="left"/>
+      <w:pPr>
+        <w:tabs>
+          <w:tab w:val="num" w:pos="2160"/>
+        </w:tabs>
+        <w:ind w:left="2160" w:hanging="360"/>
+      </w:pPr>
+      <w:rPr>
+        <w:rFonts w:ascii="Wingdings" w:hAnsi="Wingdings" w:hint="default"/>
+        <w:sz w:val="20"/>
+      </w:rPr>
+    </w:lvl>
+    <w:lvl w:ilvl="3" w:tentative="1">
+      <w:start w:val="1"/>
+      <w:numFmt w:val="bullet"/>
+      <w:lvlText w:val=""/>
+      <w:lvlJc w:val="left"/>
+      <w:pPr>
+        <w:tabs>
+          <w:tab w:val="num" w:pos="2880"/>
+        </w:tabs>
+        <w:ind w:left="2880" w:hanging="360"/>
+      </w:pPr>
+      <w:rPr>
+        <w:rFonts w:ascii="Wingdings" w:hAnsi="Wingdings" w:hint="default"/>
+        <w:sz w:val="20"/>
+      </w:rPr>
+    </w:lvl>
+    <w:lvl w:ilvl="4" w:tentative="1">
+      <w:start w:val="1"/>
+      <w:numFmt w:val="bullet"/>
+      <w:lvlText w:val=""/>
+      <w:lvlJc w:val="left"/>
+      <w:pPr>
+        <w:tabs>
+          <w:tab w:val="num" w:pos="3600"/>
+        </w:tabs>
+        <w:ind w:left="3600" w:hanging="360"/>
+      </w:pPr>
+      <w:rPr>
+        <w:rFonts w:ascii="Wingdings" w:hAnsi="Wingdings" w:hint="default"/>
+        <w:sz w:val="20"/>
+      </w:rPr>
+    </w:lvl>
+    <w:lvl w:ilvl="5" w:tentative="1">
+      <w:start w:val="1"/>
+      <w:numFmt w:val="bullet"/>
+      <w:lvlText w:val=""/>
+      <w:lvlJc w:val="left"/>
+      <w:pPr>
+        <w:tabs>
+          <w:tab w:val="num" w:pos="4320"/>
+        </w:tabs>
+        <w:ind w:left="4320" w:hanging="360"/>
+      </w:pPr>
+      <w:rPr>
+        <w:rFonts w:ascii="Wingdings" w:hAnsi="Wingdings" w:hint="default"/>
+        <w:sz w:val="20"/>
+      </w:rPr>
+    </w:lvl>
+    <w:lvl w:ilvl="6" w:tentative="1">
+      <w:start w:val="1"/>
+      <w:numFmt w:val="bullet"/>
+      <w:lvlText w:val=""/>
+      <w:lvlJc w:val="left"/>
+      <w:pPr>
+        <w:tabs>
+          <w:tab w:val="num" w:pos="5040"/>
+        </w:tabs>
+        <w:ind w:left="5040" w:hanging="360"/>
+      </w:pPr>
+      <w:rPr>
+        <w:rFonts w:ascii="Wingdings" w:hAnsi="Wingdings" w:hint="default"/>
+        <w:sz w:val="20"/>
+      </w:rPr>
+    </w:lvl>
+    <w:lvl w:ilvl="7" w:tentative="1">
+      <w:start w:val="1"/>
+      <w:numFmt w:val="bullet"/>
+      <w:lvlText w:val=""/>
+      <w:lvlJc w:val="left"/>
+      <w:pPr>
+        <w:tabs>
+          <w:tab w:val="num" w:pos="5760"/>
+        </w:tabs>
+        <w:ind w:left="5760" w:hanging="360"/>
+      </w:pPr>
+      <w:rPr>
+        <w:rFonts w:ascii="Wingdings" w:hAnsi="Wingdings" w:hint="default"/>
+        <w:sz w:val="20"/>
+      </w:rPr>
+    </w:lvl>
+    <w:lvl w:ilvl="8" w:tentative="1">
+      <w:start w:val="1"/>
+      <w:numFmt w:val="bullet"/>
+      <w:lvlText w:val=""/>
+      <w:lvlJc w:val="left"/>
+      <w:pPr>
+        <w:tabs>
+          <w:tab w:val="num" w:pos="6480"/>
+        </w:tabs>
+        <w:ind w:left="6480" w:hanging="360"/>
+      </w:pPr>
+      <w:rPr>
+        <w:rFonts w:ascii="Wingdings" w:hAnsi="Wingdings" w:hint="default"/>
+        <w:sz w:val="20"/>
+      </w:rPr>
+    </w:lvl>
+  </w:abstractNum>
+  <w:abstractNum w:abstractNumId="4" w15:restartNumberingAfterBreak="0">
+    <w:nsid w:val="23D25F4D"/>
+    <w:multiLevelType w:val="multilevel"/>
+    <w:tmpl w:val="AB2093A6"/>
+    <w:lvl w:ilvl="0">
+      <w:start w:val="1"/>
+      <w:numFmt w:val="decimal"/>
+      <w:lvlText w:val="%1."/>
+      <w:lvlJc w:val="left"/>
+      <w:pPr>
+        <w:tabs>
+          <w:tab w:val="num" w:pos="720"/>
+        </w:tabs>
+        <w:ind w:left="720" w:hanging="360"/>
+      </w:pPr>
+    </w:lvl>
+    <w:lvl w:ilvl="1" w:tentative="1">
+      <w:start w:val="1"/>
+      <w:numFmt w:val="decimal"/>
+      <w:lvlText w:val="%2."/>
+      <w:lvlJc w:val="left"/>
+      <w:pPr>
+        <w:tabs>
+          <w:tab w:val="num" w:pos="1440"/>
+        </w:tabs>
+        <w:ind w:left="1440" w:hanging="360"/>
+      </w:pPr>
+    </w:lvl>
+    <w:lvl w:ilvl="2" w:tentative="1">
+      <w:start w:val="1"/>
+      <w:numFmt w:val="decimal"/>
+      <w:lvlText w:val="%3."/>
+      <w:lvlJc w:val="left"/>
+      <w:pPr>
+        <w:tabs>
+          <w:tab w:val="num" w:pos="2160"/>
+        </w:tabs>
+        <w:ind w:left="2160" w:hanging="360"/>
+      </w:pPr>
+    </w:lvl>
+    <w:lvl w:ilvl="3" w:tentative="1">
+      <w:start w:val="1"/>
+      <w:numFmt w:val="decimal"/>
+      <w:lvlText w:val="%4."/>
+      <w:lvlJc w:val="left"/>
+      <w:pPr>
+        <w:tabs>
+          <w:tab w:val="num" w:pos="2880"/>
+        </w:tabs>
+        <w:ind w:left="2880" w:hanging="360"/>
+      </w:pPr>
+    </w:lvl>
+    <w:lvl w:ilvl="4" w:tentative="1">
+      <w:start w:val="1"/>
+      <w:numFmt w:val="decimal"/>
+      <w:lvlText w:val="%5."/>
+      <w:lvlJc w:val="left"/>
+      <w:pPr>
+        <w:tabs>
+          <w:tab w:val="num" w:pos="3600"/>
+        </w:tabs>
+        <w:ind w:left="3600" w:hanging="360"/>
+      </w:pPr>
+    </w:lvl>
+    <w:lvl w:ilvl="5" w:tentative="1">
+      <w:start w:val="1"/>
+      <w:numFmt w:val="decimal"/>
+      <w:lvlText w:val="%6."/>
+      <w:lvlJc w:val="left"/>
+      <w:pPr>
+        <w:tabs>
+          <w:tab w:val="num" w:pos="4320"/>
+        </w:tabs>
+        <w:ind w:left="4320" w:hanging="360"/>
+      </w:pPr>
+    </w:lvl>
+    <w:lvl w:ilvl="6" w:tentative="1">
+      <w:start w:val="1"/>
+      <w:numFmt w:val="decimal"/>
+      <w:lvlText w:val="%7."/>
+      <w:lvlJc w:val="left"/>
+      <w:pPr>
+        <w:tabs>
+          <w:tab w:val="num" w:pos="5040"/>
+        </w:tabs>
+        <w:ind w:left="5040" w:hanging="360"/>
+      </w:pPr>
+    </w:lvl>
+    <w:lvl w:ilvl="7" w:tentative="1">
+      <w:start w:val="1"/>
+      <w:numFmt w:val="decimal"/>
+      <w:lvlText w:val="%8."/>
+      <w:lvlJc w:val="left"/>
+      <w:pPr>
+        <w:tabs>
+          <w:tab w:val="num" w:pos="5760"/>
+        </w:tabs>
+        <w:ind w:left="5760" w:hanging="360"/>
+      </w:pPr>
+    </w:lvl>
+    <w:lvl w:ilvl="8" w:tentative="1">
+      <w:start w:val="1"/>
+      <w:numFmt w:val="decimal"/>
+      <w:lvlText w:val="%9."/>
+      <w:lvlJc w:val="left"/>
+      <w:pPr>
+        <w:tabs>
+          <w:tab w:val="num" w:pos="6480"/>
+        </w:tabs>
+        <w:ind w:left="6480" w:hanging="360"/>
+      </w:pPr>
+    </w:lvl>
+  </w:abstractNum>
+  <w:abstractNum w:abstractNumId="5" w15:restartNumberingAfterBreak="0">
+    <w:nsid w:val="286E3B83"/>
+    <w:multiLevelType w:val="multilevel"/>
+    <w:tmpl w:val="A8043C0A"/>
+    <w:lvl w:ilvl="0">
+      <w:start w:val="1"/>
+      <w:numFmt w:val="decimal"/>
+      <w:lvlText w:val="%1."/>
+      <w:lvlJc w:val="left"/>
+      <w:pPr>
+        <w:tabs>
+          <w:tab w:val="num" w:pos="720"/>
+        </w:tabs>
+        <w:ind w:left="720" w:hanging="360"/>
+      </w:pPr>
+    </w:lvl>
+    <w:lvl w:ilvl="1" w:tentative="1">
+      <w:start w:val="1"/>
+      <w:numFmt w:val="decimal"/>
+      <w:lvlText w:val="%2."/>
+      <w:lvlJc w:val="left"/>
+      <w:pPr>
+        <w:tabs>
+          <w:tab w:val="num" w:pos="1440"/>
+        </w:tabs>
+        <w:ind w:left="1440" w:hanging="360"/>
+      </w:pPr>
+    </w:lvl>
+    <w:lvl w:ilvl="2" w:tentative="1">
+      <w:start w:val="1"/>
+      <w:numFmt w:val="decimal"/>
+      <w:lvlText w:val="%3."/>
+      <w:lvlJc w:val="left"/>
+      <w:pPr>
+        <w:tabs>
+          <w:tab w:val="num" w:pos="2160"/>
+        </w:tabs>
+        <w:ind w:left="2160" w:hanging="360"/>
+      </w:pPr>
+    </w:lvl>
+    <w:lvl w:ilvl="3" w:tentative="1">
+      <w:start w:val="1"/>
+      <w:numFmt w:val="decimal"/>
+      <w:lvlText w:val="%4."/>
+      <w:lvlJc w:val="left"/>
+      <w:pPr>
+        <w:tabs>
+          <w:tab w:val="num" w:pos="2880"/>
+        </w:tabs>
+        <w:ind w:left="2880" w:hanging="360"/>
+      </w:pPr>
+    </w:lvl>
+    <w:lvl w:ilvl="4" w:tentative="1">
+      <w:start w:val="1"/>
+      <w:numFmt w:val="decimal"/>
+      <w:lvlText w:val="%5."/>
+      <w:lvlJc w:val="left"/>
+      <w:pPr>
+        <w:tabs>
+          <w:tab w:val="num" w:pos="3600"/>
+        </w:tabs>
+        <w:ind w:left="3600" w:hanging="360"/>
+      </w:pPr>
+    </w:lvl>
+    <w:lvl w:ilvl="5" w:tentative="1">
+      <w:start w:val="1"/>
+      <w:numFmt w:val="decimal"/>
+      <w:lvlText w:val="%6."/>
+      <w:lvlJc w:val="left"/>
+      <w:pPr>
+        <w:tabs>
+          <w:tab w:val="num" w:pos="4320"/>
+        </w:tabs>
+        <w:ind w:left="4320" w:hanging="360"/>
+      </w:pPr>
+    </w:lvl>
+    <w:lvl w:ilvl="6" w:tentative="1">
+      <w:start w:val="1"/>
+      <w:numFmt w:val="decimal"/>
+      <w:lvlText w:val="%7."/>
+      <w:lvlJc w:val="left"/>
+      <w:pPr>
+        <w:tabs>
+          <w:tab w:val="num" w:pos="5040"/>
+        </w:tabs>
+        <w:ind w:left="5040" w:hanging="360"/>
+      </w:pPr>
+    </w:lvl>
+    <w:lvl w:ilvl="7" w:tentative="1">
+      <w:start w:val="1"/>
+      <w:numFmt w:val="decimal"/>
+      <w:lvlText w:val="%8."/>
+      <w:lvlJc w:val="left"/>
+      <w:pPr>
+        <w:tabs>
+          <w:tab w:val="num" w:pos="5760"/>
+        </w:tabs>
+        <w:ind w:left="5760" w:hanging="360"/>
+      </w:pPr>
+    </w:lvl>
+    <w:lvl w:ilvl="8" w:tentative="1">
+      <w:start w:val="1"/>
+      <w:numFmt w:val="decimal"/>
+      <w:lvlText w:val="%9."/>
+      <w:lvlJc w:val="left"/>
+      <w:pPr>
+        <w:tabs>
+          <w:tab w:val="num" w:pos="6480"/>
+        </w:tabs>
+        <w:ind w:left="6480" w:hanging="360"/>
+      </w:pPr>
+    </w:lvl>
+  </w:abstractNum>
+  <w:abstractNum w:abstractNumId="6" w15:restartNumberingAfterBreak="0">
+    <w:nsid w:val="4BD15030"/>
+    <w:multiLevelType w:val="multilevel"/>
+    <w:tmpl w:val="2454FB2E"/>
+    <w:lvl w:ilvl="0">
+      <w:start w:val="1"/>
+      <w:numFmt w:val="bullet"/>
+      <w:lvlText w:val=""/>
+      <w:lvlJc w:val="left"/>
+      <w:pPr>
+        <w:tabs>
+          <w:tab w:val="num" w:pos="720"/>
+        </w:tabs>
+        <w:ind w:left="720" w:hanging="360"/>
+      </w:pPr>
+      <w:rPr>
+        <w:rFonts w:ascii="Symbol" w:hAnsi="Symbol" w:hint="default"/>
+        <w:sz w:val="20"/>
+      </w:rPr>
+    </w:lvl>
+    <w:lvl w:ilvl="1" w:tentative="1">
+      <w:start w:val="1"/>
+      <w:numFmt w:val="bullet"/>
+      <w:lvlText w:val="o"/>
+      <w:lvlJc w:val="left"/>
+      <w:pPr>
+        <w:tabs>
+          <w:tab w:val="num" w:pos="1440"/>
+        </w:tabs>
+        <w:ind w:left="1440" w:hanging="360"/>
+      </w:pPr>
+      <w:rPr>
+        <w:rFonts w:ascii="Courier New" w:hAnsi="Courier New" w:hint="default"/>
+        <w:sz w:val="20"/>
+      </w:rPr>
+    </w:lvl>
+    <w:lvl w:ilvl="2" w:tentative="1">
+      <w:start w:val="1"/>
+      <w:numFmt w:val="bullet"/>
+      <w:lvlText w:val=""/>
+      <w:lvlJc w:val="left"/>
+      <w:pPr>
+        <w:tabs>
+          <w:tab w:val="num" w:pos="2160"/>
+        </w:tabs>
+        <w:ind w:left="2160" w:hanging="360"/>
+      </w:pPr>
+      <w:rPr>
+        <w:rFonts w:ascii="Wingdings" w:hAnsi="Wingdings" w:hint="default"/>
+        <w:sz w:val="20"/>
+      </w:rPr>
+    </w:lvl>
+    <w:lvl w:ilvl="3" w:tentative="1">
+      <w:start w:val="1"/>
+      <w:numFmt w:val="bullet"/>
+      <w:lvlText w:val=""/>
+      <w:lvlJc w:val="left"/>
+      <w:pPr>
+        <w:tabs>
+          <w:tab w:val="num" w:pos="2880"/>
+        </w:tabs>
+        <w:ind w:left="2880" w:hanging="360"/>
+      </w:pPr>
+      <w:rPr>
+        <w:rFonts w:ascii="Wingdings" w:hAnsi="Wingdings" w:hint="default"/>
+        <w:sz w:val="20"/>
+      </w:rPr>
+    </w:lvl>
+    <w:lvl w:ilvl="4" w:tentative="1">
+      <w:start w:val="1"/>
+      <w:numFmt w:val="bullet"/>
+      <w:lvlText w:val=""/>
+      <w:lvlJc w:val="left"/>
+      <w:pPr>
+        <w:tabs>
+          <w:tab w:val="num" w:pos="3600"/>
+        </w:tabs>
+        <w:ind w:left="3600" w:hanging="360"/>
+      </w:pPr>
+      <w:rPr>
+        <w:rFonts w:ascii="Wingdings" w:hAnsi="Wingdings" w:hint="default"/>
+        <w:sz w:val="20"/>
+      </w:rPr>
+    </w:lvl>
+    <w:lvl w:ilvl="5" w:tentative="1">
+      <w:start w:val="1"/>
+      <w:numFmt w:val="bullet"/>
+      <w:lvlText w:val=""/>
+      <w:lvlJc w:val="left"/>
+      <w:pPr>
+        <w:tabs>
+          <w:tab w:val="num" w:pos="4320"/>
+        </w:tabs>
+        <w:ind w:left="4320" w:hanging="360"/>
+      </w:pPr>
+      <w:rPr>
+        <w:rFonts w:ascii="Wingdings" w:hAnsi="Wingdings" w:hint="default"/>
+        <w:sz w:val="20"/>
+      </w:rPr>
+    </w:lvl>
+    <w:lvl w:ilvl="6" w:tentative="1">
+      <w:start w:val="1"/>
+      <w:numFmt w:val="bullet"/>
+      <w:lvlText w:val=""/>
+      <w:lvlJc w:val="left"/>
+      <w:pPr>
+        <w:tabs>
+          <w:tab w:val="num" w:pos="5040"/>
+        </w:tabs>
+        <w:ind w:left="5040" w:hanging="360"/>
+      </w:pPr>
+      <w:rPr>
+        <w:rFonts w:ascii="Wingdings" w:hAnsi="Wingdings" w:hint="default"/>
+        <w:sz w:val="20"/>
+      </w:rPr>
+    </w:lvl>
+    <w:lvl w:ilvl="7" w:tentative="1">
+      <w:start w:val="1"/>
+      <w:numFmt w:val="bullet"/>
+      <w:lvlText w:val=""/>
+      <w:lvlJc w:val="left"/>
+      <w:pPr>
+        <w:tabs>
+          <w:tab w:val="num" w:pos="5760"/>
+        </w:tabs>
+        <w:ind w:left="5760" w:hanging="360"/>
+      </w:pPr>
+      <w:rPr>
+        <w:rFonts w:ascii="Wingdings" w:hAnsi="Wingdings" w:hint="default"/>
+        <w:sz w:val="20"/>
+      </w:rPr>
+    </w:lvl>
+    <w:lvl w:ilvl="8" w:tentative="1">
+      <w:start w:val="1"/>
+      <w:numFmt w:val="bullet"/>
+      <w:lvlText w:val=""/>
+      <w:lvlJc w:val="left"/>
+      <w:pPr>
+        <w:tabs>
+          <w:tab w:val="num" w:pos="6480"/>
+        </w:tabs>
+        <w:ind w:left="6480" w:hanging="360"/>
+      </w:pPr>
+      <w:rPr>
+        <w:rFonts w:ascii="Wingdings" w:hAnsi="Wingdings" w:hint="default"/>
+        <w:sz w:val="20"/>
+      </w:rPr>
+    </w:lvl>
+  </w:abstractNum>
+  <w:abstractNum w:abstractNumId="7" w15:restartNumberingAfterBreak="0">
+    <w:nsid w:val="581C735E"/>
+    <w:multiLevelType w:val="multilevel"/>
+    <w:tmpl w:val="3FAAA7BA"/>
+    <w:lvl w:ilvl="0">
+      <w:start w:val="1"/>
+      <w:numFmt w:val="bullet"/>
+      <w:lvlText w:val=""/>
+      <w:lvlJc w:val="left"/>
+      <w:pPr>
+        <w:tabs>
+          <w:tab w:val="num" w:pos="720"/>
+        </w:tabs>
+        <w:ind w:left="720" w:hanging="360"/>
+      </w:pPr>
+      <w:rPr>
+        <w:rFonts w:ascii="Symbol" w:hAnsi="Symbol" w:hint="default"/>
+        <w:sz w:val="20"/>
+      </w:rPr>
+    </w:lvl>
+    <w:lvl w:ilvl="1" w:tentative="1">
+      <w:start w:val="1"/>
+      <w:numFmt w:val="bullet"/>
+      <w:lvlText w:val="o"/>
+      <w:lvlJc w:val="left"/>
+      <w:pPr>
+        <w:tabs>
+          <w:tab w:val="num" w:pos="1440"/>
+        </w:tabs>
+        <w:ind w:left="1440" w:hanging="360"/>
+      </w:pPr>
+      <w:rPr>
+        <w:rFonts w:ascii="Courier New" w:hAnsi="Courier New" w:hint="default"/>
+        <w:sz w:val="20"/>
+      </w:rPr>
+    </w:lvl>
+    <w:lvl w:ilvl="2" w:tentative="1">
+      <w:start w:val="1"/>
+      <w:numFmt w:val="bullet"/>
+      <w:lvlText w:val=""/>
+      <w:lvlJc w:val="left"/>
+      <w:pPr>
+        <w:tabs>
+          <w:tab w:val="num" w:pos="2160"/>
+        </w:tabs>
+        <w:ind w:left="2160" w:hanging="360"/>
+      </w:pPr>
+      <w:rPr>
+        <w:rFonts w:ascii="Wingdings" w:hAnsi="Wingdings" w:hint="default"/>
+        <w:sz w:val="20"/>
+      </w:rPr>
+    </w:lvl>
+    <w:lvl w:ilvl="3" w:tentative="1">
+      <w:start w:val="1"/>
+      <w:numFmt w:val="bullet"/>
+      <w:lvlText w:val=""/>
+      <w:lvlJc w:val="left"/>
+      <w:pPr>
+        <w:tabs>
+          <w:tab w:val="num" w:pos="2880"/>
+        </w:tabs>
+        <w:ind w:left="2880" w:hanging="360"/>
+      </w:pPr>
+      <w:rPr>
+        <w:rFonts w:ascii="Wingdings" w:hAnsi="Wingdings" w:hint="default"/>
+        <w:sz w:val="20"/>
+      </w:rPr>
+    </w:lvl>
+    <w:lvl w:ilvl="4" w:tentative="1">
+      <w:start w:val="1"/>
+      <w:numFmt w:val="bullet"/>
+      <w:lvlText w:val=""/>
+      <w:lvlJc w:val="left"/>
+      <w:pPr>
+        <w:tabs>
+          <w:tab w:val="num" w:pos="3600"/>
+        </w:tabs>
+        <w:ind w:left="3600" w:hanging="360"/>
+      </w:pPr>
+      <w:rPr>
+        <w:rFonts w:ascii="Wingdings" w:hAnsi="Wingdings" w:hint="default"/>
+        <w:sz w:val="20"/>
+      </w:rPr>
+    </w:lvl>
+    <w:lvl w:ilvl="5" w:tentative="1">
+      <w:start w:val="1"/>
+      <w:numFmt w:val="bullet"/>
+      <w:lvlText w:val=""/>
+      <w:lvlJc w:val="left"/>
+      <w:pPr>
+        <w:tabs>
+          <w:tab w:val="num" w:pos="4320"/>
+        </w:tabs>
+        <w:ind w:left="4320" w:hanging="360"/>
+      </w:pPr>
+      <w:rPr>
+        <w:rFonts w:ascii="Wingdings" w:hAnsi="Wingdings" w:hint="default"/>
+        <w:sz w:val="20"/>
+      </w:rPr>
+    </w:lvl>
+    <w:lvl w:ilvl="6" w:tentative="1">
+      <w:start w:val="1"/>
+      <w:numFmt w:val="bullet"/>
+      <w:lvlText w:val=""/>
+      <w:lvlJc w:val="left"/>
+      <w:pPr>
+        <w:tabs>
+          <w:tab w:val="num" w:pos="5040"/>
+        </w:tabs>
+        <w:ind w:left="5040" w:hanging="360"/>
+      </w:pPr>
+      <w:rPr>
+        <w:rFonts w:ascii="Wingdings" w:hAnsi="Wingdings" w:hint="default"/>
+        <w:sz w:val="20"/>
+      </w:rPr>
+    </w:lvl>
+    <w:lvl w:ilvl="7" w:tentative="1">
+      <w:start w:val="1"/>
+      <w:numFmt w:val="bullet"/>
+      <w:lvlText w:val=""/>
+      <w:lvlJc w:val="left"/>
+      <w:pPr>
+        <w:tabs>
+          <w:tab w:val="num" w:pos="5760"/>
+        </w:tabs>
+        <w:ind w:left="5760" w:hanging="360"/>
+      </w:pPr>
+      <w:rPr>
+        <w:rFonts w:ascii="Wingdings" w:hAnsi="Wingdings" w:hint="default"/>
+        <w:sz w:val="20"/>
+      </w:rPr>
+    </w:lvl>
+    <w:lvl w:ilvl="8" w:tentative="1">
+      <w:start w:val="1"/>
+      <w:numFmt w:val="bullet"/>
+      <w:lvlText w:val=""/>
+      <w:lvlJc w:val="left"/>
+      <w:pPr>
+        <w:tabs>
+          <w:tab w:val="num" w:pos="6480"/>
+        </w:tabs>
+        <w:ind w:left="6480" w:hanging="360"/>
+      </w:pPr>
+      <w:rPr>
+        <w:rFonts w:ascii="Wingdings" w:hAnsi="Wingdings" w:hint="default"/>
+        <w:sz w:val="20"/>
+      </w:rPr>
+    </w:lvl>
+  </w:abstractNum>
+  <w:abstractNum w:abstractNumId="8" w15:restartNumberingAfterBreak="0">
+    <w:nsid w:val="5ABF2DCD"/>
+    <w:multiLevelType w:val="multilevel"/>
+    <w:tmpl w:val="A7A4B8F8"/>
+    <w:lvl w:ilvl="0">
+      <w:start w:val="1"/>
+      <w:numFmt w:val="decimal"/>
+      <w:lvlText w:val="%1."/>
+      <w:lvlJc w:val="left"/>
+      <w:pPr>
+        <w:tabs>
+          <w:tab w:val="num" w:pos="720"/>
+        </w:tabs>
+        <w:ind w:left="720" w:hanging="360"/>
+      </w:pPr>
+    </w:lvl>
+    <w:lvl w:ilvl="1" w:tentative="1">
+      <w:start w:val="1"/>
+      <w:numFmt w:val="decimal"/>
+      <w:lvlText w:val="%2."/>
+      <w:lvlJc w:val="left"/>
+      <w:pPr>
+        <w:tabs>
+          <w:tab w:val="num" w:pos="1440"/>
+        </w:tabs>
+        <w:ind w:left="1440" w:hanging="360"/>
+      </w:pPr>
+    </w:lvl>
+    <w:lvl w:ilvl="2" w:tentative="1">
+      <w:start w:val="1"/>
+      <w:numFmt w:val="decimal"/>
+      <w:lvlText w:val="%3."/>
+      <w:lvlJc w:val="left"/>
+      <w:pPr>
+        <w:tabs>
+          <w:tab w:val="num" w:pos="2160"/>
+        </w:tabs>
+        <w:ind w:left="2160" w:hanging="360"/>
+      </w:pPr>
+    </w:lvl>
+    <w:lvl w:ilvl="3" w:tentative="1">
+      <w:start w:val="1"/>
+      <w:numFmt w:val="decimal"/>
+      <w:lvlText w:val="%4."/>
+      <w:lvlJc w:val="left"/>
+      <w:pPr>
+        <w:tabs>
+          <w:tab w:val="num" w:pos="2880"/>
+        </w:tabs>
+        <w:ind w:left="2880" w:hanging="360"/>
+      </w:pPr>
+    </w:lvl>
+    <w:lvl w:ilvl="4" w:tentative="1">
+      <w:start w:val="1"/>
+      <w:numFmt w:val="decimal"/>
+      <w:lvlText w:val="%5."/>
+      <w:lvlJc w:val="left"/>
+      <w:pPr>
+        <w:tabs>
+          <w:tab w:val="num" w:pos="3600"/>
+        </w:tabs>
+        <w:ind w:left="3600" w:hanging="360"/>
+      </w:pPr>
+    </w:lvl>
+    <w:lvl w:ilvl="5" w:tentative="1">
+      <w:start w:val="1"/>
+      <w:numFmt w:val="decimal"/>
+      <w:lvlText w:val="%6."/>
+      <w:lvlJc w:val="left"/>
+      <w:pPr>
+        <w:tabs>
+          <w:tab w:val="num" w:pos="4320"/>
+        </w:tabs>
+        <w:ind w:left="4320" w:hanging="360"/>
+      </w:pPr>
+    </w:lvl>
+    <w:lvl w:ilvl="6" w:tentative="1">
+      <w:start w:val="1"/>
+      <w:numFmt w:val="decimal"/>
+      <w:lvlText w:val="%7."/>
+      <w:lvlJc w:val="left"/>
+      <w:pPr>
+        <w:tabs>
+          <w:tab w:val="num" w:pos="5040"/>
+        </w:tabs>
+        <w:ind w:left="5040" w:hanging="360"/>
+      </w:pPr>
+    </w:lvl>
+    <w:lvl w:ilvl="7" w:tentative="1">
+      <w:start w:val="1"/>
+      <w:numFmt w:val="decimal"/>
+      <w:lvlText w:val="%8."/>
+      <w:lvlJc w:val="left"/>
+      <w:pPr>
+        <w:tabs>
+          <w:tab w:val="num" w:pos="5760"/>
+        </w:tabs>
+        <w:ind w:left="5760" w:hanging="360"/>
+      </w:pPr>
+    </w:lvl>
+    <w:lvl w:ilvl="8" w:tentative="1">
+      <w:start w:val="1"/>
+      <w:numFmt w:val="decimal"/>
+      <w:lvlText w:val="%9."/>
+      <w:lvlJc w:val="left"/>
+      <w:pPr>
+        <w:tabs>
+          <w:tab w:val="num" w:pos="6480"/>
+        </w:tabs>
+        <w:ind w:left="6480" w:hanging="360"/>
+      </w:pPr>
+    </w:lvl>
+  </w:abstractNum>
   <w:num w:numId="1" w16cid:durableId="1092819812">
     <w:abstractNumId w:val="0"/>
+  </w:num>
+  <w:num w:numId="2" w16cid:durableId="995036464">
+    <w:abstractNumId w:val="8"/>
+  </w:num>
+  <w:num w:numId="3" w16cid:durableId="1356465879">
+    <w:abstractNumId w:val="5"/>
+  </w:num>
+  <w:num w:numId="4" w16cid:durableId="1775400931">
+    <w:abstractNumId w:val="4"/>
+  </w:num>
+  <w:num w:numId="5" w16cid:durableId="1122960050">
+    <w:abstractNumId w:val="2"/>
+  </w:num>
+  <w:num w:numId="6" w16cid:durableId="77093383">
+    <w:abstractNumId w:val="7"/>
+  </w:num>
+  <w:num w:numId="7" w16cid:durableId="235550404">
+    <w:abstractNumId w:val="1"/>
+  </w:num>
+  <w:num w:numId="8" w16cid:durableId="2072120732">
+    <w:abstractNumId w:val="3"/>
+  </w:num>
+  <w:num w:numId="9" w16cid:durableId="1496720500">
+    <w:abstractNumId w:val="6"/>
   </w:num>
 </w:numbering>
 </file>

--- a/Real sms 4374 Project.docx
+++ b/Real sms 4374 Project.docx
@@ -257,55 +257,108 @@
     <w:p>
       <w:pPr>
         <w:pStyle w:val="NormalWeb"/>
-        <w:ind w:left="1440"/>
-      </w:pPr>
-    </w:p>
-    <w:p>
-      <w:pPr>
+        <w:numPr>
+          <w:ilvl w:val="0"/>
+          <w:numId w:val="1"/>
+        </w:numPr>
+      </w:pPr>
+      <w:r>
         <w:rPr>
           <w:b/>
           <w:bCs/>
         </w:rPr>
-      </w:pPr>
-    </w:p>
-    <w:p>
-      <w:pPr>
+        <w:t>5.0 RESOURCES AND COST MANAGEMENT PLAN</w:t>
+      </w:r>
+    </w:p>
+    <w:p>
+      <w:pPr>
+        <w:pStyle w:val="NormalWeb"/>
+        <w:numPr>
+          <w:ilvl w:val="0"/>
+          <w:numId w:val="19"/>
+        </w:numPr>
+      </w:pPr>
+      <w:r>
         <w:rPr>
           <w:b/>
           <w:bCs/>
         </w:rPr>
-      </w:pPr>
-    </w:p>
-    <w:p>
-      <w:pPr>
+        <w:t>5.1 Roles and Human Resources Plan (HR Table)</w:t>
+      </w:r>
+    </w:p>
+    <w:p>
+      <w:pPr>
+        <w:pStyle w:val="NormalWeb"/>
+        <w:numPr>
+          <w:ilvl w:val="0"/>
+          <w:numId w:val="19"/>
+        </w:numPr>
+      </w:pPr>
+      <w:r>
         <w:rPr>
           <w:b/>
           <w:bCs/>
         </w:rPr>
-      </w:pPr>
-    </w:p>
-    <w:p>
-      <w:pPr>
+        <w:t>5.2 Bottom-Up Cost Estimation &amp; Total Project Budget ($409,288)</w:t>
+      </w:r>
+    </w:p>
+    <w:p>
+      <w:pPr>
+        <w:pStyle w:val="NormalWeb"/>
+        <w:numPr>
+          <w:ilvl w:val="0"/>
+          <w:numId w:val="19"/>
+        </w:numPr>
+      </w:pPr>
+      <w:r>
         <w:rPr>
           <w:b/>
           <w:bCs/>
         </w:rPr>
-      </w:pPr>
-    </w:p>
-    <w:p>
-      <w:pPr>
+        <w:t>5.3 High-Level Budget Summary &amp; 4-Month Cashflows Schedule</w:t>
+      </w:r>
+    </w:p>
+    <w:p>
+      <w:pPr>
+        <w:pStyle w:val="NormalWeb"/>
+        <w:numPr>
+          <w:ilvl w:val="0"/>
+          <w:numId w:val="19"/>
+        </w:numPr>
+      </w:pPr>
+      <w:r>
         <w:rPr>
           <w:b/>
           <w:bCs/>
         </w:rPr>
-      </w:pPr>
-    </w:p>
-    <w:p>
-      <w:pPr>
+        <w:t>5.4 Responsibility Assignment Matrix (RACI Matrix)</w:t>
+      </w:r>
+    </w:p>
+    <w:p>
+      <w:pPr>
+        <w:pStyle w:val="NormalWeb"/>
+        <w:numPr>
+          <w:ilvl w:val="0"/>
+          <w:numId w:val="19"/>
+        </w:numPr>
+      </w:pPr>
+      <w:r>
         <w:rPr>
           <w:b/>
           <w:bCs/>
         </w:rPr>
+        <w:t>5.5 Key Budget Assumptions</w:t>
+      </w:r>
+    </w:p>
+    <w:p>
+      <w:pPr>
+        <w:pStyle w:val="NormalWeb"/>
+      </w:pPr>
+    </w:p>
+    <w:p>
+      <w:pPr>
+        <w:pStyle w:val="NormalWeb"/>
+        <w:ind w:left="1440"/>
       </w:pPr>
     </w:p>
     <w:p>
@@ -475,91 +528,205 @@
           <w:bCs/>
         </w:rPr>
       </w:pPr>
-      <w:r>
+    </w:p>
+    <w:p>
+      <w:pPr>
         <w:rPr>
           <w:b/>
           <w:bCs/>
         </w:rPr>
-        <w:t>1.0</w:t>
-      </w:r>
-    </w:p>
-    <w:p>
-      <w:r>
+      </w:pPr>
+    </w:p>
+    <w:p>
+      <w:pPr>
         <w:rPr>
           <w:b/>
           <w:bCs/>
         </w:rPr>
-        <w:t>1. Market Research &amp; Competitive Analysis</w:t>
-      </w:r>
-    </w:p>
-    <w:p>
-      <w:r>
-        <w:t>For the existing software and landscape there are leaders in this market such as Park Mobile Spot Hero and even Ringo that have real time parking reservations and it also includes digital payments so these are the competitors</w:t>
-      </w:r>
-    </w:p>
-    <w:p>
-      <w:r>
-        <w:t>For these existing platform their strengths that they have established user bases and they also are integrated with the parking infrastructure and they have some reliable payment options</w:t>
-      </w:r>
-    </w:p>
-    <w:p>
-      <w:r>
-        <w:t>Some of the weaknesses of these platforms are that they</w:t>
-      </w:r>
-      <w:r>
-        <w:t xml:space="preserve"> have some navigation tools that you would have to switch apps to access they have very limited options for garage operators to have dynamic pricing and the real time occupancy updates are inaccurate and then there are admin analytics are not unified</w:t>
-      </w:r>
-    </w:p>
-    <w:p>
-      <w:r>
-        <w:t>So here are some opportunities for us to have some Differentiation We could integrate some turn by turn routing which this would be inside the application so users would not have to switch in between</w:t>
-      </w:r>
-      <w:r>
-        <w:t xml:space="preserve"> maps and the app We could also integrate AI which could </w:t>
-      </w:r>
-      <w:r>
-        <w:lastRenderedPageBreak/>
-        <w:t>predict the occupancy forecasting based on previous history and then also have this information to be updated in real time with data integration</w:t>
-      </w:r>
-    </w:p>
-    <w:p/>
-    <w:p>
-      <w:r>
+      </w:pPr>
+    </w:p>
+    <w:p>
+      <w:pPr>
         <w:rPr>
           <w:b/>
           <w:bCs/>
         </w:rPr>
-        <w:t>2. Vision and Scope</w:t>
-      </w:r>
-    </w:p>
-    <w:p>
-      <w:r>
-        <w:t>So the Progret acquisition is WE ARE Software Corp It was awarded this project through a competitive enterprise bid and this was to deliver a unified end to end smart parking program</w:t>
-      </w:r>
-    </w:p>
-    <w:p>
-      <w:r>
-        <w:t>This company is a software development</w:t>
-      </w:r>
-      <w:r>
-        <w:t xml:space="preserve"> studio operating with unlimited developmental resources to engineer this Web and mobile platform that has high performance and outdoes its competitors</w:t>
-      </w:r>
-    </w:p>
-    <w:p>
-      <w:r>
-        <w:t>A project overview would be this smart parking platform which would connect drivers with parking garage operators and these drivers would be able to locate available spots in real time and how they would be able to reserve spaces in advance</w:t>
-      </w:r>
-      <w:r>
-        <w:t xml:space="preserve"> Also they wouldn’t have to switch apps they would be able to navigate to the garages within the app also they would be able to pay online through the app digitally they also would have access to live occupancy tracking specifically the garage operators and they would also have financial reporting city ordinance compliance tools to help them run the app and also dynamic price controls which would allow them to change on demand</w:t>
-      </w:r>
-    </w:p>
-    <w:p/>
-    <w:p>
-      <w:r>
+      </w:pPr>
+    </w:p>
+    <w:p>
+      <w:pPr>
         <w:rPr>
           <w:b/>
           <w:bCs/>
         </w:rPr>
+      </w:pPr>
+    </w:p>
+    <w:p>
+      <w:pPr>
+        <w:rPr>
+          <w:b/>
+          <w:bCs/>
+        </w:rPr>
+      </w:pPr>
+    </w:p>
+    <w:p>
+      <w:pPr>
+        <w:rPr>
+          <w:b/>
+          <w:bCs/>
+        </w:rPr>
+      </w:pPr>
+      <w:r>
+        <w:rPr>
+          <w:b/>
+          <w:bCs/>
+        </w:rPr>
+        <w:t>1.0</w:t>
+      </w:r>
+    </w:p>
+    <w:p>
+      <w:r>
+        <w:rPr>
+          <w:b/>
+          <w:bCs/>
+        </w:rPr>
+        <w:t>1. Market Research &amp; Competitive Analysis</w:t>
+      </w:r>
+    </w:p>
+    <w:p>
+      <w:r>
+        <w:t xml:space="preserve">For the existing software and landscape there are leaders in this market such as Park Mobile Spot Hero and even Ringo that have </w:t>
+      </w:r>
+      <w:proofErr w:type="gramStart"/>
+      <w:r>
+        <w:t>real time</w:t>
+      </w:r>
+      <w:proofErr w:type="gramEnd"/>
+      <w:r>
+        <w:t xml:space="preserve"> parking reservations and it also includes digital </w:t>
+      </w:r>
+      <w:proofErr w:type="gramStart"/>
+      <w:r>
+        <w:t>payments</w:t>
+      </w:r>
+      <w:proofErr w:type="gramEnd"/>
+      <w:r>
+        <w:t xml:space="preserve"> so these are the competitors</w:t>
+      </w:r>
+    </w:p>
+    <w:p>
+      <w:r>
+        <w:t xml:space="preserve">For </w:t>
+      </w:r>
+      <w:proofErr w:type="gramStart"/>
+      <w:r>
+        <w:t>these existing platform</w:t>
+      </w:r>
+      <w:proofErr w:type="gramEnd"/>
+      <w:r>
+        <w:t xml:space="preserve"> their strengths </w:t>
+      </w:r>
+      <w:proofErr w:type="gramStart"/>
+      <w:r>
+        <w:t>that</w:t>
+      </w:r>
+      <w:proofErr w:type="gramEnd"/>
+      <w:r>
+        <w:t xml:space="preserve"> they have established user </w:t>
+      </w:r>
+      <w:proofErr w:type="gramStart"/>
+      <w:r>
+        <w:t>bases</w:t>
+      </w:r>
+      <w:proofErr w:type="gramEnd"/>
+      <w:r>
+        <w:t xml:space="preserve"> and they also are integrated with the parking infrastructure and they have some reliable payment options</w:t>
+      </w:r>
+    </w:p>
+    <w:p>
+      <w:r>
+        <w:lastRenderedPageBreak/>
+        <w:t>Some of the weaknesses of these platforms are that they</w:t>
+      </w:r>
+      <w:r>
+        <w:t xml:space="preserve"> have some navigation tools that you would have to switch apps to access they have very limited options for garage operators to have dynamic pricing and the real time occupancy updates are inaccurate and then there are admin analytics are not unified</w:t>
+      </w:r>
+    </w:p>
+    <w:p>
+      <w:r>
+        <w:t xml:space="preserve">So here are some opportunities for us to have some Differentiation We could integrate some </w:t>
+      </w:r>
+      <w:proofErr w:type="gramStart"/>
+      <w:r>
+        <w:t>turn by turn</w:t>
+      </w:r>
+      <w:proofErr w:type="gramEnd"/>
+      <w:r>
+        <w:t xml:space="preserve"> routing which this would be inside the application so users would not have to switch in between</w:t>
+      </w:r>
+      <w:r>
+        <w:t xml:space="preserve"> maps and the app We could also integrate AI which could predict the occupancy forecasting based on previous history and then also have this information to be updated in real time with data integration</w:t>
+      </w:r>
+    </w:p>
+    <w:p/>
+    <w:p>
+      <w:r>
+        <w:rPr>
+          <w:b/>
+          <w:bCs/>
+        </w:rPr>
+        <w:t>2. Vision and Scope</w:t>
+      </w:r>
+    </w:p>
+    <w:p>
+      <w:proofErr w:type="gramStart"/>
+      <w:r>
+        <w:t>So</w:t>
+      </w:r>
+      <w:proofErr w:type="gramEnd"/>
+      <w:r>
+        <w:t xml:space="preserve"> the </w:t>
+      </w:r>
+      <w:proofErr w:type="spellStart"/>
+      <w:r>
+        <w:t>Progret</w:t>
+      </w:r>
+      <w:proofErr w:type="spellEnd"/>
+      <w:r>
+        <w:t xml:space="preserve"> acquisition is WE ARE Software Corp It was awarded this project through a competitive enterprise </w:t>
+      </w:r>
+      <w:proofErr w:type="gramStart"/>
+      <w:r>
+        <w:t>bid</w:t>
+      </w:r>
+      <w:proofErr w:type="gramEnd"/>
+      <w:r>
+        <w:t xml:space="preserve"> and this was to deliver a unified end to end smart parking program</w:t>
+      </w:r>
+    </w:p>
+    <w:p>
+      <w:r>
+        <w:t>This company is a software development</w:t>
+      </w:r>
+      <w:r>
+        <w:t xml:space="preserve"> studio operating with unlimited developmental resources to engineer this Web and mobile platform that has high performance and outdoes its competitors</w:t>
+      </w:r>
+    </w:p>
+    <w:p>
+      <w:r>
+        <w:t>A project overview would be this smart parking platform which would connect drivers with parking garage operators and these drivers would be able to locate available spots in real time and how they would be able to reserve spaces in advance</w:t>
+      </w:r>
+      <w:r>
+        <w:t xml:space="preserve"> Also they wouldn’t have to switch apps they would be able to navigate to the garages within the app also they would be able to pay online through the app digitally they also would have access to live occupancy tracking specifically the garage operators and they would also have financial reporting city ordinance compliance tools to help them run the app and also dynamic price controls which would allow them to change on demand</w:t>
+      </w:r>
+    </w:p>
+    <w:p/>
+    <w:p>
+      <w:r>
+        <w:rPr>
+          <w:b/>
+          <w:bCs/>
+        </w:rPr>
         <w:t>3. Software Requirements Specification (SRS) - Use Cases Draft</w:t>
       </w:r>
     </w:p>
@@ -568,7 +735,31 @@
         <w:t>1.</w:t>
       </w:r>
       <w:r>
-        <w:t xml:space="preserve"> This could be a driver searches for an available garage spaces based on the proximity and they could look for this through an interactive map</w:t>
+        <w:t xml:space="preserve"> This could be a driver </w:t>
+      </w:r>
+      <w:proofErr w:type="gramStart"/>
+      <w:r>
+        <w:t>searches</w:t>
+      </w:r>
+      <w:proofErr w:type="gramEnd"/>
+      <w:r>
+        <w:t xml:space="preserve"> for an </w:t>
+      </w:r>
+      <w:proofErr w:type="gramStart"/>
+      <w:r>
+        <w:t>available garage spaces</w:t>
+      </w:r>
+      <w:proofErr w:type="gramEnd"/>
+      <w:r>
+        <w:t xml:space="preserve"> based on </w:t>
+      </w:r>
+      <w:proofErr w:type="gramStart"/>
+      <w:r>
+        <w:t>the proximity</w:t>
+      </w:r>
+      <w:proofErr w:type="gramEnd"/>
+      <w:r>
+        <w:t xml:space="preserve"> and they could look for this through an interactive map</w:t>
       </w:r>
     </w:p>
     <w:p>
@@ -601,6 +792,7 @@
     </w:p>
     <w:p>
       <w:r>
+        <w:lastRenderedPageBreak/>
         <w:t>4.</w:t>
       </w:r>
       <w:r>
@@ -618,16 +810,31 @@
         <w:t xml:space="preserve"> </w:t>
       </w:r>
       <w:r>
-        <w:t>They should have dynamic pricing rules which could adjust peak versus non peak rates and then manually or automated shift pricing during these high demands or event schedules</w:t>
-      </w:r>
-    </w:p>
-    <w:p>
-      <w:r>
-        <w:lastRenderedPageBreak/>
+        <w:t xml:space="preserve">They should have dynamic pricing rules which could adjust peak versus </w:t>
+      </w:r>
+      <w:proofErr w:type="gramStart"/>
+      <w:r>
+        <w:t>non peak</w:t>
+      </w:r>
+      <w:proofErr w:type="gramEnd"/>
+      <w:r>
+        <w:t xml:space="preserve"> rates and then manually or automated shift pricing during these high demands or event schedules</w:t>
+      </w:r>
+    </w:p>
+    <w:p>
+      <w:r>
         <w:t>6.</w:t>
       </w:r>
       <w:r>
-        <w:t xml:space="preserve"> System administrators should be able to manage user access grant operator permissions and also suspend accounts which are violating the terms of service</w:t>
+        <w:t xml:space="preserve"> System administrators should be able to manage user access grant operator permissions </w:t>
+      </w:r>
+      <w:proofErr w:type="gramStart"/>
+      <w:r>
+        <w:t>and also</w:t>
+      </w:r>
+      <w:proofErr w:type="gramEnd"/>
+      <w:r>
+        <w:t xml:space="preserve"> suspend accounts which are violating the terms of service</w:t>
       </w:r>
     </w:p>
     <w:p>
@@ -635,7 +842,23 @@
         <w:t>7.</w:t>
       </w:r>
       <w:r>
-        <w:t xml:space="preserve"> There should also be maybe advanced search filtering which filters locations by hourly rates covered versus the uncovered spots if there’s maybe electric charging or the level of accessibility</w:t>
+        <w:t xml:space="preserve"> There should also be maybe advanced search filtering which </w:t>
+      </w:r>
+      <w:proofErr w:type="gramStart"/>
+      <w:r>
+        <w:t>filters</w:t>
+      </w:r>
+      <w:proofErr w:type="gramEnd"/>
+      <w:r>
+        <w:t xml:space="preserve"> locations by hourly rates covered versus </w:t>
+      </w:r>
+      <w:proofErr w:type="gramStart"/>
+      <w:r>
+        <w:t>the uncovered</w:t>
+      </w:r>
+      <w:proofErr w:type="gramEnd"/>
+      <w:r>
+        <w:t xml:space="preserve"> spots if there’s maybe electric charging or the level of accessibility</w:t>
       </w:r>
     </w:p>
     <w:p>
@@ -643,7 +866,23 @@
         <w:t>8.</w:t>
       </w:r>
       <w:r>
-        <w:t xml:space="preserve"> there should also be user registration which helps create an account and put vehicle license make model etc and also somewhere to safely store payment details</w:t>
+        <w:t xml:space="preserve"> there should also be user registration which helps create an account and put vehicle license make model </w:t>
+      </w:r>
+      <w:proofErr w:type="spellStart"/>
+      <w:r>
+        <w:t>etc</w:t>
+      </w:r>
+      <w:proofErr w:type="spellEnd"/>
+      <w:r>
+        <w:t xml:space="preserve"> </w:t>
+      </w:r>
+      <w:proofErr w:type="gramStart"/>
+      <w:r>
+        <w:t>and also</w:t>
+      </w:r>
+      <w:proofErr w:type="gramEnd"/>
+      <w:r>
+        <w:t xml:space="preserve"> somewhere to safely store payment details</w:t>
       </w:r>
     </w:p>
     <w:p>
@@ -651,7 +890,23 @@
         <w:t>9.</w:t>
       </w:r>
       <w:r>
-        <w:t xml:space="preserve"> There should also be a way to enter the gate especially if booked advanced parking maybe scanning a QR code or triggering the automatic license recognition</w:t>
+        <w:t xml:space="preserve"> There should also be a way to enter the </w:t>
+      </w:r>
+      <w:proofErr w:type="gramStart"/>
+      <w:r>
+        <w:t>gate</w:t>
+      </w:r>
+      <w:proofErr w:type="gramEnd"/>
+      <w:r>
+        <w:t xml:space="preserve"> especially if booked advanced </w:t>
+      </w:r>
+      <w:proofErr w:type="gramStart"/>
+      <w:r>
+        <w:t>parking</w:t>
+      </w:r>
+      <w:proofErr w:type="gramEnd"/>
+      <w:r>
+        <w:t xml:space="preserve"> maybe scanning a QR code or triggering the automatic license recognition</w:t>
       </w:r>
     </w:p>
     <w:p>
@@ -659,10 +914,42 @@
         <w:t>10.</w:t>
       </w:r>
       <w:r>
-        <w:t xml:space="preserve"> There should also be a time extension where you can receive expiration alerts and also remotely add time to an active reservation and we also need to see how this would</w:t>
-      </w:r>
-      <w:r>
-        <w:t xml:space="preserve"> work with . advance registration to make sure things don’t overlap</w:t>
+        <w:t xml:space="preserve"> There should also be a </w:t>
+      </w:r>
+      <w:proofErr w:type="gramStart"/>
+      <w:r>
+        <w:t>time extension</w:t>
+      </w:r>
+      <w:proofErr w:type="gramEnd"/>
+      <w:r>
+        <w:t xml:space="preserve"> where you can receive expiration alerts </w:t>
+      </w:r>
+      <w:proofErr w:type="gramStart"/>
+      <w:r>
+        <w:t>and also</w:t>
+      </w:r>
+      <w:proofErr w:type="gramEnd"/>
+      <w:r>
+        <w:t xml:space="preserve"> remotely add time to an active </w:t>
+      </w:r>
+      <w:proofErr w:type="gramStart"/>
+      <w:r>
+        <w:t>reservation</w:t>
+      </w:r>
+      <w:proofErr w:type="gramEnd"/>
+      <w:r>
+        <w:t xml:space="preserve"> and we also need to see how this would</w:t>
+      </w:r>
+      <w:r>
+        <w:t xml:space="preserve"> work </w:t>
+      </w:r>
+      <w:proofErr w:type="gramStart"/>
+      <w:r>
+        <w:t>with .</w:t>
+      </w:r>
+      <w:proofErr w:type="gramEnd"/>
+      <w:r>
+        <w:t xml:space="preserve"> advance registration to make sure things don’t overlap</w:t>
       </w:r>
     </w:p>
     <w:p>
@@ -670,7 +957,15 @@
         <w:t>11</w:t>
       </w:r>
       <w:r>
-        <w:t xml:space="preserve"> There should be a space where there is frequently used garages so you can book it in one tap</w:t>
+        <w:t xml:space="preserve"> There should be a space where there </w:t>
+      </w:r>
+      <w:proofErr w:type="gramStart"/>
+      <w:r>
+        <w:t>is</w:t>
+      </w:r>
+      <w:proofErr w:type="gramEnd"/>
+      <w:r>
+        <w:t xml:space="preserve"> frequently used garages so you can book it in one tap</w:t>
       </w:r>
     </w:p>
     <w:p>
@@ -678,7 +973,15 @@
         <w:t>12.</w:t>
       </w:r>
       <w:r>
-        <w:t xml:space="preserve"> There should also be an operator dashboard where they can log into an administrative portal with role based access control</w:t>
+        <w:t xml:space="preserve"> There should also be an operator dashboard where they can log into an administrative portal with </w:t>
+      </w:r>
+      <w:proofErr w:type="gramStart"/>
+      <w:r>
+        <w:t>role based</w:t>
+      </w:r>
+      <w:proofErr w:type="gramEnd"/>
+      <w:r>
+        <w:t xml:space="preserve"> access control</w:t>
       </w:r>
     </w:p>
     <w:p>
@@ -686,7 +989,15 @@
         <w:t>13.</w:t>
       </w:r>
       <w:r>
-        <w:t xml:space="preserve"> Management should also receive automated alerts for vehicles exceeding their reserve time so this can trigger enforcement or to apply a fee to their account</w:t>
+        <w:t xml:space="preserve"> Management should also receive automated alerts for vehicles exceeding their reserve time so this can trigger enforcement or </w:t>
+      </w:r>
+      <w:proofErr w:type="gramStart"/>
+      <w:r>
+        <w:t>to apply</w:t>
+      </w:r>
+      <w:proofErr w:type="gramEnd"/>
+      <w:r>
+        <w:t xml:space="preserve"> a fee to their account</w:t>
       </w:r>
     </w:p>
     <w:p>
@@ -694,18 +1005,36 @@
         <w:t>14</w:t>
       </w:r>
       <w:r>
-        <w:t xml:space="preserve"> There should also be a way to broadcast system alert</w:t>
-      </w:r>
-      <w:r>
-        <w:t xml:space="preserve"> which notifies performance maintenance traffic disruptions or maybe some weather emergencies</w:t>
+        <w:t xml:space="preserve"> There should also be a way to broadcast system </w:t>
+      </w:r>
+      <w:proofErr w:type="gramStart"/>
+      <w:r>
+        <w:t>alert</w:t>
+      </w:r>
+      <w:proofErr w:type="gramEnd"/>
+      <w:r>
+        <w:t xml:space="preserve"> which </w:t>
+      </w:r>
+      <w:proofErr w:type="gramStart"/>
+      <w:r>
+        <w:t>notifies</w:t>
+      </w:r>
+      <w:proofErr w:type="gramEnd"/>
+      <w:r>
+        <w:t xml:space="preserve"> performance maintenance traffic disruptions or maybe some weather emergencies</w:t>
       </w:r>
     </w:p>
     <w:p>
       <w:r>
         <w:t xml:space="preserve">15. </w:t>
       </w:r>
-      <w:r>
-        <w:t>Also a way to sync location with the garage’s entrance with maybe Google Maps or Apple Maps which would be accessible within the app</w:t>
+      <w:proofErr w:type="gramStart"/>
+      <w:r>
+        <w:t>Also</w:t>
+      </w:r>
+      <w:proofErr w:type="gramEnd"/>
+      <w:r>
+        <w:t xml:space="preserve"> a way to sync location with the garage’s entrance with maybe Google Maps or Apple Maps which would be accessible within the app</w:t>
       </w:r>
     </w:p>
     <w:p/>
@@ -721,7 +1050,7 @@
         </w:rPr>
         <w:lastRenderedPageBreak/>
         <w:drawing>
-          <wp:inline distT="0" distB="0" distL="0" distR="0" wp14:anchorId="0694DE6D" wp14:editId="56F89ADB">
+          <wp:inline distT="0" distB="0" distL="0" distR="0" wp14:anchorId="0694DE6D" wp14:editId="74A82462">
             <wp:extent cx="4673600" cy="1911383"/>
             <wp:effectExtent l="0" t="0" r="0" b="0"/>
             <wp:docPr id="1" name="Picture 1" descr="A screenshot of a computer&#10;&#10;Description automatically generated"/>
@@ -766,7 +1095,15 @@
     <w:p/>
     <w:p>
       <w:r>
-        <w:t>Smart Parking Platform WBS task hierarchy showing initiatin, requirements engineering, and architecture design phases (Sept–Oct 2026)</w:t>
+        <w:t xml:space="preserve">Smart Parking Platform WBS task hierarchy showing </w:t>
+      </w:r>
+      <w:proofErr w:type="spellStart"/>
+      <w:r>
+        <w:t>initiatin</w:t>
+      </w:r>
+      <w:proofErr w:type="spellEnd"/>
+      <w:r>
+        <w:t>, requirements engineering, and architecture design phases (Sept–Oct 2026)</w:t>
       </w:r>
     </w:p>
     <w:p>
@@ -775,7 +1112,7 @@
           <w:noProof/>
         </w:rPr>
         <w:drawing>
-          <wp:inline distT="0" distB="0" distL="0" distR="0" wp14:anchorId="68D165BD" wp14:editId="66A159A2">
+          <wp:inline distT="0" distB="0" distL="0" distR="0" wp14:anchorId="68D165BD" wp14:editId="267F1728">
             <wp:extent cx="4775200" cy="2227406"/>
             <wp:effectExtent l="0" t="0" r="6350" b="1905"/>
             <wp:docPr id="2" name="Picture 2" descr="A screenshot of a computer&#10;&#10;Description automatically generated"/>
@@ -821,8 +1158,13 @@
       <w:r>
         <w:t xml:space="preserve">Development, quality assurance, and deployment phases </w:t>
       </w:r>
-      <w:r>
-        <w:t xml:space="preserve">showimg the </w:t>
+      <w:proofErr w:type="spellStart"/>
+      <w:r>
+        <w:t>showimg</w:t>
+      </w:r>
+      <w:proofErr w:type="spellEnd"/>
+      <w:r>
+        <w:t xml:space="preserve"> the </w:t>
       </w:r>
       <w:r>
         <w:t>predecessor logic and module integration links (Oct–Nov 2026)</w:t>
@@ -834,7 +1176,7 @@
           <w:noProof/>
         </w:rPr>
         <w:drawing>
-          <wp:anchor distT="0" distB="0" distL="114300" distR="114300" simplePos="0" relativeHeight="251658240" behindDoc="0" locked="0" layoutInCell="1" allowOverlap="1" wp14:anchorId="56EE08E3" wp14:editId="7DA60F2E">
+          <wp:anchor distT="0" distB="0" distL="114300" distR="114300" simplePos="0" relativeHeight="251658240" behindDoc="0" locked="0" layoutInCell="1" allowOverlap="1" wp14:anchorId="56EE08E3" wp14:editId="3A8BF692">
             <wp:simplePos x="914400" y="914400"/>
             <wp:positionH relativeFrom="column">
               <wp:align>left</wp:align>
@@ -913,13 +1255,29 @@
         <w:br w:type="textWrapping" w:clear="all"/>
       </w:r>
       <w:r>
-        <w:t>Final system launch sequence showing UAT, infrastructure provisining, and project sign</w:t>
+        <w:t xml:space="preserve">Final system launch sequence showing UAT, infrastructure </w:t>
+      </w:r>
+      <w:proofErr w:type="spellStart"/>
+      <w:r>
+        <w:t>provisining</w:t>
+      </w:r>
+      <w:proofErr w:type="spellEnd"/>
+      <w:r>
+        <w:t>, and project sign</w:t>
       </w:r>
       <w:r>
         <w:t xml:space="preserve"> </w:t>
       </w:r>
       <w:r>
-        <w:t>off completng in late November 2026</w:t>
+        <w:t xml:space="preserve">off </w:t>
+      </w:r>
+      <w:proofErr w:type="spellStart"/>
+      <w:r>
+        <w:t>completng</w:t>
+      </w:r>
+      <w:proofErr w:type="spellEnd"/>
+      <w:r>
+        <w:t xml:space="preserve"> in late November 2026</w:t>
       </w:r>
     </w:p>
     <w:p>
@@ -977,8 +1335,13 @@
           <w:tab w:val="center" w:pos="790"/>
         </w:tabs>
       </w:pPr>
-      <w:r>
-        <w:t>Hw 3</w:t>
+      <w:proofErr w:type="spellStart"/>
+      <w:r>
+        <w:t>Hw</w:t>
+      </w:r>
+      <w:proofErr w:type="spellEnd"/>
+      <w:r>
+        <w:t xml:space="preserve"> 3</w:t>
       </w:r>
     </w:p>
     <w:p>
@@ -1456,7 +1819,15 @@
         <w:t>TR-01 (Map &amp; Navigation Lag):</w:t>
       </w:r>
       <w:r>
-        <w:t xml:space="preserve"> Third-party map APIs (like Google Maps) taking too long to load or failing during navigation inside the app.</w:t>
+        <w:t xml:space="preserve"> Third-party map APIs (like Google Maps) taking too long to load or </w:t>
+      </w:r>
+      <w:proofErr w:type="gramStart"/>
+      <w:r>
+        <w:t>failing</w:t>
+      </w:r>
+      <w:proofErr w:type="gramEnd"/>
+      <w:r>
+        <w:t xml:space="preserve"> during navigation inside the app.</w:t>
       </w:r>
     </w:p>
     <w:p>
@@ -1660,7 +2031,15 @@
         <w:t>FR-01 (Cloud Hosting Cost Spikes):</w:t>
       </w:r>
       <w:r>
-        <w:t xml:space="preserve"> Server hosting costs on AWS going over budget due to unexpected high user traffic during major city events.</w:t>
+        <w:t xml:space="preserve"> Server hosting costs on AWS </w:t>
+      </w:r>
+      <w:proofErr w:type="gramStart"/>
+      <w:r>
+        <w:t>going</w:t>
+      </w:r>
+      <w:proofErr w:type="gramEnd"/>
+      <w:r>
+        <w:t xml:space="preserve"> over budget due to unexpected high user traffic during major city events.</w:t>
       </w:r>
     </w:p>
     <w:p>
@@ -2086,13 +2465,29 @@
         <w:t>Team Messaging (Slack / MS Teams):</w:t>
       </w:r>
       <w:r>
-        <w:t xml:space="preserve"> Organized channels (like #dev-backend, #dev-mobile, </w:t>
+        <w:t xml:space="preserve"> Organized channels (like #dev-</w:t>
+      </w:r>
+      <w:proofErr w:type="gramStart"/>
+      <w:r>
+        <w:t>backend, #</w:t>
+      </w:r>
+      <w:proofErr w:type="gramEnd"/>
+      <w:r>
+        <w:t>dev-</w:t>
+      </w:r>
+      <w:proofErr w:type="gramStart"/>
+      <w:r>
+        <w:t xml:space="preserve">mobile, </w:t>
       </w:r>
       <w:r>
         <w:t xml:space="preserve"> </w:t>
       </w:r>
       <w:r>
-        <w:t>#general-updates) for day-to-day questions and quick team updates.</w:t>
+        <w:t>#</w:t>
+      </w:r>
+      <w:proofErr w:type="gramEnd"/>
+      <w:r>
+        <w:t>general-updates) for day-to-day questions and quick team updates.</w:t>
       </w:r>
     </w:p>
     <w:p>
@@ -2134,7 +2529,15 @@
         <w:t>Emergency Escalation Process:</w:t>
       </w:r>
       <w:r>
-        <w:t xml:space="preserve"> Major proect blockers (like critical payment or database bugs) are escalated directly to the Lead Developer and PM via instant alert so they can be fixed right away.</w:t>
+        <w:t xml:space="preserve"> Major </w:t>
+      </w:r>
+      <w:proofErr w:type="spellStart"/>
+      <w:r>
+        <w:t>proect</w:t>
+      </w:r>
+      <w:proofErr w:type="spellEnd"/>
+      <w:r>
+        <w:t xml:space="preserve"> blockers (like critical payment or database bugs) are escalated directly to the Lead Developer and PM via instant alert so they can be fixed right away.</w:t>
       </w:r>
     </w:p>
     <w:p>
@@ -2271,7 +2674,20 @@
           <w14:ligatures w14:val="none"/>
         </w:rPr>
         <w:lastRenderedPageBreak/>
-        <w:t>10.0 RESOURCES AND COST MANAGEMENT PLAN</w:t>
+        <w:t>5.0</w:t>
+      </w:r>
+      <w:r>
+        <w:rPr>
+          <w:rFonts w:ascii="Calibri" w:eastAsiaTheme="majorEastAsia" w:hAnsi="Calibri" w:cstheme="majorBidi"/>
+          <w:b/>
+          <w:bCs/>
+          <w:color w:val="1F4E79"/>
+          <w:kern w:val="0"/>
+          <w:sz w:val="36"/>
+          <w:szCs w:val="28"/>
+          <w14:ligatures w14:val="none"/>
+        </w:rPr>
+        <w:t xml:space="preserve"> RESOURCES AND COST MANAGEMENT PLAN</w:t>
       </w:r>
     </w:p>
     <w:p>
@@ -2302,7 +2718,20 @@
           <w:szCs w:val="26"/>
           <w14:ligatures w14:val="none"/>
         </w:rPr>
-        <w:t>10.1 Roles and Resources</w:t>
+        <w:t>5</w:t>
+      </w:r>
+      <w:r>
+        <w:rPr>
+          <w:rFonts w:ascii="Calibri" w:eastAsiaTheme="majorEastAsia" w:hAnsi="Calibri" w:cstheme="majorBidi"/>
+          <w:b/>
+          <w:bCs/>
+          <w:color w:val="2E75B6"/>
+          <w:kern w:val="0"/>
+          <w:sz w:val="28"/>
+          <w:szCs w:val="26"/>
+          <w14:ligatures w14:val="none"/>
+        </w:rPr>
+        <w:t>.1 Roles and Resources</w:t>
       </w:r>
     </w:p>
     <w:p>
@@ -4556,8 +4985,18 @@
                 <w:color w:val="333333"/>
                 <w:sz w:val="17"/>
               </w:rPr>
-              <w:t>Payment Lead</w:t>
-            </w:r>
+              <w:t xml:space="preserve">Payment </w:t>
+            </w:r>
+            <w:proofErr w:type="gramStart"/>
+            <w:r>
+              <w:rPr>
+                <w:rFonts w:ascii="Calibri" w:hAnsi="Calibri"/>
+                <w:color w:val="333333"/>
+                <w:sz w:val="17"/>
+              </w:rPr>
+              <w:t>Lead</w:t>
+            </w:r>
+            <w:proofErr w:type="gramEnd"/>
           </w:p>
         </w:tc>
         <w:tc>
@@ -5227,7 +5666,20 @@
           <w:szCs w:val="26"/>
           <w14:ligatures w14:val="none"/>
         </w:rPr>
-        <w:t>10.2 Resource and Cost Plan (Bottom-Up Estimation)</w:t>
+        <w:t>5</w:t>
+      </w:r>
+      <w:r>
+        <w:rPr>
+          <w:rFonts w:ascii="Calibri" w:eastAsiaTheme="majorEastAsia" w:hAnsi="Calibri" w:cstheme="majorBidi"/>
+          <w:b/>
+          <w:bCs/>
+          <w:color w:val="2E75B6"/>
+          <w:kern w:val="0"/>
+          <w:sz w:val="28"/>
+          <w:szCs w:val="26"/>
+          <w14:ligatures w14:val="none"/>
+        </w:rPr>
+        <w:t>.2 Resource and Cost Plan (Bottom-Up Estimation)</w:t>
       </w:r>
     </w:p>
     <w:p>
@@ -6090,7 +6542,31 @@
           <w:szCs w:val="22"/>
           <w14:ligatures w14:val="none"/>
         </w:rPr>
-        <w:t>• Base Project Cost: $338,080 (Labor) + $34,000 (Non-Labor) = $372,080</w:t>
+        <w:t>• Base Project Cost: $338,080 (Labor) + $34,000 (</w:t>
+      </w:r>
+      <w:proofErr w:type="gramStart"/>
+      <w:r>
+        <w:rPr>
+          <w:rFonts w:ascii="Calibri" w:eastAsiaTheme="minorEastAsia" w:hAnsi="Calibri"/>
+          <w:color w:val="333333"/>
+          <w:kern w:val="0"/>
+          <w:sz w:val="22"/>
+          <w:szCs w:val="22"/>
+          <w14:ligatures w14:val="none"/>
+        </w:rPr>
+        <w:t>Non-Labor</w:t>
+      </w:r>
+      <w:proofErr w:type="gramEnd"/>
+      <w:r>
+        <w:rPr>
+          <w:rFonts w:ascii="Calibri" w:eastAsiaTheme="minorEastAsia" w:hAnsi="Calibri"/>
+          <w:color w:val="333333"/>
+          <w:kern w:val="0"/>
+          <w:sz w:val="22"/>
+          <w:szCs w:val="22"/>
+          <w14:ligatures w14:val="none"/>
+        </w:rPr>
+        <w:t>) = $372,080</w:t>
       </w:r>
     </w:p>
     <w:p>
@@ -6169,7 +6645,20 @@
           <w:szCs w:val="26"/>
           <w14:ligatures w14:val="none"/>
         </w:rPr>
-        <w:t>10.3 High-Level Budget Summary Table</w:t>
+        <w:t>5</w:t>
+      </w:r>
+      <w:r>
+        <w:rPr>
+          <w:rFonts w:ascii="Calibri" w:eastAsiaTheme="majorEastAsia" w:hAnsi="Calibri" w:cstheme="majorBidi"/>
+          <w:b/>
+          <w:bCs/>
+          <w:color w:val="2E75B6"/>
+          <w:kern w:val="0"/>
+          <w:sz w:val="28"/>
+          <w:szCs w:val="26"/>
+          <w14:ligatures w14:val="none"/>
+        </w:rPr>
+        <w:t>.3 High-Level Budget Summary Table</w:t>
       </w:r>
     </w:p>
     <w:tbl>
@@ -6381,7 +6870,43 @@
                 <w:color w:val="333333"/>
                 <w:sz w:val="17"/>
               </w:rPr>
-              <w:t>1,384 hrs/month at $61.07/hr avg</w:t>
+              <w:t xml:space="preserve">1,384 </w:t>
+            </w:r>
+            <w:proofErr w:type="spellStart"/>
+            <w:r>
+              <w:rPr>
+                <w:rFonts w:ascii="Calibri" w:hAnsi="Calibri"/>
+                <w:color w:val="333333"/>
+                <w:sz w:val="17"/>
+              </w:rPr>
+              <w:t>hrs</w:t>
+            </w:r>
+            <w:proofErr w:type="spellEnd"/>
+            <w:r>
+              <w:rPr>
+                <w:rFonts w:ascii="Calibri" w:hAnsi="Calibri"/>
+                <w:color w:val="333333"/>
+                <w:sz w:val="17"/>
+              </w:rPr>
+              <w:t>/month at $61.07/</w:t>
+            </w:r>
+            <w:proofErr w:type="spellStart"/>
+            <w:r>
+              <w:rPr>
+                <w:rFonts w:ascii="Calibri" w:hAnsi="Calibri"/>
+                <w:color w:val="333333"/>
+                <w:sz w:val="17"/>
+              </w:rPr>
+              <w:t>hr</w:t>
+            </w:r>
+            <w:proofErr w:type="spellEnd"/>
+            <w:r>
+              <w:rPr>
+                <w:rFonts w:ascii="Calibri" w:hAnsi="Calibri"/>
+                <w:color w:val="333333"/>
+                <w:sz w:val="17"/>
+              </w:rPr>
+              <w:t xml:space="preserve"> avg</w:t>
             </w:r>
           </w:p>
         </w:tc>
@@ -7407,7 +7932,20 @@
           <w14:ligatures w14:val="none"/>
         </w:rPr>
         <w:lastRenderedPageBreak/>
-        <w:t>10.4 Monthly Cashflows Schedule</w:t>
+        <w:t>5</w:t>
+      </w:r>
+      <w:r>
+        <w:rPr>
+          <w:rFonts w:ascii="Calibri" w:eastAsiaTheme="majorEastAsia" w:hAnsi="Calibri" w:cstheme="majorBidi"/>
+          <w:b/>
+          <w:bCs/>
+          <w:color w:val="2E75B6"/>
+          <w:kern w:val="0"/>
+          <w:sz w:val="28"/>
+          <w:szCs w:val="26"/>
+          <w14:ligatures w14:val="none"/>
+        </w:rPr>
+        <w:t>.4 Monthly Cashflows Schedule</w:t>
       </w:r>
     </w:p>
     <w:p>
@@ -8337,7 +8875,20 @@
           <w:szCs w:val="26"/>
           <w14:ligatures w14:val="none"/>
         </w:rPr>
-        <w:t>10.5 RACI Matrix</w:t>
+        <w:t>5.5</w:t>
+      </w:r>
+      <w:r>
+        <w:rPr>
+          <w:rFonts w:ascii="Calibri" w:eastAsiaTheme="majorEastAsia" w:hAnsi="Calibri" w:cstheme="majorBidi"/>
+          <w:b/>
+          <w:bCs/>
+          <w:color w:val="2E75B6"/>
+          <w:kern w:val="0"/>
+          <w:sz w:val="28"/>
+          <w:szCs w:val="26"/>
+          <w14:ligatures w14:val="none"/>
+        </w:rPr>
+        <w:t xml:space="preserve"> RACI Matrix</w:t>
       </w:r>
     </w:p>
     <w:p>
@@ -8400,6 +8951,7 @@
           <w14:ligatures w14:val="none"/>
         </w:rPr>
       </w:pPr>
+      <w:proofErr w:type="gramStart"/>
       <w:r>
         <w:rPr>
           <w:rFonts w:ascii="Calibri" w:eastAsiaTheme="minorEastAsia" w:hAnsi="Calibri"/>
@@ -8409,7 +8961,19 @@
           <w:szCs w:val="22"/>
           <w14:ligatures w14:val="none"/>
         </w:rPr>
-        <w:t>• C = Consulted: Roles providing input and expertise.</w:t>
+        <w:t>• C =</w:t>
+      </w:r>
+      <w:proofErr w:type="gramEnd"/>
+      <w:r>
+        <w:rPr>
+          <w:rFonts w:ascii="Calibri" w:eastAsiaTheme="minorEastAsia" w:hAnsi="Calibri"/>
+          <w:color w:val="333333"/>
+          <w:kern w:val="0"/>
+          <w:sz w:val="22"/>
+          <w:szCs w:val="22"/>
+          <w14:ligatures w14:val="none"/>
+        </w:rPr>
+        <w:t xml:space="preserve"> Consulted: Roles providing input and expertise.</w:t>
       </w:r>
     </w:p>
     <w:p>
@@ -8575,8 +9139,19 @@
                 <w:color w:val="FFFFFF"/>
                 <w:sz w:val="16"/>
               </w:rPr>
-              <w:t>Tech Lead</w:t>
-            </w:r>
+              <w:t xml:space="preserve">Tech </w:t>
+            </w:r>
+            <w:proofErr w:type="gramStart"/>
+            <w:r>
+              <w:rPr>
+                <w:rFonts w:ascii="Calibri" w:hAnsi="Calibri"/>
+                <w:b/>
+                <w:color w:val="FFFFFF"/>
+                <w:sz w:val="16"/>
+              </w:rPr>
+              <w:t>Lead</w:t>
+            </w:r>
+            <w:proofErr w:type="gramEnd"/>
           </w:p>
         </w:tc>
         <w:tc>
@@ -10365,7 +10940,20 @@
           <w:szCs w:val="26"/>
           <w14:ligatures w14:val="none"/>
         </w:rPr>
-        <w:t>10.6 Key Budget Assumptions</w:t>
+        <w:t>5</w:t>
+      </w:r>
+      <w:r>
+        <w:rPr>
+          <w:rFonts w:ascii="Calibri" w:eastAsiaTheme="majorEastAsia" w:hAnsi="Calibri" w:cstheme="majorBidi"/>
+          <w:b/>
+          <w:bCs/>
+          <w:color w:val="2E75B6"/>
+          <w:kern w:val="0"/>
+          <w:sz w:val="28"/>
+          <w:szCs w:val="26"/>
+          <w14:ligatures w14:val="none"/>
+        </w:rPr>
+        <w:t>.6 Key Budget Assumptions</w:t>
       </w:r>
     </w:p>
     <w:p>
@@ -10696,6 +11284,155 @@
     </w:lvl>
   </w:abstractNum>
   <w:abstractNum w:abstractNumId="1" w15:restartNumberingAfterBreak="0">
+    <w:nsid w:val="082F19EE"/>
+    <w:multiLevelType w:val="multilevel"/>
+    <w:tmpl w:val="E076AE10"/>
+    <w:lvl w:ilvl="0">
+      <w:start w:val="1"/>
+      <w:numFmt w:val="bullet"/>
+      <w:lvlText w:val="o"/>
+      <w:lvlJc w:val="left"/>
+      <w:pPr>
+        <w:tabs>
+          <w:tab w:val="num" w:pos="720"/>
+        </w:tabs>
+        <w:ind w:left="720" w:hanging="360"/>
+      </w:pPr>
+      <w:rPr>
+        <w:rFonts w:ascii="Courier New" w:hAnsi="Courier New" w:cs="Courier New" w:hint="default"/>
+        <w:sz w:val="20"/>
+      </w:rPr>
+    </w:lvl>
+    <w:lvl w:ilvl="1">
+      <w:start w:val="1"/>
+      <w:numFmt w:val="bullet"/>
+      <w:lvlText w:val="o"/>
+      <w:lvlJc w:val="left"/>
+      <w:pPr>
+        <w:tabs>
+          <w:tab w:val="num" w:pos="1440"/>
+        </w:tabs>
+        <w:ind w:left="1440" w:hanging="360"/>
+      </w:pPr>
+      <w:rPr>
+        <w:rFonts w:ascii="Courier New" w:hAnsi="Courier New" w:hint="default"/>
+        <w:sz w:val="20"/>
+      </w:rPr>
+    </w:lvl>
+    <w:lvl w:ilvl="2" w:tentative="1">
+      <w:start w:val="1"/>
+      <w:numFmt w:val="bullet"/>
+      <w:lvlText w:val=""/>
+      <w:lvlJc w:val="left"/>
+      <w:pPr>
+        <w:tabs>
+          <w:tab w:val="num" w:pos="2160"/>
+        </w:tabs>
+        <w:ind w:left="2160" w:hanging="360"/>
+      </w:pPr>
+      <w:rPr>
+        <w:rFonts w:ascii="Wingdings" w:hAnsi="Wingdings" w:hint="default"/>
+        <w:sz w:val="20"/>
+      </w:rPr>
+    </w:lvl>
+    <w:lvl w:ilvl="3" w:tentative="1">
+      <w:start w:val="1"/>
+      <w:numFmt w:val="bullet"/>
+      <w:lvlText w:val=""/>
+      <w:lvlJc w:val="left"/>
+      <w:pPr>
+        <w:tabs>
+          <w:tab w:val="num" w:pos="2880"/>
+        </w:tabs>
+        <w:ind w:left="2880" w:hanging="360"/>
+      </w:pPr>
+      <w:rPr>
+        <w:rFonts w:ascii="Wingdings" w:hAnsi="Wingdings" w:hint="default"/>
+        <w:sz w:val="20"/>
+      </w:rPr>
+    </w:lvl>
+    <w:lvl w:ilvl="4" w:tentative="1">
+      <w:start w:val="1"/>
+      <w:numFmt w:val="bullet"/>
+      <w:lvlText w:val=""/>
+      <w:lvlJc w:val="left"/>
+      <w:pPr>
+        <w:tabs>
+          <w:tab w:val="num" w:pos="3600"/>
+        </w:tabs>
+        <w:ind w:left="3600" w:hanging="360"/>
+      </w:pPr>
+      <w:rPr>
+        <w:rFonts w:ascii="Wingdings" w:hAnsi="Wingdings" w:hint="default"/>
+        <w:sz w:val="20"/>
+      </w:rPr>
+    </w:lvl>
+    <w:lvl w:ilvl="5" w:tentative="1">
+      <w:start w:val="1"/>
+      <w:numFmt w:val="bullet"/>
+      <w:lvlText w:val=""/>
+      <w:lvlJc w:val="left"/>
+      <w:pPr>
+        <w:tabs>
+          <w:tab w:val="num" w:pos="4320"/>
+        </w:tabs>
+        <w:ind w:left="4320" w:hanging="360"/>
+      </w:pPr>
+      <w:rPr>
+        <w:rFonts w:ascii="Wingdings" w:hAnsi="Wingdings" w:hint="default"/>
+        <w:sz w:val="20"/>
+      </w:rPr>
+    </w:lvl>
+    <w:lvl w:ilvl="6" w:tentative="1">
+      <w:start w:val="1"/>
+      <w:numFmt w:val="bullet"/>
+      <w:lvlText w:val=""/>
+      <w:lvlJc w:val="left"/>
+      <w:pPr>
+        <w:tabs>
+          <w:tab w:val="num" w:pos="5040"/>
+        </w:tabs>
+        <w:ind w:left="5040" w:hanging="360"/>
+      </w:pPr>
+      <w:rPr>
+        <w:rFonts w:ascii="Wingdings" w:hAnsi="Wingdings" w:hint="default"/>
+        <w:sz w:val="20"/>
+      </w:rPr>
+    </w:lvl>
+    <w:lvl w:ilvl="7" w:tentative="1">
+      <w:start w:val="1"/>
+      <w:numFmt w:val="bullet"/>
+      <w:lvlText w:val=""/>
+      <w:lvlJc w:val="left"/>
+      <w:pPr>
+        <w:tabs>
+          <w:tab w:val="num" w:pos="5760"/>
+        </w:tabs>
+        <w:ind w:left="5760" w:hanging="360"/>
+      </w:pPr>
+      <w:rPr>
+        <w:rFonts w:ascii="Wingdings" w:hAnsi="Wingdings" w:hint="default"/>
+        <w:sz w:val="20"/>
+      </w:rPr>
+    </w:lvl>
+    <w:lvl w:ilvl="8" w:tentative="1">
+      <w:start w:val="1"/>
+      <w:numFmt w:val="bullet"/>
+      <w:lvlText w:val=""/>
+      <w:lvlJc w:val="left"/>
+      <w:pPr>
+        <w:tabs>
+          <w:tab w:val="num" w:pos="6480"/>
+        </w:tabs>
+        <w:ind w:left="6480" w:hanging="360"/>
+      </w:pPr>
+      <w:rPr>
+        <w:rFonts w:ascii="Wingdings" w:hAnsi="Wingdings" w:hint="default"/>
+        <w:sz w:val="20"/>
+      </w:rPr>
+    </w:lvl>
+  </w:abstractNum>
+  <w:abstractNum w:abstractNumId="2" w15:restartNumberingAfterBreak="0">
     <w:nsid w:val="1222558F"/>
     <w:multiLevelType w:val="multilevel"/>
     <w:tmpl w:val="521EA31C"/>
@@ -10808,7 +11545,156 @@
       </w:pPr>
     </w:lvl>
   </w:abstractNum>
-  <w:abstractNum w:abstractNumId="2" w15:restartNumberingAfterBreak="0">
+  <w:abstractNum w:abstractNumId="3" w15:restartNumberingAfterBreak="0">
+    <w:nsid w:val="141D63C7"/>
+    <w:multiLevelType w:val="multilevel"/>
+    <w:tmpl w:val="4608247A"/>
+    <w:lvl w:ilvl="0">
+      <w:start w:val="1"/>
+      <w:numFmt w:val="bullet"/>
+      <w:lvlText w:val="o"/>
+      <w:lvlJc w:val="left"/>
+      <w:pPr>
+        <w:tabs>
+          <w:tab w:val="num" w:pos="3330"/>
+        </w:tabs>
+        <w:ind w:left="3330" w:hanging="360"/>
+      </w:pPr>
+      <w:rPr>
+        <w:rFonts w:ascii="Courier New" w:hAnsi="Courier New" w:cs="Courier New" w:hint="default"/>
+        <w:sz w:val="20"/>
+      </w:rPr>
+    </w:lvl>
+    <w:lvl w:ilvl="1" w:tentative="1">
+      <w:start w:val="1"/>
+      <w:numFmt w:val="bullet"/>
+      <w:lvlText w:val="o"/>
+      <w:lvlJc w:val="left"/>
+      <w:pPr>
+        <w:tabs>
+          <w:tab w:val="num" w:pos="4050"/>
+        </w:tabs>
+        <w:ind w:left="4050" w:hanging="360"/>
+      </w:pPr>
+      <w:rPr>
+        <w:rFonts w:ascii="Courier New" w:hAnsi="Courier New" w:hint="default"/>
+        <w:sz w:val="20"/>
+      </w:rPr>
+    </w:lvl>
+    <w:lvl w:ilvl="2" w:tentative="1">
+      <w:start w:val="1"/>
+      <w:numFmt w:val="bullet"/>
+      <w:lvlText w:val=""/>
+      <w:lvlJc w:val="left"/>
+      <w:pPr>
+        <w:tabs>
+          <w:tab w:val="num" w:pos="4770"/>
+        </w:tabs>
+        <w:ind w:left="4770" w:hanging="360"/>
+      </w:pPr>
+      <w:rPr>
+        <w:rFonts w:ascii="Wingdings" w:hAnsi="Wingdings" w:hint="default"/>
+        <w:sz w:val="20"/>
+      </w:rPr>
+    </w:lvl>
+    <w:lvl w:ilvl="3" w:tentative="1">
+      <w:start w:val="1"/>
+      <w:numFmt w:val="bullet"/>
+      <w:lvlText w:val=""/>
+      <w:lvlJc w:val="left"/>
+      <w:pPr>
+        <w:tabs>
+          <w:tab w:val="num" w:pos="5490"/>
+        </w:tabs>
+        <w:ind w:left="5490" w:hanging="360"/>
+      </w:pPr>
+      <w:rPr>
+        <w:rFonts w:ascii="Wingdings" w:hAnsi="Wingdings" w:hint="default"/>
+        <w:sz w:val="20"/>
+      </w:rPr>
+    </w:lvl>
+    <w:lvl w:ilvl="4" w:tentative="1">
+      <w:start w:val="1"/>
+      <w:numFmt w:val="bullet"/>
+      <w:lvlText w:val=""/>
+      <w:lvlJc w:val="left"/>
+      <w:pPr>
+        <w:tabs>
+          <w:tab w:val="num" w:pos="6210"/>
+        </w:tabs>
+        <w:ind w:left="6210" w:hanging="360"/>
+      </w:pPr>
+      <w:rPr>
+        <w:rFonts w:ascii="Wingdings" w:hAnsi="Wingdings" w:hint="default"/>
+        <w:sz w:val="20"/>
+      </w:rPr>
+    </w:lvl>
+    <w:lvl w:ilvl="5" w:tentative="1">
+      <w:start w:val="1"/>
+      <w:numFmt w:val="bullet"/>
+      <w:lvlText w:val=""/>
+      <w:lvlJc w:val="left"/>
+      <w:pPr>
+        <w:tabs>
+          <w:tab w:val="num" w:pos="6930"/>
+        </w:tabs>
+        <w:ind w:left="6930" w:hanging="360"/>
+      </w:pPr>
+      <w:rPr>
+        <w:rFonts w:ascii="Wingdings" w:hAnsi="Wingdings" w:hint="default"/>
+        <w:sz w:val="20"/>
+      </w:rPr>
+    </w:lvl>
+    <w:lvl w:ilvl="6" w:tentative="1">
+      <w:start w:val="1"/>
+      <w:numFmt w:val="bullet"/>
+      <w:lvlText w:val=""/>
+      <w:lvlJc w:val="left"/>
+      <w:pPr>
+        <w:tabs>
+          <w:tab w:val="num" w:pos="7650"/>
+        </w:tabs>
+        <w:ind w:left="7650" w:hanging="360"/>
+      </w:pPr>
+      <w:rPr>
+        <w:rFonts w:ascii="Wingdings" w:hAnsi="Wingdings" w:hint="default"/>
+        <w:sz w:val="20"/>
+      </w:rPr>
+    </w:lvl>
+    <w:lvl w:ilvl="7" w:tentative="1">
+      <w:start w:val="1"/>
+      <w:numFmt w:val="bullet"/>
+      <w:lvlText w:val=""/>
+      <w:lvlJc w:val="left"/>
+      <w:pPr>
+        <w:tabs>
+          <w:tab w:val="num" w:pos="8370"/>
+        </w:tabs>
+        <w:ind w:left="8370" w:hanging="360"/>
+      </w:pPr>
+      <w:rPr>
+        <w:rFonts w:ascii="Wingdings" w:hAnsi="Wingdings" w:hint="default"/>
+        <w:sz w:val="20"/>
+      </w:rPr>
+    </w:lvl>
+    <w:lvl w:ilvl="8" w:tentative="1">
+      <w:start w:val="1"/>
+      <w:numFmt w:val="bullet"/>
+      <w:lvlText w:val=""/>
+      <w:lvlJc w:val="left"/>
+      <w:pPr>
+        <w:tabs>
+          <w:tab w:val="num" w:pos="9090"/>
+        </w:tabs>
+        <w:ind w:left="9090" w:hanging="360"/>
+      </w:pPr>
+      <w:rPr>
+        <w:rFonts w:ascii="Wingdings" w:hAnsi="Wingdings" w:hint="default"/>
+        <w:sz w:val="20"/>
+      </w:rPr>
+    </w:lvl>
+  </w:abstractNum>
+  <w:abstractNum w:abstractNumId="4" w15:restartNumberingAfterBreak="0">
     <w:nsid w:val="18202DB6"/>
     <w:multiLevelType w:val="multilevel"/>
     <w:tmpl w:val="B3E0477E"/>
@@ -10957,7 +11843,7 @@
       </w:rPr>
     </w:lvl>
   </w:abstractNum>
-  <w:abstractNum w:abstractNumId="3" w15:restartNumberingAfterBreak="0">
+  <w:abstractNum w:abstractNumId="5" w15:restartNumberingAfterBreak="0">
     <w:nsid w:val="1C65748F"/>
     <w:multiLevelType w:val="multilevel"/>
     <w:tmpl w:val="CA6AF1BE"/>
@@ -11070,7 +11956,7 @@
       </w:pPr>
     </w:lvl>
   </w:abstractNum>
-  <w:abstractNum w:abstractNumId="4" w15:restartNumberingAfterBreak="0">
+  <w:abstractNum w:abstractNumId="6" w15:restartNumberingAfterBreak="0">
     <w:nsid w:val="21305DD5"/>
     <w:multiLevelType w:val="multilevel"/>
     <w:tmpl w:val="E0BE53F2"/>
@@ -11219,7 +12105,7 @@
       </w:rPr>
     </w:lvl>
   </w:abstractNum>
-  <w:abstractNum w:abstractNumId="5" w15:restartNumberingAfterBreak="0">
+  <w:abstractNum w:abstractNumId="7" w15:restartNumberingAfterBreak="0">
     <w:nsid w:val="23D25F4D"/>
     <w:multiLevelType w:val="multilevel"/>
     <w:tmpl w:val="AB2093A6"/>
@@ -11332,7 +12218,7 @@
       </w:pPr>
     </w:lvl>
   </w:abstractNum>
-  <w:abstractNum w:abstractNumId="6" w15:restartNumberingAfterBreak="0">
+  <w:abstractNum w:abstractNumId="8" w15:restartNumberingAfterBreak="0">
     <w:nsid w:val="286E3B83"/>
     <w:multiLevelType w:val="multilevel"/>
     <w:tmpl w:val="A8043C0A"/>
@@ -11445,7 +12331,7 @@
       </w:pPr>
     </w:lvl>
   </w:abstractNum>
-  <w:abstractNum w:abstractNumId="7" w15:restartNumberingAfterBreak="0">
+  <w:abstractNum w:abstractNumId="9" w15:restartNumberingAfterBreak="0">
     <w:nsid w:val="31943276"/>
     <w:multiLevelType w:val="multilevel"/>
     <w:tmpl w:val="0DBEB7A2"/>
@@ -11594,7 +12480,7 @@
       </w:rPr>
     </w:lvl>
   </w:abstractNum>
-  <w:abstractNum w:abstractNumId="8" w15:restartNumberingAfterBreak="0">
+  <w:abstractNum w:abstractNumId="10" w15:restartNumberingAfterBreak="0">
     <w:nsid w:val="33F45242"/>
     <w:multiLevelType w:val="multilevel"/>
     <w:tmpl w:val="F84C1508"/>
@@ -11707,7 +12593,7 @@
       </w:pPr>
     </w:lvl>
   </w:abstractNum>
-  <w:abstractNum w:abstractNumId="9" w15:restartNumberingAfterBreak="0">
+  <w:abstractNum w:abstractNumId="11" w15:restartNumberingAfterBreak="0">
     <w:nsid w:val="40E14152"/>
     <w:multiLevelType w:val="multilevel"/>
     <w:tmpl w:val="69CA011E"/>
@@ -11856,7 +12742,7 @@
       </w:rPr>
     </w:lvl>
   </w:abstractNum>
-  <w:abstractNum w:abstractNumId="10" w15:restartNumberingAfterBreak="0">
+  <w:abstractNum w:abstractNumId="12" w15:restartNumberingAfterBreak="0">
     <w:nsid w:val="46A56131"/>
     <w:multiLevelType w:val="multilevel"/>
     <w:tmpl w:val="A08A3C94"/>
@@ -12005,7 +12891,7 @@
       </w:rPr>
     </w:lvl>
   </w:abstractNum>
-  <w:abstractNum w:abstractNumId="11" w15:restartNumberingAfterBreak="0">
+  <w:abstractNum w:abstractNumId="13" w15:restartNumberingAfterBreak="0">
     <w:nsid w:val="4BD15030"/>
     <w:multiLevelType w:val="multilevel"/>
     <w:tmpl w:val="2454FB2E"/>
@@ -12154,7 +13040,120 @@
       </w:rPr>
     </w:lvl>
   </w:abstractNum>
-  <w:abstractNum w:abstractNumId="12" w15:restartNumberingAfterBreak="0">
+  <w:abstractNum w:abstractNumId="14" w15:restartNumberingAfterBreak="0">
+    <w:nsid w:val="4DBB4542"/>
+    <w:multiLevelType w:val="hybridMultilevel"/>
+    <w:tmpl w:val="5094B2C8"/>
+    <w:lvl w:ilvl="0" w:tplc="04090001">
+      <w:start w:val="1"/>
+      <w:numFmt w:val="bullet"/>
+      <w:lvlText w:val=""/>
+      <w:lvlJc w:val="left"/>
+      <w:pPr>
+        <w:ind w:left="1800" w:hanging="360"/>
+      </w:pPr>
+      <w:rPr>
+        <w:rFonts w:ascii="Symbol" w:hAnsi="Symbol" w:hint="default"/>
+      </w:rPr>
+    </w:lvl>
+    <w:lvl w:ilvl="1" w:tplc="04090003" w:tentative="1">
+      <w:start w:val="1"/>
+      <w:numFmt w:val="bullet"/>
+      <w:lvlText w:val="o"/>
+      <w:lvlJc w:val="left"/>
+      <w:pPr>
+        <w:ind w:left="2520" w:hanging="360"/>
+      </w:pPr>
+      <w:rPr>
+        <w:rFonts w:ascii="Courier New" w:hAnsi="Courier New" w:cs="Courier New" w:hint="default"/>
+      </w:rPr>
+    </w:lvl>
+    <w:lvl w:ilvl="2" w:tplc="04090005" w:tentative="1">
+      <w:start w:val="1"/>
+      <w:numFmt w:val="bullet"/>
+      <w:lvlText w:val=""/>
+      <w:lvlJc w:val="left"/>
+      <w:pPr>
+        <w:ind w:left="3240" w:hanging="360"/>
+      </w:pPr>
+      <w:rPr>
+        <w:rFonts w:ascii="Wingdings" w:hAnsi="Wingdings" w:hint="default"/>
+      </w:rPr>
+    </w:lvl>
+    <w:lvl w:ilvl="3" w:tplc="04090001" w:tentative="1">
+      <w:start w:val="1"/>
+      <w:numFmt w:val="bullet"/>
+      <w:lvlText w:val=""/>
+      <w:lvlJc w:val="left"/>
+      <w:pPr>
+        <w:ind w:left="3960" w:hanging="360"/>
+      </w:pPr>
+      <w:rPr>
+        <w:rFonts w:ascii="Symbol" w:hAnsi="Symbol" w:hint="default"/>
+      </w:rPr>
+    </w:lvl>
+    <w:lvl w:ilvl="4" w:tplc="04090003" w:tentative="1">
+      <w:start w:val="1"/>
+      <w:numFmt w:val="bullet"/>
+      <w:lvlText w:val="o"/>
+      <w:lvlJc w:val="left"/>
+      <w:pPr>
+        <w:ind w:left="4680" w:hanging="360"/>
+      </w:pPr>
+      <w:rPr>
+        <w:rFonts w:ascii="Courier New" w:hAnsi="Courier New" w:cs="Courier New" w:hint="default"/>
+      </w:rPr>
+    </w:lvl>
+    <w:lvl w:ilvl="5" w:tplc="04090005" w:tentative="1">
+      <w:start w:val="1"/>
+      <w:numFmt w:val="bullet"/>
+      <w:lvlText w:val=""/>
+      <w:lvlJc w:val="left"/>
+      <w:pPr>
+        <w:ind w:left="5400" w:hanging="360"/>
+      </w:pPr>
+      <w:rPr>
+        <w:rFonts w:ascii="Wingdings" w:hAnsi="Wingdings" w:hint="default"/>
+      </w:rPr>
+    </w:lvl>
+    <w:lvl w:ilvl="6" w:tplc="04090001" w:tentative="1">
+      <w:start w:val="1"/>
+      <w:numFmt w:val="bullet"/>
+      <w:lvlText w:val=""/>
+      <w:lvlJc w:val="left"/>
+      <w:pPr>
+        <w:ind w:left="6120" w:hanging="360"/>
+      </w:pPr>
+      <w:rPr>
+        <w:rFonts w:ascii="Symbol" w:hAnsi="Symbol" w:hint="default"/>
+      </w:rPr>
+    </w:lvl>
+    <w:lvl w:ilvl="7" w:tplc="04090003" w:tentative="1">
+      <w:start w:val="1"/>
+      <w:numFmt w:val="bullet"/>
+      <w:lvlText w:val="o"/>
+      <w:lvlJc w:val="left"/>
+      <w:pPr>
+        <w:ind w:left="6840" w:hanging="360"/>
+      </w:pPr>
+      <w:rPr>
+        <w:rFonts w:ascii="Courier New" w:hAnsi="Courier New" w:cs="Courier New" w:hint="default"/>
+      </w:rPr>
+    </w:lvl>
+    <w:lvl w:ilvl="8" w:tplc="04090005" w:tentative="1">
+      <w:start w:val="1"/>
+      <w:numFmt w:val="bullet"/>
+      <w:lvlText w:val=""/>
+      <w:lvlJc w:val="left"/>
+      <w:pPr>
+        <w:ind w:left="7560" w:hanging="360"/>
+      </w:pPr>
+      <w:rPr>
+        <w:rFonts w:ascii="Wingdings" w:hAnsi="Wingdings" w:hint="default"/>
+      </w:rPr>
+    </w:lvl>
+  </w:abstractNum>
+  <w:abstractNum w:abstractNumId="15" w15:restartNumberingAfterBreak="0">
     <w:nsid w:val="56CD3CE1"/>
     <w:multiLevelType w:val="multilevel"/>
     <w:tmpl w:val="A95A5A42"/>
@@ -12303,7 +13302,7 @@
       </w:rPr>
     </w:lvl>
   </w:abstractNum>
-  <w:abstractNum w:abstractNumId="13" w15:restartNumberingAfterBreak="0">
+  <w:abstractNum w:abstractNumId="16" w15:restartNumberingAfterBreak="0">
     <w:nsid w:val="581C735E"/>
     <w:multiLevelType w:val="multilevel"/>
     <w:tmpl w:val="3FAAA7BA"/>
@@ -12452,7 +13451,7 @@
       </w:rPr>
     </w:lvl>
   </w:abstractNum>
-  <w:abstractNum w:abstractNumId="14" w15:restartNumberingAfterBreak="0">
+  <w:abstractNum w:abstractNumId="17" w15:restartNumberingAfterBreak="0">
     <w:nsid w:val="5ABF2DCD"/>
     <w:multiLevelType w:val="multilevel"/>
     <w:tmpl w:val="A7A4B8F8"/>
@@ -12565,7 +13564,7 @@
       </w:pPr>
     </w:lvl>
   </w:abstractNum>
-  <w:abstractNum w:abstractNumId="15" w15:restartNumberingAfterBreak="0">
+  <w:abstractNum w:abstractNumId="18" w15:restartNumberingAfterBreak="0">
     <w:nsid w:val="74CC783F"/>
     <w:multiLevelType w:val="multilevel"/>
     <w:tmpl w:val="BA2A5EC4"/>
@@ -12718,49 +13717,58 @@
     <w:abstractNumId w:val="0"/>
   </w:num>
   <w:num w:numId="2" w16cid:durableId="995036464">
+    <w:abstractNumId w:val="17"/>
+  </w:num>
+  <w:num w:numId="3" w16cid:durableId="1356465879">
+    <w:abstractNumId w:val="8"/>
+  </w:num>
+  <w:num w:numId="4" w16cid:durableId="1775400931">
+    <w:abstractNumId w:val="7"/>
+  </w:num>
+  <w:num w:numId="5" w16cid:durableId="1122960050">
+    <w:abstractNumId w:val="5"/>
+  </w:num>
+  <w:num w:numId="6" w16cid:durableId="77093383">
+    <w:abstractNumId w:val="16"/>
+  </w:num>
+  <w:num w:numId="7" w16cid:durableId="235550404">
+    <w:abstractNumId w:val="4"/>
+  </w:num>
+  <w:num w:numId="8" w16cid:durableId="2072120732">
+    <w:abstractNumId w:val="6"/>
+  </w:num>
+  <w:num w:numId="9" w16cid:durableId="1496720500">
+    <w:abstractNumId w:val="13"/>
+  </w:num>
+  <w:num w:numId="10" w16cid:durableId="1164273966">
+    <w:abstractNumId w:val="12"/>
+  </w:num>
+  <w:num w:numId="11" w16cid:durableId="347415850">
+    <w:abstractNumId w:val="11"/>
+  </w:num>
+  <w:num w:numId="12" w16cid:durableId="1936551770">
+    <w:abstractNumId w:val="2"/>
+  </w:num>
+  <w:num w:numId="13" w16cid:durableId="524557071">
+    <w:abstractNumId w:val="9"/>
+  </w:num>
+  <w:num w:numId="14" w16cid:durableId="296379063">
+    <w:abstractNumId w:val="15"/>
+  </w:num>
+  <w:num w:numId="15" w16cid:durableId="119616129">
+    <w:abstractNumId w:val="18"/>
+  </w:num>
+  <w:num w:numId="16" w16cid:durableId="504126734">
+    <w:abstractNumId w:val="10"/>
+  </w:num>
+  <w:num w:numId="17" w16cid:durableId="788663935">
+    <w:abstractNumId w:val="3"/>
+  </w:num>
+  <w:num w:numId="18" w16cid:durableId="1973631581">
     <w:abstractNumId w:val="14"/>
   </w:num>
-  <w:num w:numId="3" w16cid:durableId="1356465879">
-    <w:abstractNumId w:val="6"/>
-  </w:num>
-  <w:num w:numId="4" w16cid:durableId="1775400931">
-    <w:abstractNumId w:val="5"/>
-  </w:num>
-  <w:num w:numId="5" w16cid:durableId="1122960050">
-    <w:abstractNumId w:val="3"/>
-  </w:num>
-  <w:num w:numId="6" w16cid:durableId="77093383">
-    <w:abstractNumId w:val="13"/>
-  </w:num>
-  <w:num w:numId="7" w16cid:durableId="235550404">
-    <w:abstractNumId w:val="2"/>
-  </w:num>
-  <w:num w:numId="8" w16cid:durableId="2072120732">
-    <w:abstractNumId w:val="4"/>
-  </w:num>
-  <w:num w:numId="9" w16cid:durableId="1496720500">
-    <w:abstractNumId w:val="11"/>
-  </w:num>
-  <w:num w:numId="10" w16cid:durableId="1164273966">
-    <w:abstractNumId w:val="10"/>
-  </w:num>
-  <w:num w:numId="11" w16cid:durableId="347415850">
-    <w:abstractNumId w:val="9"/>
-  </w:num>
-  <w:num w:numId="12" w16cid:durableId="1936551770">
+  <w:num w:numId="19" w16cid:durableId="1769496911">
     <w:abstractNumId w:val="1"/>
-  </w:num>
-  <w:num w:numId="13" w16cid:durableId="524557071">
-    <w:abstractNumId w:val="7"/>
-  </w:num>
-  <w:num w:numId="14" w16cid:durableId="296379063">
-    <w:abstractNumId w:val="12"/>
-  </w:num>
-  <w:num w:numId="15" w16cid:durableId="119616129">
-    <w:abstractNumId w:val="15"/>
-  </w:num>
-  <w:num w:numId="16" w16cid:durableId="504126734">
-    <w:abstractNumId w:val="8"/>
   </w:num>
 </w:numbering>
 </file>
@@ -13367,7 +14375,6 @@
   <w:style w:type="character" w:default="1" w:styleId="DefaultParagraphFont">
     <w:name w:val="Default Paragraph Font"/>
     <w:uiPriority w:val="1"/>
-    <w:semiHidden/>
     <w:unhideWhenUsed/>
   </w:style>
   <w:style w:type="table" w:default="1" w:styleId="TableNormal">
